--- a/街道环境建设管理工作运行情况分析报告模板.docx
+++ b/街道环境建设管理工作运行情况分析报告模板.docx
@@ -4,441 +4,2677 @@
   <w:body>
     <w:p>
       <w:pPr>
+        <w:keepNext/>
+        <w:keepLines w:val="0"/>
+        <w:pageBreakBefore w:val="0"/>
+        <w:widowControl w:val="0"/>
+        <w:kinsoku/>
+        <w:wordWrap/>
+        <w:overflowPunct/>
+        <w:topLinePunct w:val="0"/>
+        <w:autoSpaceDE/>
+        <w:autoSpaceDN/>
+        <w:bidi w:val="0"/>
+        <w:adjustRightInd/>
+        <w:snapToGrid/>
+        <w:spacing w:before="0" w:after="0" w:line="560" w:lineRule="exact"/>
+        <w:ind w:firstLine="420"/>
         <w:jc w:val="center"/>
+        <w:textAlignment w:val="auto"/>
+        <w:outlineLvl w:val="9"/>
+        <w:rPr>
+          <w:rFonts w:hint="eastAsia" w:ascii="方正小标宋简体" w:hAnsi="方正小标宋简体" w:eastAsia="方正小标宋简体" w:cs="方正小标宋简体"/>
+          <w:b w:val="0"/>
+          <w:bCs/>
+          <w:spacing w:val="-6"/>
+          <w:kern w:val="44"/>
+          <w:sz w:val="44"/>
+          <w:szCs w:val="44"/>
+          <w:lang w:eastAsia="zh-CN"/>
+        </w:rPr>
       </w:pPr>
       <w:r>
         <w:rPr>
-          <w:rFonts w:ascii="???????" w:hAnsi="???????" w:eastAsia="???????"/>
+          <w:rFonts w:hint="eastAsia" w:ascii="方正小标宋简体" w:hAnsi="方正小标宋简体" w:eastAsia="方正小标宋简体" w:cs="方正小标宋简体"/>
+          <w:b w:val="0"/>
+          <w:bCs/>
+          <w:spacing w:val="-6"/>
+          <w:kern w:val="44"/>
           <w:sz w:val="44"/>
+          <w:szCs w:val="44"/>
+          <w:lang w:eastAsia="zh-CN"/>
         </w:rPr>
-        <w:t>{{ report_month_label }}{{ street_name }}??????????????</w:t>
+        <w:t>{{ report_month_label }}{{ street_name }}街道环境建设管理工作运行情况</w:t>
       </w:r>
     </w:p>
     <w:p>
       <w:pPr>
+        <w:keepNext/>
+        <w:keepLines w:val="0"/>
+        <w:pageBreakBefore w:val="0"/>
+        <w:widowControl w:val="0"/>
+        <w:kinsoku/>
+        <w:wordWrap/>
+        <w:overflowPunct/>
+        <w:topLinePunct w:val="0"/>
+        <w:autoSpaceDE/>
+        <w:autoSpaceDN/>
+        <w:bidi w:val="0"/>
+        <w:adjustRightInd/>
+        <w:snapToGrid/>
+        <w:spacing w:before="0" w:after="0" w:line="560" w:lineRule="exact"/>
+        <w:ind w:firstLine="420"/>
         <w:jc w:val="center"/>
+        <w:textAlignment w:val="auto"/>
+        <w:outlineLvl w:val="9"/>
+        <w:rPr>
+          <w:rFonts w:hint="eastAsia" w:ascii="方正小标宋简体" w:hAnsi="方正小标宋简体" w:eastAsia="方正小标宋简体" w:cs="方正小标宋简体"/>
+          <w:b w:val="0"/>
+          <w:bCs/>
+          <w:spacing w:val="-6"/>
+          <w:kern w:val="44"/>
+          <w:sz w:val="44"/>
+          <w:szCs w:val="44"/>
+          <w:lang w:eastAsia="zh-CN"/>
+        </w:rPr>
       </w:pPr>
       <w:r>
         <w:rPr>
-          <w:rFonts w:ascii="???????" w:hAnsi="???????" w:eastAsia="???????"/>
+          <w:rFonts w:hint="eastAsia" w:ascii="方正小标宋简体" w:hAnsi="方正小标宋简体" w:eastAsia="方正小标宋简体" w:cs="方正小标宋简体"/>
+          <w:b w:val="0"/>
+          <w:bCs/>
+          <w:spacing w:val="-6"/>
+          <w:kern w:val="44"/>
           <w:sz w:val="44"/>
+          <w:szCs w:val="44"/>
+          <w:lang w:eastAsia="zh-CN"/>
         </w:rPr>
-        <w:t>????</w:t>
+        <w:t>分析报告</w:t>
       </w:r>
     </w:p>
     <w:p>
       <w:pPr>
-        <w:jc w:val="left"/>
+        <w:adjustRightInd w:val="0"/>
+        <w:snapToGrid w:val="0"/>
+        <w:spacing w:line="560" w:lineRule="exact"/>
+        <w:ind w:firstLine="440" w:firstLineChars="200"/>
+        <w:rPr>
+          <w:rFonts w:hint="eastAsia" w:ascii="宋体" w:hAnsi="宋体" w:eastAsia="黑体" w:cs="黑体"/>
+        </w:rPr>
+      </w:pPr>
+    </w:p>
+    <w:p>
+      <w:pPr>
+        <w:spacing w:line="560" w:lineRule="exact"/>
+        <w:ind w:firstLine="640" w:firstLineChars="200"/>
+        <w:outlineLvl w:val="1"/>
+        <w:rPr>
+          <w:rFonts w:eastAsia="黑体" w:cs="黑体"/>
+          <w:kern w:val="44"/>
+          <w:sz w:val="32"/>
+          <w:szCs w:val="32"/>
+        </w:rPr>
+      </w:pPr>
+      <w:bookmarkStart w:id="0" w:name="_Toc8085"/>
+      <w:bookmarkEnd w:id="0"/>
+      <w:bookmarkStart w:id="1" w:name="_Toc22797"/>
+      <w:bookmarkEnd w:id="1"/>
+      <w:bookmarkStart w:id="2" w:name="_Toc135121247"/>
+      <w:r>
+        <w:rPr>
+          <w:rFonts w:hint="eastAsia" w:ascii="黑体" w:hAnsi="黑体" w:eastAsia="黑体"/>
+          <w:kern w:val="44"/>
+          <w:sz w:val="32"/>
+          <w:szCs w:val="32"/>
+        </w:rPr>
+        <w:t>一、环境常态化管理</w:t>
+      </w:r>
+      <w:bookmarkEnd w:id="2"/>
+    </w:p>
+    <w:p>
+      <w:pPr>
+        <w:tabs>
+          <w:tab w:val="center" w:pos="4422"/>
+        </w:tabs>
+        <w:spacing w:line="560" w:lineRule="exact"/>
+        <w:ind w:firstLine="640" w:firstLineChars="200"/>
+        <w:outlineLvl w:val="2"/>
+        <w:rPr>
+          <w:rFonts w:hint="eastAsia" w:ascii="楷体_GB2312" w:hAnsi="楷体_GB2312" w:eastAsia="楷体_GB2312" w:cs="楷体_GB2312"/>
+          <w:color w:val="000000" w:themeColor="text1"/>
+          <w:kern w:val="0"/>
+          <w:sz w:val="32"/>
+          <w:szCs w:val="32"/>
+          <w14:textFill>
+            <w14:solidFill>
+              <w14:schemeClr w14:val="tx1"/>
+            </w14:solidFill>
+          </w14:textFill>
+        </w:rPr>
       </w:pPr>
       <w:r>
         <w:rPr>
-          <w:rFonts w:ascii="??" w:hAnsi="??" w:eastAsia="??"/>
+          <w:rFonts w:hint="eastAsia" w:ascii="楷体_GB2312" w:hAnsi="楷体_GB2312" w:eastAsia="楷体_GB2312" w:cs="楷体_GB2312"/>
+          <w:color w:val="000000" w:themeColor="text1"/>
+          <w:kern w:val="0"/>
           <w:sz w:val="32"/>
+          <w:szCs w:val="32"/>
+          <w14:textFill>
+            <w14:solidFill>
+              <w14:schemeClr w14:val="tx1"/>
+            </w14:solidFill>
+          </w14:textFill>
         </w:rPr>
-        <w:t>?????????</w:t>
+        <w:t>（一）问题发现情况</w:t>
       </w:r>
     </w:p>
     <w:p>
       <w:pPr>
-        <w:jc w:val="left"/>
+        <w:widowControl w:val="0"/>
+        <w:spacing w:after="0" w:line="560" w:lineRule="exact"/>
+        <w:ind w:firstLine="640" w:firstLineChars="200"/>
+        <w:jc w:val="both"/>
+        <w:rPr>
+          <w:rFonts w:hint="eastAsia" w:ascii="仿宋_GB2312" w:hAnsi="仿宋_GB2312" w:eastAsia="仿宋_GB2312" w:cs="仿宋_GB2312"/>
+          <w:color w:val="000000" w:themeColor="text1"/>
+          <w:kern w:val="0"/>
+          <w:sz w:val="32"/>
+          <w:szCs w:val="32"/>
+          <w14:textFill>
+            <w14:solidFill>
+              <w14:schemeClr w14:val="tx1"/>
+            </w14:solidFill>
+          </w14:textFill>
+        </w:rPr>
       </w:pPr>
       <w:r>
         <w:rPr>
-          <w:rFonts w:ascii="??_GB2312" w:hAnsi="??_GB2312" w:eastAsia="??_GB2312"/>
+          <w:rFonts w:hint="eastAsia" w:ascii="仿宋_GB2312" w:hAnsi="仿宋_GB2312" w:eastAsia="仿宋_GB2312" w:cs="仿宋_GB2312"/>
+          <w:color w:val="000000" w:themeColor="text1"/>
+          <w:kern w:val="0"/>
           <w:sz w:val="32"/>
+          <w:szCs w:val="32"/>
+          <w14:textFill>
+            <w14:solidFill>
+              <w14:schemeClr w14:val="tx1"/>
+            </w14:solidFill>
+          </w14:textFill>
         </w:rPr>
-        <w:t>?????????</w:t>
+        <w:t xml:space="preserve">{{ </w:t>
+      </w:r>
+      <w:r>
+        <w:rPr>
+          <w:rFonts w:hint="eastAsia" w:ascii="仿宋_GB2312" w:hAnsi="仿宋_GB2312" w:eastAsia="仿宋_GB2312" w:cs="仿宋_GB2312"/>
+          <w:color w:val="000000" w:themeColor="text1"/>
+          <w:kern w:val="0"/>
+          <w:sz w:val="32"/>
+          <w:szCs w:val="32"/>
+          <w:lang w:eastAsia="zh-CN"/>
+          <w14:textFill>
+            <w14:solidFill>
+              <w14:schemeClr w14:val="tx1"/>
+            </w14:solidFill>
+          </w14:textFill>
+        </w:rPr>
+        <w:t>normal</w:t>
+      </w:r>
+      <w:r>
+        <w:rPr>
+          <w:rFonts w:hint="eastAsia" w:ascii="仿宋_GB2312" w:hAnsi="仿宋_GB2312" w:eastAsia="仿宋_GB2312" w:cs="仿宋_GB2312"/>
+          <w:color w:val="000000" w:themeColor="text1"/>
+          <w:kern w:val="0"/>
+          <w:sz w:val="32"/>
+          <w:szCs w:val="32"/>
+          <w14:textFill>
+            <w14:solidFill>
+              <w14:schemeClr w14:val="tx1"/>
+            </w14:solidFill>
+          </w14:textFill>
+        </w:rPr>
+        <w:t>_management.problem_discovery.period_text }}</w:t>
       </w:r>
     </w:p>
     <w:p>
       <w:pPr>
-        <w:jc w:val="left"/>
+        <w:widowControl w:val="0"/>
+        <w:spacing w:after="0" w:line="560" w:lineRule="exact"/>
+        <w:ind w:firstLine="640" w:firstLineChars="200"/>
+        <w:jc w:val="both"/>
+        <w:rPr>
+          <w:rFonts w:hint="eastAsia" w:ascii="仿宋_GB2312" w:hAnsi="黑体" w:eastAsia="仿宋_GB2312"/>
+          <w:sz w:val="32"/>
+          <w:szCs w:val="32"/>
+        </w:rPr>
       </w:pPr>
       <w:r>
         <w:rPr>
-          <w:rFonts w:ascii="??_GB2312" w:hAnsi="??_GB2312" w:eastAsia="??_GB2312"/>
+          <w:rFonts w:hint="eastAsia" w:ascii="仿宋_GB2312" w:hAnsi="仿宋_GB2312" w:eastAsia="仿宋_GB2312" w:cs="仿宋_GB2312"/>
+          <w:color w:val="000000" w:themeColor="text1"/>
+          <w:kern w:val="0"/>
           <w:sz w:val="32"/>
-        </w:rPr>
-        <w:t>{{ normal_management.problem_discovery.period_text }}</w:t>
-      </w:r>
-    </w:p>
-    <w:p>
-      <w:pPr>
-        <w:jc w:val="left"/>
-      </w:pPr>
-      <w:r>
-        <w:rPr>
-          <w:rFonts w:ascii="??_GB2312" w:hAnsi="??_GB2312" w:eastAsia="??_GB2312"/>
-          <w:sz w:val="32"/>
+          <w:szCs w:val="32"/>
+          <w14:textFill>
+            <w14:solidFill>
+              <w14:schemeClr w14:val="tx1"/>
+            </w14:solidFill>
+          </w14:textFill>
         </w:rPr>
         <w:t>{{ normal_management.problem_discovery.month_text }}</w:t>
       </w:r>
     </w:p>
     <w:p>
       <w:pPr>
-        <w:jc w:val="left"/>
+        <w:pStyle w:val="20"/>
+        <w:jc w:val="center"/>
+        <w:rPr>
+          <w:rFonts w:ascii="仿宋_GB2312" w:hAnsi="Arial" w:eastAsia="仿宋_GB2312" w:cs="Arial"/>
+          <w:b/>
+          <w:color w:val="000000"/>
+          <w:kern w:val="2"/>
+          <w:sz w:val="28"/>
+          <w:szCs w:val="28"/>
+        </w:rPr>
       </w:pPr>
       <w:r>
         <w:rPr>
-          <w:rFonts w:ascii="??_GB2312" w:hAnsi="??_GB2312" w:eastAsia="??_GB2312"/>
+          <w:rFonts w:hint="eastAsia" w:ascii="仿宋_GB2312" w:hAnsi="Arial" w:eastAsia="仿宋_GB2312" w:cs="Arial"/>
+          <w:b/>
+          <w:color w:val="000000"/>
+          <w:kern w:val="2"/>
+          <w:sz w:val="28"/>
+          <w:szCs w:val="28"/>
+        </w:rPr>
+        <w:t>{{ normal_management.problem_discovery.table1_title }}</w:t>
+      </w:r>
+    </w:p>
+    <w:tbl>
+      <w:tblPr>
+        <w:tblStyle w:val="32"/>
+        <w:tblW w:w="5000" w:type="pct"/>
+        <w:tblInd w:w="0" w:type="dxa"/>
+        <w:tblLayout w:type="fixed"/>
+        <w:tblCellMar>
+          <w:top w:w="0" w:type="dxa"/>
+          <w:left w:w="108" w:type="dxa"/>
+          <w:bottom w:w="0" w:type="dxa"/>
+          <w:right w:w="108" w:type="dxa"/>
+        </w:tblCellMar>
+      </w:tblPr>
+      <w:tblGrid>
+        <w:gridCol w:w="1294"/>
+        <w:gridCol w:w="1294"/>
+        <w:gridCol w:w="1294"/>
+        <w:gridCol w:w="1294"/>
+        <w:gridCol w:w="1295"/>
+        <w:gridCol w:w="1295"/>
+        <w:gridCol w:w="1295"/>
+      </w:tblGrid>
+      <w:tr>
+        <w:tblPrEx>
+          <w:tblCellMar>
+            <w:top w:w="0" w:type="dxa"/>
+            <w:left w:w="108" w:type="dxa"/>
+            <w:bottom w:w="0" w:type="dxa"/>
+            <w:right w:w="108" w:type="dxa"/>
+          </w:tblCellMar>
+        </w:tblPrEx>
+        <w:trPr>
+          <w:trHeight w:val="340" w:hRule="atLeast"/>
+          <w:tblHeader/>
+        </w:trPr>
+        <w:tc>
+          <w:tcPr>
+            <w:tcW w:w="1134" w:type="dxa"/>
+            <w:tcBorders>
+              <w:top w:val="single" w:color="000000" w:sz="4" w:space="0"/>
+              <w:left w:val="single" w:color="000000" w:sz="4" w:space="0"/>
+              <w:bottom w:val="single" w:color="000000" w:sz="4" w:space="0"/>
+              <w:right w:val="single" w:color="000000" w:sz="4" w:space="0"/>
+            </w:tcBorders>
+            <w:noWrap/>
+            <w:vAlign w:val="center"/>
+          </w:tcPr>
+          <w:p>
+            <w:pPr>
+              <w:widowControl/>
+              <w:spacing w:after="0" w:line="240" w:lineRule="auto"/>
+              <w:jc w:val="center"/>
+              <w:textAlignment w:val="center"/>
+              <w:rPr>
+                <w:rFonts w:hint="eastAsia" w:ascii="仿宋_GB2312" w:hAnsi="仿宋_GB2312" w:eastAsia="仿宋_GB2312" w:cs="仿宋_GB2312"/>
+                <w:b/>
+                <w:bCs/>
+                <w:color w:val="000000"/>
+                <w:kern w:val="0"/>
+                <w:sz w:val="22"/>
+                <w:szCs w:val="22"/>
+                <w:lang w:eastAsia="zh-CN" w:bidi="ar"/>
+              </w:rPr>
+            </w:pPr>
+            <w:r>
+              <w:rPr>
+                <w:rFonts w:hint="eastAsia" w:ascii="仿宋_GB2312" w:hAnsi="仿宋_GB2312" w:eastAsia="仿宋_GB2312" w:cs="仿宋_GB2312"/>
+                <w:b/>
+                <w:bCs/>
+                <w:color w:val="000000"/>
+                <w:kern w:val="0"/>
+                <w:sz w:val="22"/>
+                <w:szCs w:val="22"/>
+                <w:lang w:eastAsia="zh-CN" w:bidi="ar"/>
+              </w:rPr>
+              <w:t>街道名称</w:t>
+            </w:r>
+          </w:p>
+        </w:tc>
+        <w:tc>
+          <w:tcPr>
+            <w:tcW w:w="1134" w:type="dxa"/>
+            <w:tcBorders>
+              <w:top w:val="single" w:color="000000" w:sz="4" w:space="0"/>
+              <w:left w:val="single" w:color="000000" w:sz="4" w:space="0"/>
+              <w:bottom w:val="single" w:color="000000" w:sz="4" w:space="0"/>
+              <w:right w:val="single" w:color="000000" w:sz="4" w:space="0"/>
+            </w:tcBorders>
+            <w:vAlign w:val="center"/>
+          </w:tcPr>
+          <w:p>
+            <w:pPr>
+              <w:widowControl/>
+              <w:spacing w:after="0" w:line="240" w:lineRule="auto"/>
+              <w:jc w:val="center"/>
+              <w:textAlignment w:val="center"/>
+              <w:rPr>
+                <w:rFonts w:hint="eastAsia" w:ascii="仿宋_GB2312" w:hAnsi="仿宋_GB2312" w:eastAsia="仿宋_GB2312" w:cs="仿宋_GB2312"/>
+                <w:b/>
+                <w:bCs/>
+                <w:color w:val="000000"/>
+                <w:kern w:val="0"/>
+                <w:sz w:val="22"/>
+                <w:szCs w:val="22"/>
+                <w:lang w:eastAsia="zh-CN" w:bidi="ar"/>
+              </w:rPr>
+            </w:pPr>
+            <w:r>
+              <w:rPr>
+                <w:rFonts w:hint="eastAsia" w:ascii="仿宋_GB2312" w:hAnsi="仿宋_GB2312" w:eastAsia="仿宋_GB2312" w:cs="仿宋_GB2312"/>
+                <w:b/>
+                <w:bCs/>
+                <w:color w:val="000000"/>
+                <w:kern w:val="0"/>
+                <w:sz w:val="22"/>
+                <w:szCs w:val="22"/>
+                <w:lang w:eastAsia="zh-CN" w:bidi="ar"/>
+              </w:rPr>
+              <w:t>{{ current_year }}年{{ current_month }}月问题总数</w:t>
+            </w:r>
+          </w:p>
+        </w:tc>
+        <w:tc>
+          <w:tcPr>
+            <w:tcW w:w="1134" w:type="dxa"/>
+            <w:tcBorders>
+              <w:top w:val="single" w:color="000000" w:sz="4" w:space="0"/>
+              <w:left w:val="single" w:color="000000" w:sz="4" w:space="0"/>
+              <w:bottom w:val="single" w:color="000000" w:sz="4" w:space="0"/>
+              <w:right w:val="single" w:color="000000" w:sz="4" w:space="0"/>
+            </w:tcBorders>
+            <w:vAlign w:val="center"/>
+          </w:tcPr>
+          <w:p>
+            <w:pPr>
+              <w:widowControl/>
+              <w:spacing w:after="0" w:line="240" w:lineRule="auto"/>
+              <w:jc w:val="center"/>
+              <w:textAlignment w:val="center"/>
+              <w:rPr>
+                <w:rFonts w:hint="eastAsia" w:ascii="仿宋_GB2312" w:hAnsi="仿宋_GB2312" w:eastAsia="仿宋_GB2312" w:cs="仿宋_GB2312"/>
+                <w:b/>
+                <w:bCs/>
+                <w:color w:val="000000"/>
+                <w:kern w:val="0"/>
+                <w:sz w:val="22"/>
+                <w:szCs w:val="22"/>
+                <w:lang w:eastAsia="zh-CN" w:bidi="ar"/>
+              </w:rPr>
+            </w:pPr>
+            <w:r>
+              <w:rPr>
+                <w:rFonts w:hint="eastAsia" w:ascii="仿宋_GB2312" w:hAnsi="仿宋_GB2312" w:eastAsia="仿宋_GB2312" w:cs="仿宋_GB2312"/>
+                <w:b/>
+                <w:bCs/>
+                <w:color w:val="000000"/>
+                <w:kern w:val="0"/>
+                <w:sz w:val="22"/>
+                <w:szCs w:val="22"/>
+                <w:lang w:eastAsia="zh-CN" w:bidi="ar"/>
+              </w:rPr>
+              <w:t>{{ current_year }}年{{ previous_month }}月问题总数</w:t>
+            </w:r>
+          </w:p>
+        </w:tc>
+        <w:tc>
+          <w:tcPr>
+            <w:tcW w:w="1134" w:type="dxa"/>
+            <w:tcBorders>
+              <w:top w:val="single" w:color="000000" w:sz="4" w:space="0"/>
+              <w:left w:val="single" w:color="000000" w:sz="4" w:space="0"/>
+              <w:bottom w:val="single" w:color="000000" w:sz="4" w:space="0"/>
+              <w:right w:val="single" w:color="000000" w:sz="4" w:space="0"/>
+            </w:tcBorders>
+            <w:vAlign w:val="center"/>
+          </w:tcPr>
+          <w:p>
+            <w:pPr>
+              <w:widowControl/>
+              <w:spacing w:after="0" w:line="240" w:lineRule="auto"/>
+              <w:jc w:val="center"/>
+              <w:textAlignment w:val="center"/>
+              <w:rPr>
+                <w:rFonts w:hint="eastAsia" w:ascii="仿宋_GB2312" w:hAnsi="仿宋_GB2312" w:eastAsia="仿宋_GB2312" w:cs="仿宋_GB2312"/>
+                <w:b/>
+                <w:bCs/>
+                <w:color w:val="000000"/>
+                <w:kern w:val="0"/>
+                <w:sz w:val="22"/>
+                <w:szCs w:val="22"/>
+                <w:lang w:eastAsia="zh-CN" w:bidi="ar"/>
+              </w:rPr>
+            </w:pPr>
+            <w:r>
+              <w:rPr>
+                <w:rFonts w:hint="eastAsia" w:ascii="仿宋_GB2312" w:hAnsi="仿宋_GB2312" w:eastAsia="仿宋_GB2312" w:cs="仿宋_GB2312"/>
+                <w:b/>
+                <w:bCs/>
+                <w:color w:val="000000"/>
+                <w:kern w:val="0"/>
+                <w:sz w:val="22"/>
+                <w:szCs w:val="22"/>
+                <w:lang w:eastAsia="zh-CN" w:bidi="ar"/>
+              </w:rPr>
+              <w:t>环比变化情况</w:t>
+            </w:r>
+          </w:p>
+        </w:tc>
+        <w:tc>
+          <w:tcPr>
+            <w:tcW w:w="1134" w:type="dxa"/>
+            <w:tcBorders>
+              <w:top w:val="single" w:color="000000" w:sz="4" w:space="0"/>
+              <w:left w:val="single" w:color="000000" w:sz="4" w:space="0"/>
+              <w:bottom w:val="single" w:color="000000" w:sz="4" w:space="0"/>
+              <w:right w:val="single" w:color="000000" w:sz="4" w:space="0"/>
+            </w:tcBorders>
+            <w:vAlign w:val="center"/>
+          </w:tcPr>
+          <w:p>
+            <w:pPr>
+              <w:widowControl/>
+              <w:spacing w:after="0" w:line="240" w:lineRule="auto"/>
+              <w:jc w:val="center"/>
+              <w:textAlignment w:val="center"/>
+              <w:rPr>
+                <w:rFonts w:hint="eastAsia" w:ascii="仿宋_GB2312" w:hAnsi="仿宋_GB2312" w:eastAsia="仿宋_GB2312" w:cs="仿宋_GB2312"/>
+                <w:b/>
+                <w:bCs/>
+                <w:color w:val="000000"/>
+                <w:kern w:val="0"/>
+                <w:sz w:val="22"/>
+                <w:szCs w:val="22"/>
+                <w:lang w:eastAsia="zh-CN" w:bidi="ar"/>
+              </w:rPr>
+            </w:pPr>
+            <w:r>
+              <w:rPr>
+                <w:rFonts w:hint="eastAsia" w:ascii="仿宋_GB2312" w:hAnsi="仿宋_GB2312" w:eastAsia="仿宋_GB2312" w:cs="仿宋_GB2312"/>
+                <w:b/>
+                <w:bCs/>
+                <w:color w:val="000000"/>
+                <w:kern w:val="0"/>
+                <w:sz w:val="22"/>
+                <w:szCs w:val="22"/>
+                <w:lang w:eastAsia="zh-CN" w:bidi="ar"/>
+              </w:rPr>
+              <w:t>{{ current_year }}年1-{{ current_month }}月问题总数</w:t>
+            </w:r>
+          </w:p>
+        </w:tc>
+        <w:tc>
+          <w:tcPr>
+            <w:tcW w:w="1134" w:type="dxa"/>
+            <w:tcBorders>
+              <w:top w:val="single" w:color="000000" w:sz="4" w:space="0"/>
+              <w:left w:val="single" w:color="000000" w:sz="4" w:space="0"/>
+              <w:bottom w:val="single" w:color="000000" w:sz="4" w:space="0"/>
+              <w:right w:val="single" w:color="000000" w:sz="4" w:space="0"/>
+            </w:tcBorders>
+            <w:vAlign w:val="center"/>
+          </w:tcPr>
+          <w:p>
+            <w:pPr>
+              <w:widowControl/>
+              <w:spacing w:after="0" w:line="240" w:lineRule="auto"/>
+              <w:jc w:val="center"/>
+              <w:textAlignment w:val="center"/>
+              <w:rPr>
+                <w:rFonts w:hint="eastAsia" w:ascii="仿宋_GB2312" w:hAnsi="仿宋_GB2312" w:eastAsia="仿宋_GB2312" w:cs="仿宋_GB2312"/>
+                <w:b/>
+                <w:bCs/>
+                <w:color w:val="000000"/>
+                <w:kern w:val="0"/>
+                <w:sz w:val="22"/>
+                <w:szCs w:val="22"/>
+                <w:lang w:eastAsia="zh-CN" w:bidi="ar"/>
+              </w:rPr>
+            </w:pPr>
+            <w:r>
+              <w:rPr>
+                <w:rFonts w:hint="eastAsia" w:ascii="仿宋_GB2312" w:hAnsi="仿宋_GB2312" w:eastAsia="仿宋_GB2312" w:cs="仿宋_GB2312"/>
+                <w:b/>
+                <w:bCs/>
+                <w:color w:val="000000"/>
+                <w:kern w:val="0"/>
+                <w:sz w:val="22"/>
+                <w:szCs w:val="22"/>
+                <w:lang w:eastAsia="zh-CN" w:bidi="ar"/>
+              </w:rPr>
+              <w:t>{{ previous_year }}年1-{{ current_month }}月问题总数</w:t>
+            </w:r>
+          </w:p>
+        </w:tc>
+        <w:tc>
+          <w:tcPr>
+            <w:tcW w:w="1134" w:type="dxa"/>
+            <w:tcBorders>
+              <w:top w:val="single" w:color="000000" w:sz="4" w:space="0"/>
+              <w:left w:val="single" w:color="000000" w:sz="4" w:space="0"/>
+              <w:bottom w:val="single" w:color="000000" w:sz="4" w:space="0"/>
+              <w:right w:val="single" w:color="000000" w:sz="4" w:space="0"/>
+            </w:tcBorders>
+            <w:vAlign w:val="center"/>
+          </w:tcPr>
+          <w:p>
+            <w:pPr>
+              <w:widowControl/>
+              <w:spacing w:after="0" w:line="240" w:lineRule="auto"/>
+              <w:jc w:val="center"/>
+              <w:textAlignment w:val="center"/>
+              <w:rPr>
+                <w:rFonts w:hint="eastAsia" w:ascii="仿宋_GB2312" w:hAnsi="仿宋_GB2312" w:eastAsia="仿宋_GB2312" w:cs="仿宋_GB2312"/>
+                <w:b/>
+                <w:bCs/>
+                <w:color w:val="000000"/>
+                <w:kern w:val="0"/>
+                <w:sz w:val="22"/>
+                <w:szCs w:val="22"/>
+                <w:lang w:eastAsia="zh-CN" w:bidi="ar"/>
+              </w:rPr>
+            </w:pPr>
+            <w:r>
+              <w:rPr>
+                <w:rFonts w:hint="eastAsia" w:ascii="仿宋_GB2312" w:hAnsi="仿宋_GB2312" w:eastAsia="仿宋_GB2312" w:cs="仿宋_GB2312"/>
+                <w:b/>
+                <w:bCs/>
+                <w:color w:val="000000"/>
+                <w:kern w:val="0"/>
+                <w:sz w:val="22"/>
+                <w:szCs w:val="22"/>
+                <w:lang w:eastAsia="zh-CN" w:bidi="ar"/>
+              </w:rPr>
+              <w:t>同比变化情况</w:t>
+            </w:r>
+          </w:p>
+        </w:tc>
+      </w:tr>
+      <w:tr>
+        <w:tblPrEx>
+          <w:tblCellMar>
+            <w:top w:w="0" w:type="dxa"/>
+            <w:left w:w="108" w:type="dxa"/>
+            <w:bottom w:w="0" w:type="dxa"/>
+            <w:right w:w="108" w:type="dxa"/>
+          </w:tblCellMar>
+        </w:tblPrEx>
+        <w:trPr>
+          <w:trHeight w:val="340" w:hRule="atLeast"/>
+        </w:trPr>
+        <w:tc>
+          <w:tcPr>
+            <w:tcW w:w="1134" w:type="dxa"/>
+            <w:tcBorders>
+              <w:top w:val="single" w:color="000000" w:sz="4" w:space="0"/>
+              <w:left w:val="single" w:color="000000" w:sz="4" w:space="0"/>
+              <w:bottom w:val="single" w:color="000000" w:sz="4" w:space="0"/>
+              <w:right w:val="single" w:color="000000" w:sz="4" w:space="0"/>
+            </w:tcBorders>
+            <w:noWrap/>
+            <w:vAlign w:val="center"/>
+          </w:tcPr>
+          <w:p>
+            <w:pPr>
+              <w:widowControl/>
+              <w:spacing w:after="0" w:line="240" w:lineRule="auto"/>
+              <w:jc w:val="center"/>
+              <w:textAlignment w:val="center"/>
+              <w:rPr>
+                <w:rFonts w:hint="eastAsia" w:ascii="仿宋_GB2312" w:hAnsi="仿宋_GB2312" w:eastAsia="仿宋_GB2312" w:cs="仿宋_GB2312"/>
+                <w:b w:val="0"/>
+                <w:bCs w:val="0"/>
+                <w:color w:val="000000"/>
+                <w:kern w:val="0"/>
+                <w:sz w:val="22"/>
+                <w:szCs w:val="22"/>
+                <w:lang w:eastAsia="zh-CN" w:bidi="ar"/>
+              </w:rPr>
+            </w:pPr>
+            <w:r>
+              <w:rPr>
+                <w:rFonts w:hint="eastAsia" w:ascii="仿宋_GB2312" w:hAnsi="仿宋_GB2312" w:eastAsia="仿宋_GB2312" w:cs="仿宋_GB2312"/>
+                <w:b w:val="0"/>
+                <w:bCs w:val="0"/>
+                <w:color w:val="000000"/>
+                <w:kern w:val="0"/>
+                <w:sz w:val="22"/>
+                <w:szCs w:val="22"/>
+                <w:lang w:eastAsia="zh-CN" w:bidi="ar"/>
+              </w:rPr>
+              <w:t>{{ street_name }}</w:t>
+            </w:r>
+          </w:p>
+        </w:tc>
+        <w:tc>
+          <w:tcPr>
+            <w:tcW w:w="1134" w:type="dxa"/>
+            <w:tcBorders>
+              <w:top w:val="single" w:color="000000" w:sz="4" w:space="0"/>
+              <w:left w:val="single" w:color="000000" w:sz="4" w:space="0"/>
+              <w:bottom w:val="single" w:color="000000" w:sz="4" w:space="0"/>
+              <w:right w:val="single" w:color="000000" w:sz="4" w:space="0"/>
+            </w:tcBorders>
+            <w:noWrap/>
+            <w:vAlign w:val="center"/>
+          </w:tcPr>
+          <w:p>
+            <w:pPr>
+              <w:widowControl/>
+              <w:spacing w:after="0" w:line="240" w:lineRule="auto"/>
+              <w:jc w:val="center"/>
+              <w:textAlignment w:val="center"/>
+              <w:rPr>
+                <w:rFonts w:hint="eastAsia" w:ascii="仿宋_GB2312" w:hAnsi="仿宋_GB2312" w:eastAsia="仿宋_GB2312" w:cs="仿宋_GB2312"/>
+                <w:b w:val="0"/>
+                <w:bCs w:val="0"/>
+                <w:color w:val="000000"/>
+                <w:kern w:val="0"/>
+                <w:sz w:val="22"/>
+                <w:szCs w:val="22"/>
+                <w:lang w:eastAsia="zh-CN" w:bidi="ar"/>
+              </w:rPr>
+            </w:pPr>
+            <w:r>
+              <w:rPr>
+                <w:rFonts w:hint="eastAsia" w:ascii="仿宋_GB2312" w:hAnsi="仿宋_GB2312" w:eastAsia="仿宋_GB2312" w:cs="仿宋_GB2312"/>
+                <w:b w:val="0"/>
+                <w:bCs w:val="0"/>
+                <w:color w:val="000000"/>
+                <w:kern w:val="0"/>
+                <w:sz w:val="22"/>
+                <w:szCs w:val="22"/>
+                <w:lang w:eastAsia="zh-CN" w:bidi="ar"/>
+              </w:rPr>
+              <w:t>{{ normal_management.problem_discovery.current_month_total }}</w:t>
+            </w:r>
+          </w:p>
+        </w:tc>
+        <w:tc>
+          <w:tcPr>
+            <w:tcW w:w="1134" w:type="dxa"/>
+            <w:tcBorders>
+              <w:top w:val="single" w:color="000000" w:sz="4" w:space="0"/>
+              <w:left w:val="single" w:color="000000" w:sz="4" w:space="0"/>
+              <w:bottom w:val="single" w:color="000000" w:sz="4" w:space="0"/>
+              <w:right w:val="single" w:color="000000" w:sz="4" w:space="0"/>
+            </w:tcBorders>
+            <w:noWrap/>
+            <w:vAlign w:val="center"/>
+          </w:tcPr>
+          <w:p>
+            <w:pPr>
+              <w:widowControl/>
+              <w:spacing w:after="0" w:line="240" w:lineRule="auto"/>
+              <w:jc w:val="center"/>
+              <w:textAlignment w:val="center"/>
+              <w:rPr>
+                <w:rFonts w:hint="eastAsia" w:ascii="仿宋_GB2312" w:hAnsi="仿宋_GB2312" w:eastAsia="仿宋_GB2312" w:cs="仿宋_GB2312"/>
+                <w:b w:val="0"/>
+                <w:bCs w:val="0"/>
+                <w:color w:val="000000"/>
+                <w:kern w:val="0"/>
+                <w:sz w:val="22"/>
+                <w:szCs w:val="22"/>
+                <w:lang w:eastAsia="zh-CN" w:bidi="ar"/>
+              </w:rPr>
+            </w:pPr>
+            <w:r>
+              <w:rPr>
+                <w:rFonts w:hint="eastAsia" w:ascii="仿宋_GB2312" w:hAnsi="仿宋_GB2312" w:eastAsia="仿宋_GB2312" w:cs="仿宋_GB2312"/>
+                <w:b w:val="0"/>
+                <w:bCs w:val="0"/>
+                <w:color w:val="000000"/>
+                <w:kern w:val="0"/>
+                <w:sz w:val="22"/>
+                <w:szCs w:val="22"/>
+                <w:lang w:eastAsia="zh-CN" w:bidi="ar"/>
+              </w:rPr>
+              <w:t>{{ normal_management.problem_discovery.previous_month_total }}</w:t>
+            </w:r>
+          </w:p>
+        </w:tc>
+        <w:tc>
+          <w:tcPr>
+            <w:tcW w:w="1134" w:type="dxa"/>
+            <w:tcBorders>
+              <w:top w:val="single" w:color="000000" w:sz="4" w:space="0"/>
+              <w:left w:val="single" w:color="000000" w:sz="4" w:space="0"/>
+              <w:bottom w:val="single" w:color="000000" w:sz="4" w:space="0"/>
+              <w:right w:val="single" w:color="000000" w:sz="4" w:space="0"/>
+            </w:tcBorders>
+            <w:noWrap/>
+            <w:vAlign w:val="center"/>
+          </w:tcPr>
+          <w:p>
+            <w:pPr>
+              <w:widowControl/>
+              <w:spacing w:after="0" w:line="240" w:lineRule="auto"/>
+              <w:jc w:val="center"/>
+              <w:textAlignment w:val="center"/>
+              <w:rPr>
+                <w:rFonts w:hint="eastAsia" w:ascii="仿宋_GB2312" w:hAnsi="仿宋_GB2312" w:eastAsia="仿宋_GB2312" w:cs="仿宋_GB2312"/>
+                <w:b w:val="0"/>
+                <w:bCs w:val="0"/>
+                <w:color w:val="000000"/>
+                <w:kern w:val="0"/>
+                <w:sz w:val="22"/>
+                <w:szCs w:val="22"/>
+                <w:lang w:eastAsia="zh-CN" w:bidi="ar"/>
+              </w:rPr>
+            </w:pPr>
+            <w:r>
+              <w:rPr>
+                <w:rFonts w:hint="eastAsia" w:ascii="仿宋_GB2312" w:hAnsi="仿宋_GB2312" w:eastAsia="仿宋_GB2312" w:cs="仿宋_GB2312"/>
+                <w:b w:val="0"/>
+                <w:bCs w:val="0"/>
+                <w:color w:val="000000"/>
+                <w:kern w:val="0"/>
+                <w:sz w:val="22"/>
+                <w:szCs w:val="22"/>
+                <w:lang w:eastAsia="zh-CN" w:bidi="ar"/>
+              </w:rPr>
+              <w:t>{{ normal_management.problem_discovery.month_on_month }}</w:t>
+            </w:r>
+          </w:p>
+        </w:tc>
+        <w:tc>
+          <w:tcPr>
+            <w:tcW w:w="1134" w:type="dxa"/>
+            <w:tcBorders>
+              <w:top w:val="single" w:color="000000" w:sz="4" w:space="0"/>
+              <w:left w:val="single" w:color="000000" w:sz="4" w:space="0"/>
+              <w:bottom w:val="single" w:color="000000" w:sz="4" w:space="0"/>
+              <w:right w:val="single" w:color="000000" w:sz="4" w:space="0"/>
+            </w:tcBorders>
+            <w:noWrap/>
+            <w:vAlign w:val="center"/>
+          </w:tcPr>
+          <w:p>
+            <w:pPr>
+              <w:widowControl/>
+              <w:spacing w:after="0" w:line="240" w:lineRule="auto"/>
+              <w:jc w:val="center"/>
+              <w:textAlignment w:val="center"/>
+              <w:rPr>
+                <w:rFonts w:hint="eastAsia" w:ascii="仿宋_GB2312" w:hAnsi="仿宋_GB2312" w:eastAsia="仿宋_GB2312" w:cs="仿宋_GB2312"/>
+                <w:b w:val="0"/>
+                <w:bCs w:val="0"/>
+                <w:color w:val="000000"/>
+                <w:kern w:val="0"/>
+                <w:sz w:val="22"/>
+                <w:szCs w:val="22"/>
+                <w:lang w:eastAsia="zh-CN" w:bidi="ar"/>
+              </w:rPr>
+            </w:pPr>
+            <w:r>
+              <w:rPr>
+                <w:rFonts w:hint="eastAsia" w:ascii="仿宋_GB2312" w:hAnsi="仿宋_GB2312" w:eastAsia="仿宋_GB2312" w:cs="仿宋_GB2312"/>
+                <w:b w:val="0"/>
+                <w:bCs w:val="0"/>
+                <w:color w:val="000000"/>
+                <w:kern w:val="0"/>
+                <w:sz w:val="22"/>
+                <w:szCs w:val="22"/>
+                <w:lang w:eastAsia="zh-CN" w:bidi="ar"/>
+              </w:rPr>
+              <w:t>{{ normal_management.problem_discovery.current_period_total }}</w:t>
+            </w:r>
+          </w:p>
+        </w:tc>
+        <w:tc>
+          <w:tcPr>
+            <w:tcW w:w="1134" w:type="dxa"/>
+            <w:tcBorders>
+              <w:top w:val="single" w:color="000000" w:sz="4" w:space="0"/>
+              <w:left w:val="single" w:color="000000" w:sz="4" w:space="0"/>
+              <w:bottom w:val="single" w:color="000000" w:sz="4" w:space="0"/>
+              <w:right w:val="single" w:color="000000" w:sz="4" w:space="0"/>
+            </w:tcBorders>
+            <w:noWrap/>
+            <w:vAlign w:val="center"/>
+          </w:tcPr>
+          <w:p>
+            <w:pPr>
+              <w:widowControl/>
+              <w:spacing w:after="0" w:line="240" w:lineRule="auto"/>
+              <w:jc w:val="center"/>
+              <w:textAlignment w:val="center"/>
+              <w:rPr>
+                <w:rFonts w:hint="eastAsia" w:ascii="仿宋_GB2312" w:hAnsi="仿宋_GB2312" w:eastAsia="仿宋_GB2312" w:cs="仿宋_GB2312"/>
+                <w:b w:val="0"/>
+                <w:bCs w:val="0"/>
+                <w:color w:val="000000"/>
+                <w:kern w:val="0"/>
+                <w:sz w:val="22"/>
+                <w:szCs w:val="22"/>
+                <w:lang w:eastAsia="zh-CN" w:bidi="ar"/>
+              </w:rPr>
+            </w:pPr>
+            <w:r>
+              <w:rPr>
+                <w:rFonts w:hint="eastAsia" w:ascii="仿宋_GB2312" w:hAnsi="仿宋_GB2312" w:eastAsia="仿宋_GB2312" w:cs="仿宋_GB2312"/>
+                <w:b w:val="0"/>
+                <w:bCs w:val="0"/>
+                <w:color w:val="000000"/>
+                <w:kern w:val="0"/>
+                <w:sz w:val="22"/>
+                <w:szCs w:val="22"/>
+                <w:lang w:eastAsia="zh-CN" w:bidi="ar"/>
+              </w:rPr>
+              <w:t>{{ normal_management.problem_discovery.previous_period_total }}</w:t>
+            </w:r>
+          </w:p>
+        </w:tc>
+        <w:tc>
+          <w:tcPr>
+            <w:tcW w:w="1134" w:type="dxa"/>
+            <w:tcBorders>
+              <w:top w:val="single" w:color="000000" w:sz="4" w:space="0"/>
+              <w:left w:val="single" w:color="000000" w:sz="4" w:space="0"/>
+              <w:bottom w:val="single" w:color="000000" w:sz="4" w:space="0"/>
+              <w:right w:val="single" w:color="000000" w:sz="4" w:space="0"/>
+            </w:tcBorders>
+            <w:noWrap/>
+            <w:vAlign w:val="center"/>
+          </w:tcPr>
+          <w:p>
+            <w:pPr>
+              <w:widowControl/>
+              <w:spacing w:after="0" w:line="240" w:lineRule="auto"/>
+              <w:jc w:val="center"/>
+              <w:textAlignment w:val="center"/>
+              <w:rPr>
+                <w:rFonts w:hint="eastAsia" w:ascii="仿宋_GB2312" w:hAnsi="仿宋_GB2312" w:eastAsia="仿宋_GB2312" w:cs="仿宋_GB2312"/>
+                <w:b w:val="0"/>
+                <w:bCs w:val="0"/>
+                <w:color w:val="000000"/>
+                <w:kern w:val="0"/>
+                <w:sz w:val="22"/>
+                <w:szCs w:val="22"/>
+                <w:lang w:eastAsia="zh-CN" w:bidi="ar"/>
+              </w:rPr>
+            </w:pPr>
+            <w:r>
+              <w:rPr>
+                <w:rFonts w:hint="eastAsia" w:ascii="仿宋_GB2312" w:hAnsi="仿宋_GB2312" w:eastAsia="仿宋_GB2312" w:cs="仿宋_GB2312"/>
+                <w:b w:val="0"/>
+                <w:bCs w:val="0"/>
+                <w:color w:val="000000"/>
+                <w:kern w:val="0"/>
+                <w:sz w:val="22"/>
+                <w:szCs w:val="22"/>
+                <w:lang w:eastAsia="zh-CN" w:bidi="ar"/>
+              </w:rPr>
+              <w:t>{{ normal_management.problem_discovery.year_on_year }}</w:t>
+            </w:r>
+          </w:p>
+        </w:tc>
+      </w:tr>
+    </w:tbl>
+    <w:p>
+      <w:pPr>
+        <w:widowControl w:val="0"/>
+        <w:spacing w:after="0" w:line="560" w:lineRule="exact"/>
+        <w:ind w:firstLine="640" w:firstLineChars="200"/>
+        <w:jc w:val="both"/>
+        <w:rPr>
+          <w:rFonts w:hint="eastAsia" w:ascii="仿宋_GB2312" w:hAnsi="等线" w:eastAsia="仿宋_GB2312"/>
+          <w:kern w:val="0"/>
           <w:sz w:val="32"/>
+          <w:szCs w:val="32"/>
         </w:rPr>
-        <w:t>{{ normal_management.problem_discovery.public_area_text }}</w:t>
+      </w:pPr>
+      <w:r>
+        <w:rPr>
+          <w:rFonts w:hint="eastAsia" w:ascii="仿宋_GB2312" w:hAnsi="等线" w:eastAsia="仿宋_GB2312"/>
+          <w:kern w:val="0"/>
+          <w:sz w:val="32"/>
+          <w:szCs w:val="32"/>
+        </w:rPr>
+        <w:t xml:space="preserve">{{ </w:t>
+      </w:r>
+      <w:r>
+        <w:rPr>
+          <w:rFonts w:hint="eastAsia" w:ascii="仿宋_GB2312" w:hAnsi="等线" w:eastAsia="仿宋_GB2312"/>
+          <w:kern w:val="0"/>
+          <w:sz w:val="32"/>
+          <w:szCs w:val="32"/>
+          <w:lang w:eastAsia="zh-CN"/>
+        </w:rPr>
+        <w:t>normal</w:t>
+      </w:r>
+      <w:r>
+        <w:rPr>
+          <w:rFonts w:hint="eastAsia" w:ascii="仿宋_GB2312" w:hAnsi="等线" w:eastAsia="仿宋_GB2312"/>
+          <w:kern w:val="0"/>
+          <w:sz w:val="32"/>
+          <w:szCs w:val="32"/>
+        </w:rPr>
+        <w:t>_management.problem_discovery.public_area_text }}</w:t>
       </w:r>
     </w:p>
     <w:p>
       <w:pPr>
-        <w:jc w:val="left"/>
+        <w:widowControl w:val="0"/>
+        <w:spacing w:after="0" w:line="560" w:lineRule="exact"/>
+        <w:ind w:firstLine="640" w:firstLineChars="200"/>
+        <w:jc w:val="both"/>
+        <w:rPr>
+          <w:rFonts w:hint="eastAsia" w:ascii="仿宋_GB2312" w:hAnsi="等线" w:eastAsia="仿宋_GB2312"/>
+          <w:kern w:val="0"/>
+          <w:sz w:val="32"/>
+          <w:szCs w:val="32"/>
+        </w:rPr>
       </w:pPr>
       <w:r>
         <w:rPr>
-          <w:rFonts w:ascii="??_GB2312" w:hAnsi="??_GB2312" w:eastAsia="??_GB2312"/>
+          <w:rFonts w:hint="eastAsia" w:ascii="仿宋_GB2312" w:hAnsi="等线" w:eastAsia="仿宋_GB2312"/>
+          <w:kern w:val="0"/>
           <w:sz w:val="32"/>
+          <w:szCs w:val="32"/>
         </w:rPr>
         <w:t>{{ normal_management.problem_discovery.community_area_text }}</w:t>
       </w:r>
     </w:p>
     <w:p>
       <w:pPr>
-        <w:jc w:val="left"/>
+        <w:tabs>
+          <w:tab w:val="center" w:pos="4422"/>
+        </w:tabs>
+        <w:spacing w:line="560" w:lineRule="exact"/>
+        <w:ind w:firstLine="640" w:firstLineChars="200"/>
+        <w:outlineLvl w:val="2"/>
+        <w:rPr>
+          <w:rFonts w:hint="eastAsia" w:ascii="楷体_GB2312" w:hAnsi="楷体_GB2312" w:eastAsia="楷体_GB2312" w:cs="楷体_GB2312"/>
+          <w:color w:val="000000" w:themeColor="text1"/>
+          <w:kern w:val="0"/>
+          <w:sz w:val="32"/>
+          <w:szCs w:val="32"/>
+          <w14:textFill>
+            <w14:solidFill>
+              <w14:schemeClr w14:val="tx1"/>
+            </w14:solidFill>
+          </w14:textFill>
+        </w:rPr>
       </w:pPr>
       <w:r>
         <w:rPr>
-          <w:rFonts w:ascii="??_GB2312" w:hAnsi="??_GB2312" w:eastAsia="??_GB2312"/>
+          <w:rFonts w:hint="eastAsia" w:ascii="楷体_GB2312" w:hAnsi="楷体_GB2312" w:eastAsia="楷体_GB2312" w:cs="楷体_GB2312"/>
+          <w:color w:val="000000" w:themeColor="text1"/>
+          <w:kern w:val="0"/>
           <w:sz w:val="32"/>
+          <w:szCs w:val="32"/>
+          <w14:textFill>
+            <w14:solidFill>
+              <w14:schemeClr w14:val="tx1"/>
+            </w14:solidFill>
+          </w14:textFill>
         </w:rPr>
-        <w:t>{{ normal_management.problem_discovery.table1_title }}</w:t>
+        <w:t>（二）问题解决情况</w:t>
       </w:r>
     </w:p>
     <w:p>
       <w:pPr>
-        <w:jc w:val="left"/>
+        <w:widowControl w:val="0"/>
+        <w:spacing w:after="0" w:line="560" w:lineRule="exact"/>
+        <w:ind w:firstLine="640" w:firstLineChars="200"/>
+        <w:jc w:val="both"/>
+        <w:rPr>
+          <w:rFonts w:hint="eastAsia" w:ascii="仿宋_GB2312" w:hAnsi="黑体" w:eastAsia="仿宋_GB2312"/>
+          <w:sz w:val="32"/>
+          <w:szCs w:val="32"/>
+          <w:shd w:val="clear" w:color="auto" w:fill="FFFFFF"/>
+        </w:rPr>
       </w:pPr>
       <w:r>
         <w:rPr>
-          <w:rFonts w:ascii="??_GB2312" w:hAnsi="??_GB2312" w:eastAsia="??_GB2312"/>
+          <w:rFonts w:hint="eastAsia" w:ascii="仿宋_GB2312" w:hAnsi="黑体" w:eastAsia="仿宋_GB2312"/>
           <w:sz w:val="32"/>
-        </w:rPr>
-        <w:t>?????????</w:t>
-      </w:r>
-    </w:p>
-    <w:p>
-      <w:pPr>
-        <w:jc w:val="left"/>
-      </w:pPr>
-      <w:r>
-        <w:rPr>
-          <w:rFonts w:ascii="??_GB2312" w:hAnsi="??_GB2312" w:eastAsia="??_GB2312"/>
-          <w:sz w:val="32"/>
+          <w:szCs w:val="32"/>
+          <w:shd w:val="clear" w:color="auto" w:fill="FFFFFF"/>
         </w:rPr>
         <w:t>{{ normal_management.resolution.text }}</w:t>
       </w:r>
     </w:p>
     <w:p>
       <w:pPr>
-        <w:jc w:val="left"/>
+        <w:spacing w:line="460" w:lineRule="exact"/>
+        <w:jc w:val="center"/>
+        <w:rPr>
+          <w:rFonts w:ascii="仿宋_GB2312" w:hAnsi="Arial" w:eastAsia="仿宋_GB2312" w:cs="Arial"/>
+          <w:b/>
+          <w:sz w:val="28"/>
+          <w:szCs w:val="28"/>
+        </w:rPr>
       </w:pPr>
+      <w:bookmarkStart w:id="3" w:name="_Hlk187133938"/>
       <w:r>
         <w:rPr>
-          <w:rFonts w:ascii="??_GB2312" w:hAnsi="??_GB2312" w:eastAsia="??_GB2312"/>
-          <w:sz w:val="32"/>
+          <w:rFonts w:hint="eastAsia" w:ascii="仿宋_GB2312" w:hAnsi="Arial" w:eastAsia="仿宋_GB2312" w:cs="Arial"/>
+          <w:b/>
+          <w:color w:val="000000"/>
+          <w:sz w:val="28"/>
+          <w:szCs w:val="28"/>
         </w:rPr>
         <w:t>{{ normal_management.resolution.table2_title }}</w:t>
       </w:r>
     </w:p>
+    <w:tbl>
+      <w:tblPr>
+        <w:tblStyle w:val="32"/>
+        <w:tblW w:w="5015" w:type="pct"/>
+        <w:jc w:val="center"/>
+        <w:tblBorders>
+          <w:top w:val="single" w:color="auto" w:sz="4" w:space="0"/>
+          <w:left w:val="single" w:color="auto" w:sz="4" w:space="0"/>
+          <w:bottom w:val="single" w:color="auto" w:sz="4" w:space="0"/>
+          <w:right w:val="single" w:color="auto" w:sz="4" w:space="0"/>
+          <w:insideH w:val="single" w:color="auto" w:sz="4" w:space="0"/>
+          <w:insideV w:val="single" w:color="auto" w:sz="4" w:space="0"/>
+        </w:tblBorders>
+        <w:tblLayout w:type="fixed"/>
+        <w:tblCellMar>
+          <w:top w:w="0" w:type="dxa"/>
+          <w:left w:w="0" w:type="dxa"/>
+          <w:bottom w:w="0" w:type="dxa"/>
+          <w:right w:w="0" w:type="dxa"/>
+        </w:tblCellMar>
+      </w:tblPr>
+      <w:tblGrid>
+        <w:gridCol w:w="1268"/>
+        <w:gridCol w:w="1268"/>
+        <w:gridCol w:w="1268"/>
+        <w:gridCol w:w="1269"/>
+        <w:gridCol w:w="1269"/>
+        <w:gridCol w:w="1269"/>
+        <w:gridCol w:w="1269"/>
+      </w:tblGrid>
+      <w:tr>
+        <w:tblPrEx>
+          <w:tblBorders>
+            <w:top w:val="single" w:color="auto" w:sz="4" w:space="0"/>
+            <w:left w:val="single" w:color="auto" w:sz="4" w:space="0"/>
+            <w:bottom w:val="single" w:color="auto" w:sz="4" w:space="0"/>
+            <w:right w:val="single" w:color="auto" w:sz="4" w:space="0"/>
+            <w:insideH w:val="single" w:color="auto" w:sz="4" w:space="0"/>
+            <w:insideV w:val="single" w:color="auto" w:sz="4" w:space="0"/>
+          </w:tblBorders>
+          <w:tblCellMar>
+            <w:top w:w="0" w:type="dxa"/>
+            <w:left w:w="0" w:type="dxa"/>
+            <w:bottom w:w="0" w:type="dxa"/>
+            <w:right w:w="0" w:type="dxa"/>
+          </w:tblCellMar>
+        </w:tblPrEx>
+        <w:trPr>
+          <w:trHeight w:val="340" w:hRule="atLeast"/>
+          <w:tblHeader/>
+          <w:jc w:val="center"/>
+        </w:trPr>
+        <w:tc>
+          <w:tcPr>
+            <w:tcW w:w="1267" w:type="dxa"/>
+            <w:vMerge w:val="restart"/>
+            <w:tcBorders>
+              <w:top w:val="single" w:color="auto" w:sz="4" w:space="0"/>
+              <w:left w:val="single" w:color="auto" w:sz="4" w:space="0"/>
+              <w:bottom w:val="single" w:color="auto" w:sz="4" w:space="0"/>
+              <w:right w:val="single" w:color="auto" w:sz="4" w:space="0"/>
+            </w:tcBorders>
+            <w:vAlign w:val="center"/>
+          </w:tcPr>
+          <w:p>
+            <w:pPr>
+              <w:pStyle w:val="20"/>
+              <w:widowControl w:val="0"/>
+              <w:spacing w:after="0" w:line="240" w:lineRule="auto"/>
+              <w:jc w:val="center"/>
+              <w:rPr>
+                <w:rFonts w:ascii="仿宋_GB2312" w:hAnsi="Calibri" w:eastAsia="仿宋_GB2312" w:cs="Calibri"/>
+                <w:b/>
+                <w:bCs/>
+                <w:kern w:val="2"/>
+                <w:sz w:val="22"/>
+                <w:szCs w:val="22"/>
+                <w:lang w:eastAsia="zh-CN"/>
+              </w:rPr>
+            </w:pPr>
+            <w:r>
+              <w:rPr>
+                <w:rFonts w:ascii="仿宋_GB2312" w:hAnsi="Calibri" w:eastAsia="仿宋_GB2312" w:cs="Calibri"/>
+                <w:b/>
+                <w:bCs/>
+                <w:kern w:val="2"/>
+                <w:sz w:val="22"/>
+                <w:szCs w:val="22"/>
+                <w:lang w:eastAsia="zh-CN"/>
+              </w:rPr>
+              <w:t>街道名称</w:t>
+            </w:r>
+          </w:p>
+        </w:tc>
+        <w:tc>
+          <w:tcPr>
+            <w:tcW w:w="3802" w:type="dxa"/>
+            <w:gridSpan w:val="3"/>
+            <w:tcBorders>
+              <w:top w:val="single" w:color="auto" w:sz="4" w:space="0"/>
+              <w:left w:val="single" w:color="auto" w:sz="4" w:space="0"/>
+              <w:bottom w:val="single" w:color="auto" w:sz="4" w:space="0"/>
+              <w:right w:val="single" w:color="auto" w:sz="4" w:space="0"/>
+            </w:tcBorders>
+            <w:vAlign w:val="center"/>
+          </w:tcPr>
+          <w:p>
+            <w:pPr>
+              <w:pStyle w:val="20"/>
+              <w:widowControl w:val="0"/>
+              <w:spacing w:after="0" w:line="240" w:lineRule="auto"/>
+              <w:jc w:val="center"/>
+              <w:rPr>
+                <w:rFonts w:ascii="仿宋_GB2312" w:hAnsi="Calibri" w:eastAsia="仿宋_GB2312" w:cs="Calibri"/>
+                <w:b/>
+                <w:bCs/>
+                <w:kern w:val="2"/>
+                <w:sz w:val="22"/>
+                <w:szCs w:val="22"/>
+                <w:lang w:eastAsia="zh-CN"/>
+              </w:rPr>
+            </w:pPr>
+            <w:r>
+              <w:rPr>
+                <w:rFonts w:ascii="仿宋_GB2312" w:hAnsi="Calibri" w:eastAsia="仿宋_GB2312" w:cs="Calibri"/>
+                <w:b/>
+                <w:bCs/>
+                <w:kern w:val="2"/>
+                <w:sz w:val="22"/>
+                <w:szCs w:val="22"/>
+                <w:lang w:eastAsia="zh-CN"/>
+              </w:rPr>
+              <w:t>权属问题</w:t>
+            </w:r>
+          </w:p>
+        </w:tc>
+        <w:tc>
+          <w:tcPr>
+            <w:tcW w:w="3804" w:type="dxa"/>
+            <w:gridSpan w:val="3"/>
+            <w:tcBorders>
+              <w:top w:val="single" w:color="auto" w:sz="4" w:space="0"/>
+              <w:left w:val="single" w:color="auto" w:sz="4" w:space="0"/>
+              <w:bottom w:val="single" w:color="auto" w:sz="4" w:space="0"/>
+              <w:right w:val="single" w:color="auto" w:sz="4" w:space="0"/>
+            </w:tcBorders>
+            <w:vAlign w:val="center"/>
+          </w:tcPr>
+          <w:p>
+            <w:pPr>
+              <w:pStyle w:val="20"/>
+              <w:widowControl w:val="0"/>
+              <w:spacing w:after="0" w:line="240" w:lineRule="auto"/>
+              <w:jc w:val="center"/>
+              <w:rPr>
+                <w:rFonts w:ascii="仿宋_GB2312" w:hAnsi="Calibri" w:eastAsia="仿宋_GB2312" w:cs="Calibri"/>
+                <w:b/>
+                <w:bCs/>
+                <w:kern w:val="2"/>
+                <w:sz w:val="22"/>
+                <w:szCs w:val="22"/>
+                <w:lang w:eastAsia="zh-CN"/>
+              </w:rPr>
+            </w:pPr>
+            <w:r>
+              <w:rPr>
+                <w:rFonts w:ascii="仿宋_GB2312" w:hAnsi="Calibri" w:eastAsia="仿宋_GB2312" w:cs="Calibri"/>
+                <w:b/>
+                <w:bCs/>
+                <w:kern w:val="2"/>
+                <w:sz w:val="22"/>
+                <w:szCs w:val="22"/>
+                <w:lang w:eastAsia="zh-CN"/>
+              </w:rPr>
+              <w:t>监管问题</w:t>
+            </w:r>
+          </w:p>
+        </w:tc>
+      </w:tr>
+      <w:tr>
+        <w:tblPrEx>
+          <w:tblBorders>
+            <w:top w:val="single" w:color="auto" w:sz="4" w:space="0"/>
+            <w:left w:val="single" w:color="auto" w:sz="4" w:space="0"/>
+            <w:bottom w:val="single" w:color="auto" w:sz="4" w:space="0"/>
+            <w:right w:val="single" w:color="auto" w:sz="4" w:space="0"/>
+            <w:insideH w:val="single" w:color="auto" w:sz="4" w:space="0"/>
+            <w:insideV w:val="single" w:color="auto" w:sz="4" w:space="0"/>
+          </w:tblBorders>
+          <w:tblCellMar>
+            <w:top w:w="0" w:type="dxa"/>
+            <w:left w:w="0" w:type="dxa"/>
+            <w:bottom w:w="0" w:type="dxa"/>
+            <w:right w:w="0" w:type="dxa"/>
+          </w:tblCellMar>
+        </w:tblPrEx>
+        <w:trPr>
+          <w:trHeight w:val="552" w:hRule="atLeast"/>
+          <w:tblHeader/>
+          <w:jc w:val="center"/>
+        </w:trPr>
+        <w:tc>
+          <w:tcPr>
+            <w:tcW w:w="1267" w:type="dxa"/>
+            <w:vMerge w:val="continue"/>
+            <w:tcBorders>
+              <w:top w:val="single" w:color="auto" w:sz="4" w:space="0"/>
+              <w:left w:val="single" w:color="auto" w:sz="4" w:space="0"/>
+              <w:bottom w:val="single" w:color="auto" w:sz="4" w:space="0"/>
+              <w:right w:val="single" w:color="auto" w:sz="4" w:space="0"/>
+            </w:tcBorders>
+            <w:vAlign w:val="center"/>
+          </w:tcPr>
+          <w:p>
+            <w:pPr>
+              <w:pStyle w:val="20"/>
+              <w:widowControl w:val="0"/>
+              <w:spacing w:after="0" w:line="240" w:lineRule="auto"/>
+              <w:jc w:val="center"/>
+              <w:rPr>
+                <w:rFonts w:ascii="仿宋_GB2312" w:hAnsi="Calibri" w:eastAsia="仿宋_GB2312" w:cs="Calibri"/>
+                <w:b/>
+                <w:bCs/>
+                <w:kern w:val="2"/>
+                <w:sz w:val="22"/>
+                <w:szCs w:val="22"/>
+                <w:lang w:eastAsia="zh-CN"/>
+              </w:rPr>
+            </w:pPr>
+          </w:p>
+        </w:tc>
+        <w:tc>
+          <w:tcPr>
+            <w:tcW w:w="1267" w:type="dxa"/>
+            <w:tcBorders>
+              <w:top w:val="single" w:color="auto" w:sz="4" w:space="0"/>
+              <w:left w:val="single" w:color="auto" w:sz="4" w:space="0"/>
+              <w:bottom w:val="single" w:color="auto" w:sz="4" w:space="0"/>
+              <w:right w:val="single" w:color="auto" w:sz="4" w:space="0"/>
+            </w:tcBorders>
+            <w:vAlign w:val="center"/>
+          </w:tcPr>
+          <w:p>
+            <w:pPr>
+              <w:pStyle w:val="20"/>
+              <w:widowControl w:val="0"/>
+              <w:spacing w:after="0" w:line="240" w:lineRule="auto"/>
+              <w:jc w:val="center"/>
+              <w:rPr>
+                <w:rFonts w:ascii="仿宋_GB2312" w:hAnsi="Calibri" w:eastAsia="仿宋_GB2312" w:cs="Calibri"/>
+                <w:b/>
+                <w:bCs/>
+                <w:kern w:val="2"/>
+                <w:sz w:val="22"/>
+                <w:szCs w:val="22"/>
+                <w:lang w:eastAsia="zh-CN"/>
+              </w:rPr>
+            </w:pPr>
+            <w:r>
+              <w:rPr>
+                <w:rFonts w:ascii="仿宋_GB2312" w:hAnsi="Calibri" w:eastAsia="仿宋_GB2312" w:cs="Calibri"/>
+                <w:b/>
+                <w:bCs/>
+                <w:kern w:val="2"/>
+                <w:sz w:val="22"/>
+                <w:szCs w:val="22"/>
+                <w:lang w:eastAsia="zh-CN"/>
+              </w:rPr>
+              <w:t>应解决问题数量</w:t>
+            </w:r>
+          </w:p>
+        </w:tc>
+        <w:tc>
+          <w:tcPr>
+            <w:tcW w:w="1267" w:type="dxa"/>
+            <w:tcBorders>
+              <w:top w:val="single" w:color="auto" w:sz="4" w:space="0"/>
+              <w:left w:val="single" w:color="auto" w:sz="4" w:space="0"/>
+              <w:bottom w:val="single" w:color="auto" w:sz="4" w:space="0"/>
+              <w:right w:val="single" w:color="auto" w:sz="4" w:space="0"/>
+            </w:tcBorders>
+            <w:vAlign w:val="center"/>
+          </w:tcPr>
+          <w:p>
+            <w:pPr>
+              <w:pStyle w:val="20"/>
+              <w:widowControl w:val="0"/>
+              <w:spacing w:after="0" w:line="240" w:lineRule="auto"/>
+              <w:jc w:val="center"/>
+              <w:rPr>
+                <w:rFonts w:ascii="仿宋_GB2312" w:hAnsi="Calibri" w:eastAsia="仿宋_GB2312" w:cs="Calibri"/>
+                <w:b/>
+                <w:bCs/>
+                <w:kern w:val="2"/>
+                <w:sz w:val="22"/>
+                <w:szCs w:val="22"/>
+                <w:lang w:eastAsia="zh-CN"/>
+              </w:rPr>
+            </w:pPr>
+            <w:r>
+              <w:rPr>
+                <w:rFonts w:ascii="仿宋_GB2312" w:hAnsi="Calibri" w:eastAsia="仿宋_GB2312" w:cs="Calibri"/>
+                <w:b/>
+                <w:bCs/>
+                <w:kern w:val="2"/>
+                <w:sz w:val="22"/>
+                <w:szCs w:val="22"/>
+                <w:lang w:eastAsia="zh-CN"/>
+              </w:rPr>
+              <w:t>已解决问题数量</w:t>
+            </w:r>
+          </w:p>
+        </w:tc>
+        <w:tc>
+          <w:tcPr>
+            <w:tcW w:w="1268" w:type="dxa"/>
+            <w:tcBorders>
+              <w:top w:val="single" w:color="auto" w:sz="4" w:space="0"/>
+              <w:left w:val="single" w:color="auto" w:sz="4" w:space="0"/>
+              <w:bottom w:val="single" w:color="auto" w:sz="4" w:space="0"/>
+              <w:right w:val="single" w:color="auto" w:sz="4" w:space="0"/>
+            </w:tcBorders>
+            <w:vAlign w:val="center"/>
+          </w:tcPr>
+          <w:p>
+            <w:pPr>
+              <w:pStyle w:val="20"/>
+              <w:widowControl w:val="0"/>
+              <w:spacing w:after="0" w:line="240" w:lineRule="auto"/>
+              <w:jc w:val="center"/>
+              <w:rPr>
+                <w:rFonts w:ascii="仿宋_GB2312" w:hAnsi="Calibri" w:eastAsia="仿宋_GB2312" w:cs="Calibri"/>
+                <w:b/>
+                <w:bCs/>
+                <w:kern w:val="2"/>
+                <w:sz w:val="22"/>
+                <w:szCs w:val="22"/>
+                <w:lang w:eastAsia="zh-CN"/>
+              </w:rPr>
+            </w:pPr>
+            <w:r>
+              <w:rPr>
+                <w:rFonts w:ascii="仿宋_GB2312" w:hAnsi="Calibri" w:eastAsia="仿宋_GB2312" w:cs="Calibri"/>
+                <w:b/>
+                <w:bCs/>
+                <w:kern w:val="2"/>
+                <w:sz w:val="22"/>
+                <w:szCs w:val="22"/>
+                <w:lang w:eastAsia="zh-CN"/>
+              </w:rPr>
+              <w:t>解决率</w:t>
+            </w:r>
+          </w:p>
+        </w:tc>
+        <w:tc>
+          <w:tcPr>
+            <w:tcW w:w="1268" w:type="dxa"/>
+            <w:tcBorders>
+              <w:top w:val="single" w:color="auto" w:sz="4" w:space="0"/>
+              <w:left w:val="single" w:color="auto" w:sz="4" w:space="0"/>
+              <w:bottom w:val="single" w:color="auto" w:sz="4" w:space="0"/>
+              <w:right w:val="single" w:color="auto" w:sz="4" w:space="0"/>
+            </w:tcBorders>
+            <w:vAlign w:val="center"/>
+          </w:tcPr>
+          <w:p>
+            <w:pPr>
+              <w:pStyle w:val="20"/>
+              <w:widowControl w:val="0"/>
+              <w:spacing w:after="0" w:line="240" w:lineRule="auto"/>
+              <w:jc w:val="center"/>
+              <w:rPr>
+                <w:rFonts w:ascii="仿宋_GB2312" w:hAnsi="Calibri" w:eastAsia="仿宋_GB2312" w:cs="Calibri"/>
+                <w:b/>
+                <w:bCs/>
+                <w:kern w:val="2"/>
+                <w:sz w:val="22"/>
+                <w:szCs w:val="22"/>
+                <w:lang w:eastAsia="zh-CN"/>
+              </w:rPr>
+            </w:pPr>
+            <w:r>
+              <w:rPr>
+                <w:rFonts w:ascii="仿宋_GB2312" w:hAnsi="Calibri" w:eastAsia="仿宋_GB2312" w:cs="Calibri"/>
+                <w:b/>
+                <w:bCs/>
+                <w:kern w:val="2"/>
+                <w:sz w:val="22"/>
+                <w:szCs w:val="22"/>
+                <w:lang w:eastAsia="zh-CN"/>
+              </w:rPr>
+              <w:t>应解决问题数量</w:t>
+            </w:r>
+          </w:p>
+        </w:tc>
+        <w:tc>
+          <w:tcPr>
+            <w:tcW w:w="1268" w:type="dxa"/>
+            <w:tcBorders>
+              <w:left w:val="single" w:color="auto" w:sz="4" w:space="0"/>
+              <w:bottom w:val="single" w:color="auto" w:sz="4" w:space="0"/>
+              <w:right w:val="single" w:color="auto" w:sz="4" w:space="0"/>
+            </w:tcBorders>
+            <w:vAlign w:val="center"/>
+          </w:tcPr>
+          <w:p>
+            <w:pPr>
+              <w:pStyle w:val="20"/>
+              <w:widowControl w:val="0"/>
+              <w:spacing w:after="0" w:line="240" w:lineRule="auto"/>
+              <w:jc w:val="center"/>
+              <w:rPr>
+                <w:rFonts w:ascii="仿宋_GB2312" w:hAnsi="Calibri" w:eastAsia="仿宋_GB2312" w:cs="Calibri"/>
+                <w:b/>
+                <w:bCs/>
+                <w:kern w:val="2"/>
+                <w:sz w:val="22"/>
+                <w:szCs w:val="22"/>
+                <w:lang w:eastAsia="zh-CN"/>
+              </w:rPr>
+            </w:pPr>
+            <w:r>
+              <w:rPr>
+                <w:rFonts w:ascii="仿宋_GB2312" w:hAnsi="Calibri" w:eastAsia="仿宋_GB2312" w:cs="Calibri"/>
+                <w:b/>
+                <w:bCs/>
+                <w:kern w:val="2"/>
+                <w:sz w:val="22"/>
+                <w:szCs w:val="22"/>
+                <w:lang w:eastAsia="zh-CN"/>
+              </w:rPr>
+              <w:t>已解决问题数量</w:t>
+            </w:r>
+          </w:p>
+        </w:tc>
+        <w:tc>
+          <w:tcPr>
+            <w:tcW w:w="1268" w:type="dxa"/>
+            <w:tcBorders>
+              <w:top w:val="single" w:color="auto" w:sz="4" w:space="0"/>
+              <w:left w:val="single" w:color="auto" w:sz="4" w:space="0"/>
+              <w:bottom w:val="single" w:color="auto" w:sz="4" w:space="0"/>
+              <w:right w:val="single" w:color="auto" w:sz="4" w:space="0"/>
+            </w:tcBorders>
+            <w:vAlign w:val="center"/>
+          </w:tcPr>
+          <w:p>
+            <w:pPr>
+              <w:pStyle w:val="20"/>
+              <w:widowControl w:val="0"/>
+              <w:spacing w:after="0" w:line="240" w:lineRule="auto"/>
+              <w:jc w:val="center"/>
+              <w:rPr>
+                <w:rFonts w:ascii="仿宋_GB2312" w:hAnsi="Calibri" w:eastAsia="仿宋_GB2312" w:cs="Calibri"/>
+                <w:b/>
+                <w:bCs/>
+                <w:kern w:val="2"/>
+                <w:sz w:val="22"/>
+                <w:szCs w:val="22"/>
+                <w:lang w:eastAsia="zh-CN"/>
+              </w:rPr>
+            </w:pPr>
+            <w:r>
+              <w:rPr>
+                <w:rFonts w:ascii="仿宋_GB2312" w:hAnsi="Calibri" w:eastAsia="仿宋_GB2312" w:cs="Calibri"/>
+                <w:b/>
+                <w:bCs/>
+                <w:kern w:val="2"/>
+                <w:sz w:val="22"/>
+                <w:szCs w:val="22"/>
+                <w:lang w:eastAsia="zh-CN"/>
+              </w:rPr>
+              <w:t>解决率</w:t>
+            </w:r>
+          </w:p>
+        </w:tc>
+      </w:tr>
+      <w:tr>
+        <w:tblPrEx>
+          <w:tblBorders>
+            <w:top w:val="single" w:color="auto" w:sz="4" w:space="0"/>
+            <w:left w:val="single" w:color="auto" w:sz="4" w:space="0"/>
+            <w:bottom w:val="single" w:color="auto" w:sz="4" w:space="0"/>
+            <w:right w:val="single" w:color="auto" w:sz="4" w:space="0"/>
+            <w:insideH w:val="single" w:color="auto" w:sz="4" w:space="0"/>
+            <w:insideV w:val="single" w:color="auto" w:sz="4" w:space="0"/>
+          </w:tblBorders>
+          <w:tblCellMar>
+            <w:top w:w="0" w:type="dxa"/>
+            <w:left w:w="0" w:type="dxa"/>
+            <w:bottom w:w="0" w:type="dxa"/>
+            <w:right w:w="0" w:type="dxa"/>
+          </w:tblCellMar>
+        </w:tblPrEx>
+        <w:trPr>
+          <w:trHeight w:val="340" w:hRule="atLeast"/>
+          <w:jc w:val="center"/>
+        </w:trPr>
+        <w:tc>
+          <w:tcPr>
+            <w:tcW w:w="1267" w:type="dxa"/>
+            <w:tcBorders>
+              <w:top w:val="single" w:color="auto" w:sz="4" w:space="0"/>
+              <w:left w:val="single" w:color="auto" w:sz="4" w:space="0"/>
+              <w:bottom w:val="single" w:color="auto" w:sz="4" w:space="0"/>
+              <w:right w:val="single" w:color="auto" w:sz="4" w:space="0"/>
+            </w:tcBorders>
+            <w:vAlign w:val="center"/>
+          </w:tcPr>
+          <w:p>
+            <w:pPr>
+              <w:widowControl/>
+              <w:spacing w:after="0" w:line="240" w:lineRule="auto"/>
+              <w:jc w:val="center"/>
+              <w:rPr>
+                <w:rFonts w:hint="eastAsia" w:ascii="仿宋_GB2312" w:hAnsi="宋体" w:eastAsia="仿宋_GB2312" w:cs="宋体"/>
+                <w:kern w:val="0"/>
+                <w:sz w:val="22"/>
+                <w:szCs w:val="22"/>
+                <w:lang w:eastAsia="zh-CN"/>
+              </w:rPr>
+            </w:pPr>
+            <w:r>
+              <w:rPr>
+                <w:rFonts w:hint="eastAsia" w:ascii="仿宋_GB2312" w:hAnsi="宋体" w:eastAsia="仿宋_GB2312" w:cs="宋体"/>
+                <w:kern w:val="0"/>
+                <w:sz w:val="22"/>
+                <w:szCs w:val="22"/>
+                <w:lang w:eastAsia="zh-CN"/>
+              </w:rPr>
+              <w:t>{{ street_name }}</w:t>
+            </w:r>
+          </w:p>
+        </w:tc>
+        <w:tc>
+          <w:tcPr>
+            <w:tcW w:w="1267" w:type="dxa"/>
+            <w:tcBorders>
+              <w:top w:val="single" w:color="auto" w:sz="4" w:space="0"/>
+              <w:left w:val="single" w:color="auto" w:sz="4" w:space="0"/>
+              <w:bottom w:val="single" w:color="auto" w:sz="4" w:space="0"/>
+              <w:right w:val="single" w:color="auto" w:sz="4" w:space="0"/>
+            </w:tcBorders>
+            <w:vAlign w:val="center"/>
+          </w:tcPr>
+          <w:p>
+            <w:pPr>
+              <w:widowControl/>
+              <w:spacing w:after="0" w:line="240" w:lineRule="auto"/>
+              <w:jc w:val="center"/>
+              <w:rPr>
+                <w:rFonts w:hint="eastAsia" w:ascii="仿宋_GB2312" w:hAnsi="宋体" w:eastAsia="仿宋_GB2312" w:cs="宋体"/>
+                <w:kern w:val="0"/>
+                <w:sz w:val="22"/>
+                <w:szCs w:val="22"/>
+                <w:lang w:eastAsia="zh-CN"/>
+              </w:rPr>
+            </w:pPr>
+            <w:r>
+              <w:rPr>
+                <w:rFonts w:hint="eastAsia" w:ascii="仿宋_GB2312" w:hAnsi="宋体" w:eastAsia="仿宋_GB2312" w:cs="宋体"/>
+                <w:kern w:val="0"/>
+                <w:sz w:val="22"/>
+                <w:szCs w:val="22"/>
+                <w:lang w:eastAsia="zh-CN"/>
+              </w:rPr>
+              <w:t>{{ normal_management.resolution.ownership_should }}</w:t>
+            </w:r>
+          </w:p>
+        </w:tc>
+        <w:tc>
+          <w:tcPr>
+            <w:tcW w:w="1267" w:type="dxa"/>
+            <w:tcBorders>
+              <w:top w:val="single" w:color="auto" w:sz="4" w:space="0"/>
+              <w:left w:val="single" w:color="auto" w:sz="4" w:space="0"/>
+              <w:bottom w:val="single" w:color="auto" w:sz="4" w:space="0"/>
+              <w:right w:val="single" w:color="auto" w:sz="4" w:space="0"/>
+            </w:tcBorders>
+            <w:vAlign w:val="center"/>
+          </w:tcPr>
+          <w:p>
+            <w:pPr>
+              <w:widowControl/>
+              <w:spacing w:after="0" w:line="240" w:lineRule="auto"/>
+              <w:jc w:val="center"/>
+              <w:rPr>
+                <w:rFonts w:hint="eastAsia" w:ascii="仿宋_GB2312" w:hAnsi="宋体" w:eastAsia="仿宋_GB2312" w:cs="宋体"/>
+                <w:kern w:val="0"/>
+                <w:sz w:val="22"/>
+                <w:szCs w:val="22"/>
+                <w:lang w:eastAsia="zh-CN"/>
+              </w:rPr>
+            </w:pPr>
+            <w:r>
+              <w:rPr>
+                <w:rFonts w:hint="eastAsia" w:ascii="仿宋_GB2312" w:hAnsi="宋体" w:eastAsia="仿宋_GB2312" w:cs="宋体"/>
+                <w:kern w:val="0"/>
+                <w:sz w:val="22"/>
+                <w:szCs w:val="22"/>
+                <w:lang w:eastAsia="zh-CN"/>
+              </w:rPr>
+              <w:t>{{ normal_management.resolution.ownership_done }}</w:t>
+            </w:r>
+          </w:p>
+        </w:tc>
+        <w:tc>
+          <w:tcPr>
+            <w:tcW w:w="1268" w:type="dxa"/>
+            <w:tcBorders>
+              <w:top w:val="single" w:color="auto" w:sz="4" w:space="0"/>
+              <w:left w:val="single" w:color="auto" w:sz="4" w:space="0"/>
+              <w:bottom w:val="single" w:color="auto" w:sz="4" w:space="0"/>
+              <w:right w:val="single" w:color="auto" w:sz="4" w:space="0"/>
+            </w:tcBorders>
+            <w:vAlign w:val="center"/>
+          </w:tcPr>
+          <w:p>
+            <w:pPr>
+              <w:widowControl/>
+              <w:spacing w:after="0" w:line="240" w:lineRule="auto"/>
+              <w:jc w:val="center"/>
+              <w:rPr>
+                <w:rFonts w:hint="eastAsia" w:ascii="仿宋_GB2312" w:hAnsi="宋体" w:eastAsia="仿宋_GB2312" w:cs="宋体"/>
+                <w:kern w:val="0"/>
+                <w:sz w:val="22"/>
+                <w:szCs w:val="22"/>
+                <w:lang w:eastAsia="zh-CN"/>
+              </w:rPr>
+            </w:pPr>
+            <w:r>
+              <w:rPr>
+                <w:rFonts w:hint="eastAsia" w:ascii="仿宋_GB2312" w:hAnsi="宋体" w:eastAsia="仿宋_GB2312" w:cs="宋体"/>
+                <w:kern w:val="0"/>
+                <w:sz w:val="22"/>
+                <w:szCs w:val="22"/>
+                <w:lang w:eastAsia="zh-CN"/>
+              </w:rPr>
+              <w:t>{{ normal_management.resolution.ownership_rate }}</w:t>
+            </w:r>
+          </w:p>
+        </w:tc>
+        <w:tc>
+          <w:tcPr>
+            <w:tcW w:w="1268" w:type="dxa"/>
+            <w:tcBorders>
+              <w:top w:val="single" w:color="auto" w:sz="4" w:space="0"/>
+              <w:left w:val="single" w:color="auto" w:sz="4" w:space="0"/>
+              <w:bottom w:val="single" w:color="auto" w:sz="4" w:space="0"/>
+              <w:right w:val="single" w:color="auto" w:sz="4" w:space="0"/>
+            </w:tcBorders>
+            <w:vAlign w:val="center"/>
+          </w:tcPr>
+          <w:p>
+            <w:pPr>
+              <w:widowControl/>
+              <w:spacing w:after="0" w:line="240" w:lineRule="auto"/>
+              <w:jc w:val="center"/>
+              <w:rPr>
+                <w:rFonts w:hint="eastAsia" w:ascii="仿宋_GB2312" w:hAnsi="宋体" w:eastAsia="仿宋_GB2312" w:cs="宋体"/>
+                <w:kern w:val="0"/>
+                <w:sz w:val="22"/>
+                <w:szCs w:val="22"/>
+                <w:lang w:eastAsia="zh-CN"/>
+              </w:rPr>
+            </w:pPr>
+            <w:r>
+              <w:rPr>
+                <w:rFonts w:hint="eastAsia" w:ascii="仿宋_GB2312" w:hAnsi="宋体" w:eastAsia="仿宋_GB2312" w:cs="宋体"/>
+                <w:kern w:val="0"/>
+                <w:sz w:val="22"/>
+                <w:szCs w:val="22"/>
+                <w:lang w:eastAsia="zh-CN"/>
+              </w:rPr>
+              <w:t>{{ normal_management.resolution.supervision_should }}</w:t>
+            </w:r>
+          </w:p>
+        </w:tc>
+        <w:tc>
+          <w:tcPr>
+            <w:tcW w:w="1268" w:type="dxa"/>
+            <w:tcBorders>
+              <w:top w:val="single" w:color="auto" w:sz="4" w:space="0"/>
+              <w:left w:val="single" w:color="auto" w:sz="4" w:space="0"/>
+              <w:bottom w:val="single" w:color="auto" w:sz="4" w:space="0"/>
+              <w:right w:val="single" w:color="auto" w:sz="4" w:space="0"/>
+            </w:tcBorders>
+            <w:vAlign w:val="center"/>
+          </w:tcPr>
+          <w:p>
+            <w:pPr>
+              <w:widowControl/>
+              <w:spacing w:after="0" w:line="240" w:lineRule="auto"/>
+              <w:jc w:val="center"/>
+              <w:rPr>
+                <w:rFonts w:hint="eastAsia" w:ascii="仿宋_GB2312" w:hAnsi="宋体" w:eastAsia="仿宋_GB2312" w:cs="宋体"/>
+                <w:kern w:val="0"/>
+                <w:sz w:val="22"/>
+                <w:szCs w:val="22"/>
+                <w:lang w:eastAsia="zh-CN"/>
+              </w:rPr>
+            </w:pPr>
+            <w:r>
+              <w:rPr>
+                <w:rFonts w:hint="eastAsia" w:ascii="仿宋_GB2312" w:hAnsi="宋体" w:eastAsia="仿宋_GB2312" w:cs="宋体"/>
+                <w:kern w:val="0"/>
+                <w:sz w:val="22"/>
+                <w:szCs w:val="22"/>
+                <w:lang w:eastAsia="zh-CN"/>
+              </w:rPr>
+              <w:t>{{ normal_management.resolution.supervision_done }}</w:t>
+            </w:r>
+          </w:p>
+        </w:tc>
+        <w:tc>
+          <w:tcPr>
+            <w:tcW w:w="1268" w:type="dxa"/>
+            <w:tcBorders>
+              <w:top w:val="single" w:color="auto" w:sz="4" w:space="0"/>
+              <w:left w:val="single" w:color="auto" w:sz="4" w:space="0"/>
+              <w:bottom w:val="single" w:color="auto" w:sz="4" w:space="0"/>
+              <w:right w:val="single" w:color="auto" w:sz="4" w:space="0"/>
+            </w:tcBorders>
+            <w:vAlign w:val="center"/>
+          </w:tcPr>
+          <w:p>
+            <w:pPr>
+              <w:widowControl/>
+              <w:spacing w:after="0" w:line="240" w:lineRule="auto"/>
+              <w:jc w:val="center"/>
+              <w:rPr>
+                <w:rFonts w:hint="eastAsia" w:ascii="仿宋_GB2312" w:hAnsi="宋体" w:eastAsia="仿宋_GB2312" w:cs="宋体"/>
+                <w:kern w:val="0"/>
+                <w:sz w:val="22"/>
+                <w:szCs w:val="22"/>
+                <w:lang w:eastAsia="zh-CN"/>
+              </w:rPr>
+            </w:pPr>
+            <w:r>
+              <w:rPr>
+                <w:rFonts w:hint="eastAsia" w:ascii="仿宋_GB2312" w:hAnsi="宋体" w:eastAsia="仿宋_GB2312" w:cs="宋体"/>
+                <w:kern w:val="0"/>
+                <w:sz w:val="22"/>
+                <w:szCs w:val="22"/>
+                <w:lang w:eastAsia="zh-CN"/>
+              </w:rPr>
+              <w:t>{{ normal_management.resolution.supervision_rate }}</w:t>
+            </w:r>
+          </w:p>
+        </w:tc>
+      </w:tr>
+      <w:bookmarkEnd w:id="3"/>
+    </w:tbl>
     <w:p>
       <w:pPr>
-        <w:jc w:val="left"/>
+        <w:autoSpaceDE w:val="0"/>
+        <w:autoSpaceDN w:val="0"/>
+        <w:spacing w:line="560" w:lineRule="exact"/>
+        <w:ind w:firstLine="640" w:firstLineChars="200"/>
+        <w:outlineLvl w:val="2"/>
+        <w:rPr>
+          <w:rFonts w:hint="eastAsia" w:ascii="楷体_GB2312" w:hAnsi="楷体_GB2312" w:eastAsia="楷体_GB2312" w:cs="楷体_GB2312"/>
+          <w:bCs/>
+          <w:sz w:val="32"/>
+          <w:szCs w:val="32"/>
+        </w:rPr>
       </w:pPr>
       <w:r>
         <w:rPr>
-          <w:rFonts w:ascii="??_GB2312" w:hAnsi="??_GB2312" w:eastAsia="??_GB2312"/>
+          <w:rFonts w:hint="eastAsia" w:ascii="楷体_GB2312" w:hAnsi="楷体_GB2312" w:eastAsia="楷体_GB2312" w:cs="楷体_GB2312"/>
+          <w:bCs/>
           <w:sz w:val="32"/>
+          <w:szCs w:val="32"/>
+          <w:lang w:val="zh-CN"/>
         </w:rPr>
-        <w:t>???????????</w:t>
+        <w:t>（三）道路清扫保洁作业</w:t>
       </w:r>
     </w:p>
     <w:p>
       <w:pPr>
-        <w:jc w:val="left"/>
+        <w:widowControl w:val="0"/>
+        <w:spacing w:after="0" w:line="560" w:lineRule="exact"/>
+        <w:ind w:firstLine="640" w:firstLineChars="200"/>
+        <w:jc w:val="both"/>
+        <w:rPr>
+          <w:rFonts w:hint="eastAsia" w:ascii="仿宋_GB2312" w:hAnsi="仿宋_GB2312" w:eastAsia="仿宋_GB2312" w:cs="仿宋_GB2312"/>
+          <w:sz w:val="32"/>
+          <w:szCs w:val="32"/>
+        </w:rPr>
       </w:pPr>
       <w:r>
         <w:rPr>
-          <w:rFonts w:ascii="??_GB2312" w:hAnsi="??_GB2312" w:eastAsia="??_GB2312"/>
+          <w:rFonts w:hint="eastAsia" w:ascii="仿宋_GB2312" w:hAnsi="仿宋_GB2312" w:eastAsia="仿宋_GB2312" w:cs="仿宋_GB2312"/>
           <w:sz w:val="32"/>
+          <w:szCs w:val="32"/>
         </w:rPr>
-        <w:t>{{ normal_management.cleaning.text }}</w:t>
+        <w:t>{{ normal_management.</w:t>
+      </w:r>
+      <w:r>
+        <w:rPr>
+          <w:rFonts w:hint="eastAsia" w:ascii="仿宋_GB2312" w:hAnsi="等线" w:eastAsia="仿宋_GB2312"/>
+          <w:kern w:val="0"/>
+          <w:sz w:val="32"/>
+          <w:szCs w:val="32"/>
+        </w:rPr>
+        <w:t>cleaning</w:t>
+      </w:r>
+      <w:r>
+        <w:rPr>
+          <w:rFonts w:hint="eastAsia" w:ascii="仿宋_GB2312" w:hAnsi="仿宋_GB2312" w:eastAsia="仿宋_GB2312" w:cs="仿宋_GB2312"/>
+          <w:sz w:val="32"/>
+          <w:szCs w:val="32"/>
+        </w:rPr>
+        <w:t>.text }}</w:t>
       </w:r>
     </w:p>
     <w:p>
       <w:pPr>
-        <w:jc w:val="left"/>
+        <w:autoSpaceDE w:val="0"/>
+        <w:autoSpaceDN w:val="0"/>
+        <w:spacing w:line="560" w:lineRule="exact"/>
+        <w:ind w:firstLine="640" w:firstLineChars="200"/>
+        <w:outlineLvl w:val="1"/>
+        <w:rPr>
+          <w:rFonts w:hint="eastAsia" w:ascii="黑体" w:hAnsi="黑体" w:eastAsia="黑体" w:cs="黑体"/>
+          <w:sz w:val="32"/>
+          <w:szCs w:val="32"/>
+        </w:rPr>
       </w:pPr>
       <w:r>
         <w:rPr>
-          <w:rFonts w:ascii="??" w:hAnsi="??" w:eastAsia="??"/>
+          <w:rFonts w:hint="eastAsia" w:ascii="黑体" w:hAnsi="黑体" w:eastAsia="黑体" w:cs="黑体"/>
           <w:sz w:val="32"/>
+          <w:szCs w:val="32"/>
         </w:rPr>
-        <w:t>??????</w:t>
+        <w:t>二、垃圾管理</w:t>
       </w:r>
     </w:p>
     <w:p>
       <w:pPr>
-        <w:jc w:val="left"/>
+        <w:spacing w:line="560" w:lineRule="exact"/>
+        <w:ind w:firstLine="640" w:firstLineChars="200"/>
+        <w:outlineLvl w:val="2"/>
+        <w:rPr>
+          <w:rFonts w:hint="eastAsia" w:ascii="楷体_GB2312" w:hAnsi="楷体_GB2312" w:eastAsia="楷体_GB2312" w:cs="楷体_GB2312"/>
+          <w:bCs/>
+          <w:sz w:val="32"/>
+          <w:szCs w:val="32"/>
+          <w:lang w:bidi="zh-CN"/>
+        </w:rPr>
       </w:pPr>
       <w:r>
         <w:rPr>
-          <w:rFonts w:ascii="??_GB2312" w:hAnsi="??_GB2312" w:eastAsia="??_GB2312"/>
+          <w:rFonts w:hint="eastAsia" w:ascii="楷体_GB2312" w:hAnsi="楷体_GB2312" w:eastAsia="楷体_GB2312" w:cs="楷体_GB2312"/>
+          <w:bCs/>
           <w:sz w:val="32"/>
+          <w:szCs w:val="32"/>
+          <w:lang w:bidi="zh-CN"/>
         </w:rPr>
-        <w:t>????????????</w:t>
+        <w:t>（一）问题发现和解决情况</w:t>
       </w:r>
     </w:p>
     <w:p>
       <w:pPr>
-        <w:jc w:val="left"/>
+        <w:widowControl w:val="0"/>
+        <w:spacing w:after="0" w:line="560" w:lineRule="exact"/>
+        <w:ind w:firstLine="640" w:firstLineChars="200"/>
+        <w:jc w:val="both"/>
+        <w:rPr>
+          <w:rFonts w:hint="default" w:ascii="仿宋_GB2312" w:hAnsi="仿宋_GB2312" w:eastAsia="仿宋_GB2312" w:cs="仿宋_GB2312"/>
+          <w:color w:val="000000" w:themeColor="text1"/>
+          <w:kern w:val="0"/>
+          <w:sz w:val="32"/>
+          <w:szCs w:val="32"/>
+          <w:lang w:val="en-US" w:eastAsia="zh-CN"/>
+          <w14:textFill>
+            <w14:solidFill>
+              <w14:schemeClr w14:val="tx1"/>
+            </w14:solidFill>
+          </w14:textFill>
+        </w:rPr>
       </w:pPr>
       <w:r>
         <w:rPr>
-          <w:rFonts w:ascii="??_GB2312" w:hAnsi="??_GB2312" w:eastAsia="??_GB2312"/>
+          <w:rFonts w:hint="eastAsia" w:ascii="仿宋_GB2312" w:hAnsi="仿宋_GB2312" w:eastAsia="仿宋_GB2312" w:cs="仿宋_GB2312"/>
+          <w:color w:val="000000" w:themeColor="text1"/>
+          <w:kern w:val="0"/>
           <w:sz w:val="32"/>
+          <w:szCs w:val="32"/>
+          <w:lang w:eastAsia="zh-CN"/>
+          <w14:textFill>
+            <w14:solidFill>
+              <w14:schemeClr w14:val="tx1"/>
+            </w14:solidFill>
+          </w14:textFill>
         </w:rPr>
-        <w:t>{{ waste_management.city_check_text }}</w:t>
+        <w:t>{{ waste_</w:t>
+      </w:r>
+      <w:r>
+        <w:rPr>
+          <w:rFonts w:hint="eastAsia" w:ascii="仿宋_GB2312" w:hAnsi="等线" w:eastAsia="仿宋_GB2312"/>
+          <w:kern w:val="0"/>
+          <w:sz w:val="32"/>
+          <w:szCs w:val="32"/>
+          <w:lang w:eastAsia="zh-CN"/>
+        </w:rPr>
+        <w:t>management</w:t>
+      </w:r>
+      <w:r>
+        <w:rPr>
+          <w:rFonts w:hint="eastAsia" w:ascii="仿宋_GB2312" w:hAnsi="仿宋_GB2312" w:eastAsia="仿宋_GB2312" w:cs="仿宋_GB2312"/>
+          <w:color w:val="000000" w:themeColor="text1"/>
+          <w:kern w:val="0"/>
+          <w:sz w:val="32"/>
+          <w:szCs w:val="32"/>
+          <w:lang w:eastAsia="zh-CN"/>
+          <w14:textFill>
+            <w14:solidFill>
+              <w14:schemeClr w14:val="tx1"/>
+            </w14:solidFill>
+          </w14:textFill>
+        </w:rPr>
+        <w:t>.city_check_text }}</w:t>
       </w:r>
     </w:p>
     <w:p>
       <w:pPr>
-        <w:jc w:val="left"/>
+        <w:widowControl w:val="0"/>
+        <w:spacing w:after="0" w:line="560" w:lineRule="exact"/>
+        <w:ind w:firstLine="640" w:firstLineChars="200"/>
+        <w:jc w:val="both"/>
+        <w:rPr>
+          <w:rFonts w:hint="eastAsia" w:ascii="仿宋_GB2312" w:hAnsi="仿宋_GB2312" w:eastAsia="仿宋_GB2312" w:cs="仿宋_GB2312"/>
+          <w:color w:val="000000" w:themeColor="text1"/>
+          <w:kern w:val="0"/>
+          <w:sz w:val="32"/>
+          <w:szCs w:val="32"/>
+          <w:lang w:eastAsia="zh-CN"/>
+          <w14:textFill>
+            <w14:solidFill>
+              <w14:schemeClr w14:val="tx1"/>
+            </w14:solidFill>
+          </w14:textFill>
+        </w:rPr>
       </w:pPr>
       <w:r>
         <w:rPr>
-          <w:rFonts w:ascii="??_GB2312" w:hAnsi="??_GB2312" w:eastAsia="??_GB2312"/>
+          <w:rFonts w:hint="eastAsia" w:ascii="仿宋_GB2312" w:hAnsi="仿宋_GB2312" w:eastAsia="仿宋_GB2312" w:cs="仿宋_GB2312"/>
+          <w:color w:val="000000" w:themeColor="text1"/>
+          <w:kern w:val="0"/>
           <w:sz w:val="32"/>
+          <w:szCs w:val="32"/>
+          <w:lang w:eastAsia="zh-CN"/>
+          <w14:textFill>
+            <w14:solidFill>
+              <w14:schemeClr w14:val="tx1"/>
+            </w14:solidFill>
+          </w14:textFill>
         </w:rPr>
         <w:t>{{ waste_management.district_check_text }}</w:t>
       </w:r>
     </w:p>
     <w:p>
       <w:pPr>
-        <w:jc w:val="left"/>
+        <w:spacing w:line="560" w:lineRule="exact"/>
+        <w:ind w:firstLine="640" w:firstLineChars="200"/>
+        <w:outlineLvl w:val="2"/>
+        <w:rPr>
+          <w:rFonts w:hint="eastAsia" w:ascii="楷体_GB2312" w:hAnsi="楷体_GB2312" w:eastAsia="楷体_GB2312" w:cs="楷体_GB2312"/>
+          <w:bCs/>
+          <w:sz w:val="32"/>
+          <w:szCs w:val="32"/>
+          <w:lang w:bidi="zh-CN"/>
+        </w:rPr>
       </w:pPr>
       <w:r>
         <w:rPr>
-          <w:rFonts w:ascii="??_GB2312" w:hAnsi="??_GB2312" w:eastAsia="??_GB2312"/>
+          <w:rFonts w:hint="eastAsia" w:ascii="楷体_GB2312" w:hAnsi="楷体_GB2312" w:eastAsia="楷体_GB2312" w:cs="楷体_GB2312"/>
+          <w:bCs/>
           <w:sz w:val="32"/>
+          <w:szCs w:val="32"/>
+          <w:lang w:bidi="zh-CN"/>
         </w:rPr>
-        <w:t>??????????</w:t>
+        <w:t>（二）小卫星案件情况</w:t>
       </w:r>
     </w:p>
     <w:p>
       <w:pPr>
-        <w:jc w:val="left"/>
+        <w:widowControl w:val="0"/>
+        <w:spacing w:after="0" w:line="560" w:lineRule="exact"/>
+        <w:ind w:firstLine="640" w:firstLineChars="200"/>
+        <w:jc w:val="both"/>
+        <w:rPr>
+          <w:rFonts w:hint="eastAsia" w:ascii="仿宋_GB2312" w:hAnsi="仿宋_GB2312" w:eastAsia="仿宋_GB2312" w:cs="仿宋_GB2312"/>
+          <w:bCs/>
+          <w:sz w:val="32"/>
+          <w:szCs w:val="32"/>
+          <w:lang w:bidi="zh-CN"/>
+        </w:rPr>
       </w:pPr>
       <w:r>
         <w:rPr>
-          <w:rFonts w:ascii="??_GB2312" w:hAnsi="??_GB2312" w:eastAsia="??_GB2312"/>
+          <w:rFonts w:hint="eastAsia" w:ascii="仿宋_GB2312" w:hAnsi="仿宋_GB2312" w:eastAsia="仿宋_GB2312" w:cs="仿宋_GB2312"/>
+          <w:bCs/>
           <w:sz w:val="32"/>
+          <w:szCs w:val="32"/>
+          <w:lang w:bidi="zh-CN"/>
         </w:rPr>
-        <w:t>{{ waste_management.small_satellite_text }}</w:t>
+        <w:t>{{ waste_</w:t>
+      </w:r>
+      <w:r>
+        <w:rPr>
+          <w:rFonts w:hint="eastAsia" w:ascii="仿宋_GB2312" w:hAnsi="等线" w:eastAsia="仿宋_GB2312"/>
+          <w:kern w:val="0"/>
+          <w:sz w:val="32"/>
+          <w:szCs w:val="32"/>
+        </w:rPr>
+        <w:t>management</w:t>
+      </w:r>
+      <w:r>
+        <w:rPr>
+          <w:rFonts w:hint="eastAsia" w:ascii="仿宋_GB2312" w:hAnsi="仿宋_GB2312" w:eastAsia="仿宋_GB2312" w:cs="仿宋_GB2312"/>
+          <w:bCs/>
+          <w:sz w:val="32"/>
+          <w:szCs w:val="32"/>
+          <w:lang w:bidi="zh-CN"/>
+        </w:rPr>
+        <w:t>.small_satellite_text }}</w:t>
       </w:r>
     </w:p>
     <w:p>
       <w:pPr>
-        <w:jc w:val="left"/>
+        <w:numPr>
+          <w:ilvl w:val="255"/>
+          <w:numId w:val="0"/>
+        </w:numPr>
+        <w:autoSpaceDE w:val="0"/>
+        <w:autoSpaceDN w:val="0"/>
+        <w:spacing w:line="560" w:lineRule="exact"/>
+        <w:ind w:firstLine="640" w:firstLineChars="200"/>
+        <w:outlineLvl w:val="2"/>
+        <w:rPr>
+          <w:rFonts w:hint="eastAsia" w:ascii="楷体_GB2312" w:hAnsi="楷体_GB2312" w:eastAsia="楷体_GB2312" w:cs="楷体_GB2312"/>
+          <w:bCs/>
+          <w:sz w:val="32"/>
+          <w:szCs w:val="32"/>
+        </w:rPr>
       </w:pPr>
       <w:r>
         <w:rPr>
-          <w:rFonts w:ascii="??_GB2312" w:hAnsi="??_GB2312" w:eastAsia="??_GB2312"/>
+          <w:rFonts w:hint="eastAsia" w:ascii="楷体_GB2312" w:hAnsi="楷体_GB2312" w:eastAsia="楷体_GB2312" w:cs="楷体_GB2312"/>
+          <w:bCs/>
           <w:sz w:val="32"/>
+          <w:szCs w:val="32"/>
+          <w:lang w:val="zh-CN"/>
         </w:rPr>
-        <w:t>???????????</w:t>
+        <w:t>（三）建筑垃圾综合治理</w:t>
       </w:r>
     </w:p>
     <w:p>
       <w:pPr>
-        <w:jc w:val="left"/>
+        <w:widowControl w:val="0"/>
+        <w:spacing w:after="0" w:line="560" w:lineRule="exact"/>
+        <w:ind w:firstLine="640" w:firstLineChars="200"/>
+        <w:jc w:val="both"/>
+        <w:rPr>
+          <w:rFonts w:hint="eastAsia" w:ascii="仿宋_GB2312" w:hAnsi="仿宋_GB2312" w:eastAsia="仿宋_GB2312" w:cs="仿宋_GB2312"/>
+          <w:sz w:val="32"/>
+          <w:szCs w:val="32"/>
+        </w:rPr>
       </w:pPr>
       <w:r>
         <w:rPr>
-          <w:rFonts w:ascii="??_GB2312" w:hAnsi="??_GB2312" w:eastAsia="??_GB2312"/>
+          <w:rFonts w:hint="eastAsia" w:ascii="仿宋_GB2312" w:hAnsi="仿宋_GB2312" w:eastAsia="仿宋_GB2312" w:cs="仿宋_GB2312"/>
           <w:sz w:val="32"/>
+          <w:szCs w:val="32"/>
         </w:rPr>
-        <w:t>{{ waste_management.construction_waste_text }}</w:t>
+        <w:t>{{ waste_</w:t>
+      </w:r>
+      <w:r>
+        <w:rPr>
+          <w:rFonts w:hint="eastAsia" w:ascii="仿宋_GB2312" w:hAnsi="等线" w:eastAsia="仿宋_GB2312"/>
+          <w:kern w:val="0"/>
+          <w:sz w:val="32"/>
+          <w:szCs w:val="32"/>
+        </w:rPr>
+        <w:t>management</w:t>
+      </w:r>
+      <w:r>
+        <w:rPr>
+          <w:rFonts w:hint="eastAsia" w:ascii="仿宋_GB2312" w:hAnsi="仿宋_GB2312" w:eastAsia="仿宋_GB2312" w:cs="仿宋_GB2312"/>
+          <w:sz w:val="32"/>
+          <w:szCs w:val="32"/>
+        </w:rPr>
+        <w:t>.</w:t>
+      </w:r>
+      <w:r>
+        <w:rPr>
+          <w:rFonts w:hint="eastAsia" w:ascii="仿宋_GB2312" w:hAnsi="仿宋_GB2312" w:eastAsia="仿宋_GB2312" w:cs="仿宋_GB2312"/>
+          <w:color w:val="000000" w:themeColor="text1"/>
+          <w:kern w:val="0"/>
+          <w:sz w:val="32"/>
+          <w:szCs w:val="32"/>
+          <w:lang w:eastAsia="zh-CN"/>
+          <w14:textFill>
+            <w14:solidFill>
+              <w14:schemeClr w14:val="tx1"/>
+            </w14:solidFill>
+          </w14:textFill>
+        </w:rPr>
+        <w:t>construction</w:t>
+      </w:r>
+      <w:r>
+        <w:rPr>
+          <w:rFonts w:hint="eastAsia" w:ascii="仿宋_GB2312" w:hAnsi="仿宋_GB2312" w:eastAsia="仿宋_GB2312" w:cs="仿宋_GB2312"/>
+          <w:sz w:val="32"/>
+          <w:szCs w:val="32"/>
+        </w:rPr>
+        <w:t>_waste_text }}</w:t>
       </w:r>
     </w:p>
     <w:p>
       <w:pPr>
-        <w:jc w:val="left"/>
+        <w:autoSpaceDE w:val="0"/>
+        <w:autoSpaceDN w:val="0"/>
+        <w:spacing w:line="560" w:lineRule="exact"/>
+        <w:ind w:firstLine="640" w:firstLineChars="200"/>
+        <w:outlineLvl w:val="1"/>
+        <w:rPr>
+          <w:rFonts w:hint="eastAsia" w:ascii="黑体" w:hAnsi="黑体" w:eastAsia="黑体" w:cs="黑体"/>
+          <w:bCs/>
+          <w:sz w:val="32"/>
+          <w:szCs w:val="32"/>
+        </w:rPr>
       </w:pPr>
       <w:r>
         <w:rPr>
-          <w:rFonts w:ascii="??" w:hAnsi="??" w:eastAsia="??"/>
+          <w:rFonts w:hint="eastAsia" w:ascii="黑体" w:hAnsi="黑体" w:eastAsia="黑体" w:cs="黑体"/>
+          <w:bCs/>
           <w:sz w:val="32"/>
+          <w:szCs w:val="32"/>
         </w:rPr>
-        <w:t>????????</w:t>
+        <w:t>三、城市家具治理</w:t>
       </w:r>
     </w:p>
     <w:p>
       <w:pPr>
-        <w:jc w:val="left"/>
+        <w:widowControl w:val="0"/>
+        <w:spacing w:after="0" w:line="560" w:lineRule="exact"/>
+        <w:ind w:firstLine="640" w:firstLineChars="200"/>
+        <w:jc w:val="both"/>
+        <w:rPr>
+          <w:rFonts w:hint="eastAsia" w:ascii="仿宋_GB2312" w:hAnsi="仿宋_GB2312" w:eastAsia="仿宋_GB2312" w:cs="仿宋_GB2312"/>
+          <w:sz w:val="32"/>
+          <w:szCs w:val="32"/>
+        </w:rPr>
       </w:pPr>
       <w:r>
         <w:rPr>
-          <w:rFonts w:ascii="??_GB2312" w:hAnsi="??_GB2312" w:eastAsia="??_GB2312"/>
+          <w:rFonts w:hint="eastAsia" w:ascii="仿宋_GB2312" w:hAnsi="仿宋_GB2312" w:eastAsia="仿宋_GB2312" w:cs="仿宋_GB2312"/>
           <w:sz w:val="32"/>
+          <w:szCs w:val="32"/>
         </w:rPr>
-        <w:t>{{ city_furniture.text }}</w:t>
+        <w:t>{{ city_furniture</w:t>
+      </w:r>
+      <w:bookmarkStart w:id="5" w:name="_GoBack"/>
+      <w:bookmarkEnd w:id="5"/>
+      <w:r>
+        <w:rPr>
+          <w:rFonts w:hint="eastAsia" w:ascii="仿宋_GB2312" w:hAnsi="仿宋_GB2312" w:eastAsia="仿宋_GB2312" w:cs="仿宋_GB2312"/>
+          <w:sz w:val="32"/>
+          <w:szCs w:val="32"/>
+        </w:rPr>
+        <w:t>.text }}</w:t>
       </w:r>
     </w:p>
     <w:p>
       <w:pPr>
-        <w:jc w:val="left"/>
+        <w:autoSpaceDE w:val="0"/>
+        <w:autoSpaceDN w:val="0"/>
+        <w:spacing w:line="560" w:lineRule="exact"/>
+        <w:ind w:firstLine="640" w:firstLineChars="200"/>
+        <w:outlineLvl w:val="1"/>
+        <w:rPr>
+          <w:rFonts w:hint="eastAsia" w:ascii="黑体" w:hAnsi="黑体" w:eastAsia="黑体" w:cs="黑体"/>
+          <w:bCs/>
+          <w:sz w:val="32"/>
+          <w:szCs w:val="32"/>
+        </w:rPr>
       </w:pPr>
       <w:r>
         <w:rPr>
-          <w:rFonts w:ascii="??" w:hAnsi="??" w:eastAsia="??"/>
+          <w:rFonts w:hint="eastAsia" w:ascii="黑体" w:hAnsi="黑体" w:eastAsia="黑体" w:cs="黑体"/>
+          <w:bCs/>
           <w:sz w:val="32"/>
+          <w:szCs w:val="32"/>
         </w:rPr>
-        <w:t>????????</w:t>
+        <w:t>四、背街小巷治理</w:t>
       </w:r>
     </w:p>
     <w:p>
       <w:pPr>
-        <w:jc w:val="left"/>
+        <w:widowControl w:val="0"/>
+        <w:spacing w:after="0" w:line="560" w:lineRule="exact"/>
+        <w:ind w:firstLine="640" w:firstLineChars="200"/>
+        <w:jc w:val="both"/>
+        <w:rPr>
+          <w:rFonts w:hint="eastAsia" w:ascii="仿宋_GB2312" w:hAnsi="仿宋_GB2312" w:eastAsia="仿宋_GB2312" w:cs="仿宋_GB2312"/>
+          <w:color w:val="000000" w:themeColor="text1"/>
+          <w:kern w:val="0"/>
+          <w:sz w:val="32"/>
+          <w:szCs w:val="32"/>
+          <w:lang w:eastAsia="zh-CN"/>
+          <w14:textFill>
+            <w14:solidFill>
+              <w14:schemeClr w14:val="tx1"/>
+            </w14:solidFill>
+          </w14:textFill>
+        </w:rPr>
       </w:pPr>
       <w:r>
         <w:rPr>
-          <w:rFonts w:ascii="??_GB2312" w:hAnsi="??_GB2312" w:eastAsia="??_GB2312"/>
+          <w:rFonts w:hint="eastAsia" w:ascii="仿宋_GB2312" w:hAnsi="仿宋_GB2312" w:eastAsia="仿宋_GB2312" w:cs="仿宋_GB2312"/>
+          <w:color w:val="000000" w:themeColor="text1"/>
+          <w:kern w:val="0"/>
           <w:sz w:val="32"/>
+          <w:szCs w:val="32"/>
+          <w:lang w:eastAsia="zh-CN"/>
+          <w14:textFill>
+            <w14:solidFill>
+              <w14:schemeClr w14:val="tx1"/>
+            </w14:solidFill>
+          </w14:textFill>
         </w:rPr>
         <w:t>{{ backstreets.text }}</w:t>
       </w:r>
     </w:p>
     <w:p>
       <w:pPr>
-        <w:jc w:val="left"/>
+        <w:autoSpaceDE w:val="0"/>
+        <w:autoSpaceDN w:val="0"/>
+        <w:spacing w:line="560" w:lineRule="exact"/>
+        <w:ind w:firstLine="640" w:firstLineChars="200"/>
+        <w:outlineLvl w:val="1"/>
+        <w:rPr>
+          <w:rFonts w:hint="eastAsia" w:ascii="黑体" w:hAnsi="黑体" w:eastAsia="黑体" w:cs="黑体"/>
+          <w:bCs/>
+          <w:sz w:val="32"/>
+          <w:szCs w:val="32"/>
+        </w:rPr>
       </w:pPr>
       <w:r>
         <w:rPr>
-          <w:rFonts w:ascii="??" w:hAnsi="??" w:eastAsia="??"/>
+          <w:rFonts w:hint="eastAsia" w:ascii="黑体" w:hAnsi="黑体" w:eastAsia="黑体" w:cs="黑体"/>
+          <w:bCs/>
           <w:sz w:val="32"/>
+          <w:szCs w:val="32"/>
         </w:rPr>
-        <w:t>??????</w:t>
+        <w:t>五、网格治理</w:t>
       </w:r>
     </w:p>
     <w:p>
       <w:pPr>
-        <w:jc w:val="left"/>
+        <w:widowControl w:val="0"/>
+        <w:spacing w:after="0" w:line="560" w:lineRule="exact"/>
+        <w:ind w:firstLine="640" w:firstLineChars="200"/>
+        <w:jc w:val="both"/>
+        <w:rPr>
+          <w:rFonts w:hint="eastAsia" w:ascii="仿宋_GB2312" w:hAnsi="仿宋_GB2312" w:eastAsia="仿宋_GB2312" w:cs="仿宋_GB2312"/>
+          <w:bCs/>
+          <w:sz w:val="32"/>
+          <w:szCs w:val="32"/>
+        </w:rPr>
       </w:pPr>
+      <w:bookmarkStart w:id="4" w:name="_Toc135121249"/>
+      <w:bookmarkEnd w:id="4"/>
       <w:r>
         <w:rPr>
-          <w:rFonts w:ascii="??_GB2312" w:hAnsi="??_GB2312" w:eastAsia="??_GB2312"/>
+          <w:rFonts w:hint="eastAsia" w:ascii="仿宋_GB2312" w:hAnsi="仿宋_GB2312" w:eastAsia="仿宋_GB2312" w:cs="仿宋_GB2312"/>
+          <w:bCs/>
           <w:sz w:val="32"/>
+          <w:szCs w:val="32"/>
         </w:rPr>
-        <w:t>{{ grid_management.text }}</w:t>
+        <w:t>{{ grid_</w:t>
+      </w:r>
+      <w:r>
+        <w:rPr>
+          <w:rFonts w:hint="eastAsia" w:ascii="仿宋_GB2312" w:hAnsi="仿宋_GB2312" w:eastAsia="仿宋_GB2312" w:cs="仿宋_GB2312"/>
+          <w:color w:val="000000" w:themeColor="text1"/>
+          <w:kern w:val="0"/>
+          <w:sz w:val="32"/>
+          <w:szCs w:val="32"/>
+          <w:lang w:eastAsia="zh-CN"/>
+          <w14:textFill>
+            <w14:solidFill>
+              <w14:schemeClr w14:val="tx1"/>
+            </w14:solidFill>
+          </w14:textFill>
+        </w:rPr>
+        <w:t>management</w:t>
+      </w:r>
+      <w:r>
+        <w:rPr>
+          <w:rFonts w:hint="eastAsia" w:ascii="仿宋_GB2312" w:hAnsi="仿宋_GB2312" w:eastAsia="仿宋_GB2312" w:cs="仿宋_GB2312"/>
+          <w:bCs/>
+          <w:sz w:val="32"/>
+          <w:szCs w:val="32"/>
+        </w:rPr>
+        <w:t>.text }}</w:t>
       </w:r>
     </w:p>
     <w:p>
       <w:pPr>
-        <w:jc w:val="left"/>
+        <w:spacing w:line="560" w:lineRule="exact"/>
+        <w:ind w:firstLine="640" w:firstLineChars="200"/>
+        <w:outlineLvl w:val="1"/>
+        <w:rPr>
+          <w:rFonts w:hint="eastAsia" w:ascii="黑体" w:hAnsi="黑体" w:eastAsia="黑体" w:cs="黑体"/>
+          <w:bCs/>
+          <w:sz w:val="32"/>
+          <w:szCs w:val="32"/>
+          <w:lang w:bidi="zh-CN"/>
+        </w:rPr>
       </w:pPr>
       <w:r>
         <w:rPr>
-          <w:rFonts w:ascii="??" w:hAnsi="??" w:eastAsia="??"/>
+          <w:rFonts w:hint="eastAsia" w:ascii="黑体" w:hAnsi="黑体" w:eastAsia="黑体" w:cs="黑体"/>
+          <w:bCs/>
           <w:sz w:val="32"/>
+          <w:szCs w:val="32"/>
+          <w:lang w:bidi="zh-CN"/>
         </w:rPr>
-        <w:t>??????</w:t>
+        <w:t>六、综合执法</w:t>
       </w:r>
     </w:p>
     <w:p>
       <w:pPr>
-        <w:jc w:val="left"/>
+        <w:widowControl w:val="0"/>
+        <w:spacing w:after="0" w:line="560" w:lineRule="exact"/>
+        <w:ind w:firstLine="640" w:firstLineChars="200"/>
+        <w:jc w:val="both"/>
+        <w:rPr>
+          <w:rFonts w:hint="eastAsia" w:ascii="仿宋_GB2312" w:hAnsi="仿宋_GB2312" w:eastAsia="仿宋_GB2312" w:cs="仿宋_GB2312"/>
+          <w:bCs/>
+          <w:sz w:val="32"/>
+          <w:szCs w:val="32"/>
+        </w:rPr>
       </w:pPr>
       <w:r>
         <w:rPr>
-          <w:rFonts w:ascii="??_GB2312" w:hAnsi="??_GB2312" w:eastAsia="??_GB2312"/>
+          <w:rFonts w:hint="eastAsia" w:ascii="仿宋_GB2312" w:hAnsi="仿宋_GB2312" w:eastAsia="仿宋_GB2312" w:cs="仿宋_GB2312"/>
+          <w:bCs/>
           <w:sz w:val="32"/>
+          <w:szCs w:val="32"/>
         </w:rPr>
-        <w:t>{{ law_enforcement.appeal_text }}</w:t>
+        <w:t>{{ law_</w:t>
+      </w:r>
+      <w:r>
+        <w:rPr>
+          <w:rFonts w:hint="eastAsia" w:ascii="仿宋_GB2312" w:hAnsi="仿宋_GB2312" w:eastAsia="仿宋_GB2312" w:cs="仿宋_GB2312"/>
+          <w:color w:val="000000" w:themeColor="text1"/>
+          <w:kern w:val="0"/>
+          <w:sz w:val="32"/>
+          <w:szCs w:val="32"/>
+          <w:lang w:eastAsia="zh-CN"/>
+          <w14:textFill>
+            <w14:solidFill>
+              <w14:schemeClr w14:val="tx1"/>
+            </w14:solidFill>
+          </w14:textFill>
+        </w:rPr>
+        <w:t>enforcement</w:t>
+      </w:r>
+      <w:r>
+        <w:rPr>
+          <w:rFonts w:hint="eastAsia" w:ascii="仿宋_GB2312" w:hAnsi="仿宋_GB2312" w:eastAsia="仿宋_GB2312" w:cs="仿宋_GB2312"/>
+          <w:bCs/>
+          <w:sz w:val="32"/>
+          <w:szCs w:val="32"/>
+        </w:rPr>
+        <w:t>.appeal_text }}</w:t>
       </w:r>
     </w:p>
     <w:p>
       <w:pPr>
-        <w:jc w:val="left"/>
+        <w:widowControl w:val="0"/>
+        <w:spacing w:after="0" w:line="560" w:lineRule="exact"/>
+        <w:ind w:firstLine="640" w:firstLineChars="200"/>
+        <w:jc w:val="both"/>
+        <w:rPr>
+          <w:rFonts w:hint="eastAsia" w:ascii="黑体" w:hAnsi="黑体" w:eastAsia="黑体" w:cs="黑体"/>
+          <w:bCs/>
+          <w:sz w:val="32"/>
+          <w:szCs w:val="32"/>
+        </w:rPr>
       </w:pPr>
       <w:r>
         <w:rPr>
-          <w:rFonts w:ascii="??_GB2312" w:hAnsi="??_GB2312" w:eastAsia="??_GB2312"/>
+          <w:rFonts w:ascii="仿宋_GB2312" w:hAnsi="仿宋_GB2312" w:eastAsia="仿宋_GB2312" w:cs="仿宋_GB2312"/>
+          <w:bCs/>
           <w:sz w:val="32"/>
+          <w:szCs w:val="32"/>
         </w:rPr>
-        <w:t>{{ law_enforcement.key_assignment_text }}</w:t>
+        <w:t>{{ law_</w:t>
+      </w:r>
+      <w:r>
+        <w:rPr>
+          <w:rFonts w:hint="eastAsia" w:ascii="仿宋_GB2312" w:hAnsi="仿宋_GB2312" w:eastAsia="仿宋_GB2312" w:cs="仿宋_GB2312"/>
+          <w:color w:val="000000" w:themeColor="text1"/>
+          <w:kern w:val="0"/>
+          <w:sz w:val="32"/>
+          <w:szCs w:val="32"/>
+          <w:lang w:eastAsia="zh-CN"/>
+          <w14:textFill>
+            <w14:solidFill>
+              <w14:schemeClr w14:val="tx1"/>
+            </w14:solidFill>
+          </w14:textFill>
+        </w:rPr>
+        <w:t>enforcement</w:t>
+      </w:r>
+      <w:r>
+        <w:rPr>
+          <w:rFonts w:ascii="仿宋_GB2312" w:hAnsi="仿宋_GB2312" w:eastAsia="仿宋_GB2312" w:cs="仿宋_GB2312"/>
+          <w:bCs/>
+          <w:sz w:val="32"/>
+          <w:szCs w:val="32"/>
+        </w:rPr>
+        <w:t>.key_assignment_text }}</w:t>
       </w:r>
     </w:p>
     <w:p>
       <w:pPr>
-        <w:jc w:val="left"/>
+        <w:spacing w:line="560" w:lineRule="exact"/>
+        <w:ind w:firstLine="640" w:firstLineChars="200"/>
+        <w:outlineLvl w:val="1"/>
+        <w:rPr>
+          <w:rFonts w:eastAsia="黑体" w:cs="黑体"/>
+          <w:kern w:val="44"/>
+          <w:sz w:val="32"/>
+          <w:szCs w:val="32"/>
+        </w:rPr>
       </w:pPr>
       <w:r>
         <w:rPr>
-          <w:rFonts w:ascii="??" w:hAnsi="??" w:eastAsia="??"/>
+          <w:rFonts w:hint="eastAsia" w:ascii="黑体" w:hAnsi="黑体" w:eastAsia="黑体"/>
+          <w:kern w:val="44"/>
           <w:sz w:val="32"/>
+          <w:szCs w:val="32"/>
         </w:rPr>
-        <w:t>??????</w:t>
+        <w:t>七、工作建议</w:t>
       </w:r>
     </w:p>
     <w:p>
       <w:pPr>
-        <w:jc w:val="left"/>
+        <w:widowControl w:val="0"/>
+        <w:spacing w:after="0" w:line="560" w:lineRule="exact"/>
+        <w:ind w:firstLine="640" w:firstLineChars="200"/>
+        <w:jc w:val="both"/>
+        <w:rPr>
+          <w:rFonts w:hint="eastAsia" w:ascii="仿宋_GB2312" w:hAnsi="仿宋_GB2312" w:eastAsia="仿宋_GB2312" w:cs="仿宋_GB2312"/>
+          <w:color w:val="000000" w:themeColor="text1"/>
+          <w:kern w:val="0"/>
+          <w:sz w:val="32"/>
+          <w:szCs w:val="32"/>
+          <w:lang w:eastAsia="zh-CN"/>
+          <w14:textFill>
+            <w14:solidFill>
+              <w14:schemeClr w14:val="tx1"/>
+            </w14:solidFill>
+          </w14:textFill>
+        </w:rPr>
       </w:pPr>
       <w:r>
         <w:rPr>
-          <w:rFonts w:ascii="??_GB2312" w:hAnsi="??_GB2312" w:eastAsia="??_GB2312"/>
+          <w:rFonts w:hint="eastAsia" w:ascii="仿宋_GB2312" w:hAnsi="仿宋_GB2312" w:eastAsia="仿宋_GB2312" w:cs="仿宋_GB2312"/>
+          <w:color w:val="000000" w:themeColor="text1"/>
+          <w:kern w:val="0"/>
           <w:sz w:val="32"/>
+          <w:szCs w:val="32"/>
+          <w:lang w:eastAsia="zh-CN"/>
+          <w14:textFill>
+            <w14:solidFill>
+              <w14:schemeClr w14:val="tx1"/>
+            </w14:solidFill>
+          </w14:textFill>
         </w:rPr>
-        <w:t>{% for suggestion in suggestions %}</w:t>
+        <w:t>{%p for suggestion in suggestions %}</w:t>
       </w:r>
     </w:p>
     <w:p>
       <w:pPr>
-        <w:jc w:val="left"/>
+        <w:widowControl w:val="0"/>
+        <w:spacing w:after="0" w:line="560" w:lineRule="exact"/>
+        <w:ind w:firstLine="640" w:firstLineChars="200"/>
+        <w:jc w:val="both"/>
+        <w:rPr>
+          <w:rFonts w:hint="eastAsia" w:ascii="仿宋_GB2312" w:hAnsi="仿宋_GB2312" w:eastAsia="仿宋_GB2312" w:cs="仿宋_GB2312"/>
+          <w:color w:val="000000" w:themeColor="text1"/>
+          <w:kern w:val="0"/>
+          <w:sz w:val="32"/>
+          <w:szCs w:val="32"/>
+          <w:lang w:eastAsia="zh-CN"/>
+          <w14:textFill>
+            <w14:solidFill>
+              <w14:schemeClr w14:val="tx1"/>
+            </w14:solidFill>
+          </w14:textFill>
+        </w:rPr>
       </w:pPr>
       <w:r>
         <w:rPr>
-          <w:rFonts w:ascii="??_GB2312" w:hAnsi="??_GB2312" w:eastAsia="??_GB2312"/>
+          <w:rFonts w:hint="eastAsia" w:ascii="仿宋_GB2312" w:hAnsi="仿宋_GB2312" w:eastAsia="仿宋_GB2312" w:cs="仿宋_GB2312"/>
+          <w:color w:val="000000" w:themeColor="text1"/>
+          <w:kern w:val="0"/>
           <w:sz w:val="32"/>
+          <w:szCs w:val="32"/>
+          <w:lang w:eastAsia="zh-CN"/>
+          <w14:textFill>
+            <w14:solidFill>
+              <w14:schemeClr w14:val="tx1"/>
+            </w14:solidFill>
+          </w14:textFill>
         </w:rPr>
-        <w:t>{{ suggestion.number }}. {{ suggestion.title }}</w:t>
+        <w:t>{{ suggestion.number }}{{ suggestion.body }}</w:t>
       </w:r>
     </w:p>
     <w:p>
       <w:pPr>
-        <w:jc w:val="left"/>
+        <w:widowControl w:val="0"/>
+        <w:spacing w:after="0" w:line="560" w:lineRule="exact"/>
+        <w:ind w:firstLine="640" w:firstLineChars="200"/>
+        <w:jc w:val="both"/>
+        <w:rPr>
+          <w:rFonts w:hint="eastAsia" w:ascii="仿宋_GB2312" w:hAnsi="仿宋_GB2312" w:eastAsia="仿宋_GB2312" w:cs="仿宋_GB2312"/>
+          <w:color w:val="000000" w:themeColor="text1"/>
+          <w:kern w:val="0"/>
+          <w:sz w:val="32"/>
+          <w:szCs w:val="32"/>
+          <w:lang w:eastAsia="zh-CN"/>
+          <w14:textFill>
+            <w14:solidFill>
+              <w14:schemeClr w14:val="tx1"/>
+            </w14:solidFill>
+          </w14:textFill>
+        </w:rPr>
       </w:pPr>
       <w:r>
         <w:rPr>
-          <w:rFonts w:ascii="??_GB2312" w:hAnsi="??_GB2312" w:eastAsia="??_GB2312"/>
+          <w:rFonts w:hint="eastAsia" w:ascii="仿宋_GB2312" w:hAnsi="仿宋_GB2312" w:eastAsia="仿宋_GB2312" w:cs="仿宋_GB2312"/>
+          <w:color w:val="000000" w:themeColor="text1"/>
+          <w:kern w:val="0"/>
           <w:sz w:val="32"/>
+          <w:szCs w:val="32"/>
+          <w:lang w:eastAsia="zh-CN"/>
+          <w14:textFill>
+            <w14:solidFill>
+              <w14:schemeClr w14:val="tx1"/>
+            </w14:solidFill>
+          </w14:textFill>
         </w:rPr>
-        <w:t>{{ suggestion.body }}</w:t>
+        <w:t>{%p endfor %}</w:t>
       </w:r>
     </w:p>
     <w:p>
       <w:pPr>
-        <w:jc w:val="left"/>
+        <w:rPr>
+          <w:rFonts w:hint="eastAsia"/>
+          <w:lang w:eastAsia="zh-CN"/>
+        </w:rPr>
       </w:pPr>
-      <w:r>
-        <w:rPr>
-          <w:rFonts w:ascii="??_GB2312" w:hAnsi="??_GB2312" w:eastAsia="??_GB2312"/>
-          <w:sz w:val="32"/>
-        </w:rPr>
-        <w:t>{% endfor %}</w:t>
-      </w:r>
     </w:p>
     <w:sectPr>
-      <w:pgSz w:w="12240" w:h="15840"/>
-      <w:pgMar w:top="1440" w:right="1440" w:bottom="1440" w:left="1440" w:header="720" w:footer="720" w:gutter="0"/>
+      <w:footerReference r:id="rId7" w:type="first"/>
+      <w:footerReference r:id="rId5" w:type="default"/>
+      <w:footerReference r:id="rId6" w:type="even"/>
+      <w:pgSz w:w="11906" w:h="16838"/>
+      <w:pgMar w:top="1984" w:right="1587" w:bottom="1984" w:left="1474" w:header="851" w:footer="992" w:gutter="0"/>
       <w:cols w:space="720" w:num="1"/>
-      <w:docGrid w:linePitch="360" w:charSpace="0"/>
+      <w:docGrid w:type="lines" w:linePitch="312" w:charSpace="0"/>
     </w:sectPr>
   </w:body>
 </w:document>
@@ -469,12 +2705,136 @@
 </w:endnotes>
 </file>
 
+<file path=word/footer1.xml><?xml version="1.0" encoding="utf-8"?>
+<w:ftr xmlns:wpc="http://schemas.microsoft.com/office/word/2010/wordprocessingCanvas" xmlns:mc="http://schemas.openxmlformats.org/markup-compatibility/2006" xmlns:o="urn:schemas-microsoft-com:office:office" xmlns:r="http://schemas.openxmlformats.org/officeDocument/2006/relationships" xmlns:m="http://schemas.openxmlformats.org/officeDocument/2006/math" xmlns:v="urn:schemas-microsoft-com:vml" xmlns:wp14="http://schemas.microsoft.com/office/word/2010/wordprocessingDrawing" xmlns:wp="http://schemas.openxmlformats.org/drawingml/2006/wordprocessingDrawing" xmlns:w10="urn:schemas-microsoft-com:office:word" xmlns:w="http://schemas.openxmlformats.org/wordprocessingml/2006/main" xmlns:w14="http://schemas.microsoft.com/office/word/2010/wordml" xmlns:w15="http://schemas.microsoft.com/office/word/2012/wordml" xmlns:wpg="http://schemas.microsoft.com/office/word/2010/wordprocessingGroup" xmlns:wpi="http://schemas.microsoft.com/office/word/2010/wordprocessingInk" xmlns:wne="http://schemas.microsoft.com/office/word/2006/wordml" xmlns:wps="http://schemas.microsoft.com/office/word/2010/wordprocessingShape" xmlns:wpsCustomData="http://www.wps.cn/officeDocument/2013/wpsCustomData" mc:Ignorable="w14 w15 wp14">
+  <w:sdt>
+    <w:sdtPr>
+      <w:id w:val="-512771080"/>
+    </w:sdtPr>
+    <w:sdtEndPr>
+      <w:rPr>
+        <w:rFonts w:hint="eastAsia" w:ascii="仿宋_GB2312" w:eastAsia="仿宋_GB2312"/>
+        <w:sz w:val="24"/>
+        <w:szCs w:val="24"/>
+      </w:rPr>
+    </w:sdtEndPr>
+    <w:sdtContent>
+      <w:p>
+        <w:pPr>
+          <w:pStyle w:val="2"/>
+          <w:tabs>
+            <w:tab w:val="center" w:pos="4153"/>
+            <w:tab w:val="right" w:pos="8306"/>
+            <w:tab w:val="clear" w:pos="4680"/>
+            <w:tab w:val="clear" w:pos="9360"/>
+          </w:tabs>
+          <w:ind w:firstLine="360"/>
+          <w:jc w:val="center"/>
+          <w:rPr>
+            <w:rFonts w:ascii="仿宋_GB2312" w:eastAsia="仿宋_GB2312"/>
+            <w:sz w:val="24"/>
+            <w:szCs w:val="24"/>
+          </w:rPr>
+        </w:pPr>
+        <w:r>
+          <w:rPr>
+            <w:rFonts w:hint="eastAsia" w:ascii="仿宋_GB2312" w:eastAsia="仿宋_GB2312"/>
+            <w:sz w:val="20"/>
+            <w:szCs w:val="20"/>
+          </w:rPr>
+          <w:fldChar w:fldCharType="begin"/>
+        </w:r>
+        <w:r>
+          <w:rPr>
+            <w:rFonts w:hint="eastAsia" w:ascii="仿宋_GB2312" w:eastAsia="仿宋_GB2312"/>
+            <w:sz w:val="20"/>
+            <w:szCs w:val="20"/>
+          </w:rPr>
+          <w:instrText xml:space="preserve">PAGE   \* MERGEFORMAT</w:instrText>
+        </w:r>
+        <w:r>
+          <w:rPr>
+            <w:rFonts w:hint="eastAsia" w:ascii="仿宋_GB2312" w:eastAsia="仿宋_GB2312"/>
+            <w:sz w:val="20"/>
+            <w:szCs w:val="20"/>
+          </w:rPr>
+          <w:fldChar w:fldCharType="separate"/>
+        </w:r>
+        <w:r>
+          <w:rPr>
+            <w:rFonts w:ascii="仿宋_GB2312" w:eastAsia="仿宋_GB2312"/>
+            <w:sz w:val="20"/>
+            <w:szCs w:val="20"/>
+            <w:lang w:val="zh-CN"/>
+          </w:rPr>
+          <w:t>4</w:t>
+        </w:r>
+        <w:r>
+          <w:rPr>
+            <w:rFonts w:hint="eastAsia" w:ascii="仿宋_GB2312" w:eastAsia="仿宋_GB2312"/>
+            <w:sz w:val="20"/>
+            <w:szCs w:val="20"/>
+          </w:rPr>
+          <w:fldChar w:fldCharType="end"/>
+        </w:r>
+      </w:p>
+    </w:sdtContent>
+  </w:sdt>
+  <w:p>
+    <w:pPr>
+      <w:pStyle w:val="2"/>
+      <w:tabs>
+        <w:tab w:val="center" w:pos="4153"/>
+        <w:tab w:val="right" w:pos="8306"/>
+        <w:tab w:val="clear" w:pos="4680"/>
+        <w:tab w:val="clear" w:pos="9360"/>
+      </w:tabs>
+      <w:ind w:firstLine="360"/>
+    </w:pPr>
+  </w:p>
+</w:ftr>
+</file>
+
+<file path=word/footer2.xml><?xml version="1.0" encoding="utf-8"?>
+<w:ftr xmlns:wpc="http://schemas.microsoft.com/office/word/2010/wordprocessingCanvas" xmlns:mc="http://schemas.openxmlformats.org/markup-compatibility/2006" xmlns:o="urn:schemas-microsoft-com:office:office" xmlns:r="http://schemas.openxmlformats.org/officeDocument/2006/relationships" xmlns:m="http://schemas.openxmlformats.org/officeDocument/2006/math" xmlns:v="urn:schemas-microsoft-com:vml" xmlns:wp14="http://schemas.microsoft.com/office/word/2010/wordprocessingDrawing" xmlns:wp="http://schemas.openxmlformats.org/drawingml/2006/wordprocessingDrawing" xmlns:w10="urn:schemas-microsoft-com:office:word" xmlns:w="http://schemas.openxmlformats.org/wordprocessingml/2006/main" xmlns:w14="http://schemas.microsoft.com/office/word/2010/wordml" xmlns:w15="http://schemas.microsoft.com/office/word/2012/wordml" xmlns:wpg="http://schemas.microsoft.com/office/word/2010/wordprocessingGroup" xmlns:wpi="http://schemas.microsoft.com/office/word/2010/wordprocessingInk" xmlns:wne="http://schemas.microsoft.com/office/word/2006/wordml" xmlns:wps="http://schemas.microsoft.com/office/word/2010/wordprocessingShape" xmlns:wpsCustomData="http://www.wps.cn/officeDocument/2013/wpsCustomData" mc:Ignorable="w14 w15 wp14">
+  <w:p>
+    <w:pPr>
+      <w:pStyle w:val="2"/>
+      <w:tabs>
+        <w:tab w:val="center" w:pos="4153"/>
+        <w:tab w:val="right" w:pos="8306"/>
+        <w:tab w:val="clear" w:pos="4680"/>
+        <w:tab w:val="clear" w:pos="9360"/>
+      </w:tabs>
+      <w:ind w:firstLine="360"/>
+    </w:pPr>
+  </w:p>
+</w:ftr>
+</file>
+
+<file path=word/footer3.xml><?xml version="1.0" encoding="utf-8"?>
+<w:ftr xmlns:wpc="http://schemas.microsoft.com/office/word/2010/wordprocessingCanvas" xmlns:mc="http://schemas.openxmlformats.org/markup-compatibility/2006" xmlns:o="urn:schemas-microsoft-com:office:office" xmlns:r="http://schemas.openxmlformats.org/officeDocument/2006/relationships" xmlns:m="http://schemas.openxmlformats.org/officeDocument/2006/math" xmlns:v="urn:schemas-microsoft-com:vml" xmlns:wp14="http://schemas.microsoft.com/office/word/2010/wordprocessingDrawing" xmlns:wp="http://schemas.openxmlformats.org/drawingml/2006/wordprocessingDrawing" xmlns:w10="urn:schemas-microsoft-com:office:word" xmlns:w="http://schemas.openxmlformats.org/wordprocessingml/2006/main" xmlns:w14="http://schemas.microsoft.com/office/word/2010/wordml" xmlns:w15="http://schemas.microsoft.com/office/word/2012/wordml" xmlns:wpg="http://schemas.microsoft.com/office/word/2010/wordprocessingGroup" xmlns:wpi="http://schemas.microsoft.com/office/word/2010/wordprocessingInk" xmlns:wne="http://schemas.microsoft.com/office/word/2006/wordml" xmlns:wps="http://schemas.microsoft.com/office/word/2010/wordprocessingShape" xmlns:wpsCustomData="http://www.wps.cn/officeDocument/2013/wpsCustomData" mc:Ignorable="w14 w15 wp14">
+  <w:p>
+    <w:pPr>
+      <w:pStyle w:val="2"/>
+      <w:tabs>
+        <w:tab w:val="center" w:pos="4153"/>
+        <w:tab w:val="right" w:pos="8306"/>
+        <w:tab w:val="clear" w:pos="4680"/>
+        <w:tab w:val="clear" w:pos="9360"/>
+      </w:tabs>
+      <w:ind w:firstLine="360"/>
+    </w:pPr>
+  </w:p>
+</w:ftr>
+</file>
+
 <file path=word/footnotes.xml><?xml version="1.0" encoding="utf-8"?>
 <w:footnotes xmlns:wpc="http://schemas.microsoft.com/office/word/2010/wordprocessingCanvas" xmlns:mc="http://schemas.openxmlformats.org/markup-compatibility/2006" xmlns:o="urn:schemas-microsoft-com:office:office" xmlns:r="http://schemas.openxmlformats.org/officeDocument/2006/relationships" xmlns:m="http://schemas.openxmlformats.org/officeDocument/2006/math" xmlns:v="urn:schemas-microsoft-com:vml" xmlns:wp14="http://schemas.microsoft.com/office/word/2010/wordprocessingDrawing" xmlns:wp="http://schemas.openxmlformats.org/drawingml/2006/wordprocessingDrawing" xmlns:w="http://schemas.openxmlformats.org/wordprocessingml/2006/main" xmlns:w14="http://schemas.microsoft.com/office/word/2010/wordml" xmlns:w15="http://schemas.microsoft.com/office/word/2012/wordml" xmlns:w10="urn:schemas-microsoft-com:office:word" xmlns:wpg="http://schemas.microsoft.com/office/word/2010/wordprocessingGroup" xmlns:wpi="http://schemas.microsoft.com/office/word/2010/wordprocessingInk" xmlns:wne="http://schemas.microsoft.com/office/word/2006/wordml" xmlns:wps="http://schemas.microsoft.com/office/word/2010/wordprocessingShape" xmlns:wpsCustomData="http://www.wps.cn/officeDocument/2013/wpsCustomData" mc:Ignorable="w14 w15 wp14">
   <w:footnote w:type="separator" w:id="0">
     <w:p>
       <w:pPr>
-        <w:spacing w:before="0" w:after="0" w:line="360" w:lineRule="auto"/>
+        <w:spacing w:before="0" w:after="0" w:line="276" w:lineRule="auto"/>
       </w:pPr>
       <w:r>
         <w:separator/>
@@ -484,7 +2844,7 @@
   <w:footnote w:type="continuationSeparator" w:id="1">
     <w:p>
       <w:pPr>
-        <w:spacing w:before="0" w:after="0" w:line="360" w:lineRule="auto"/>
+        <w:spacing w:before="0" w:after="0" w:line="276" w:lineRule="auto"/>
       </w:pPr>
       <w:r>
         <w:continuationSeparator/>
@@ -797,11 +3157,11 @@
     <w:lsdException w:uiPriority="99" w:name="Table Theme"/>
     <w:lsdException w:qFormat="1" w:unhideWhenUsed="0" w:uiPriority="1" w:semiHidden="0" w:name="No Spacing"/>
     <w:lsdException w:qFormat="1" w:unhideWhenUsed="0" w:uiPriority="60" w:semiHidden="0" w:name="Light Shading"/>
-    <w:lsdException w:unhideWhenUsed="0" w:uiPriority="61" w:semiHidden="0" w:name="Light List"/>
-    <w:lsdException w:unhideWhenUsed="0" w:uiPriority="62" w:semiHidden="0" w:name="Light Grid"/>
-    <w:lsdException w:unhideWhenUsed="0" w:uiPriority="63" w:semiHidden="0" w:name="Medium Shading 1"/>
+    <w:lsdException w:qFormat="1" w:unhideWhenUsed="0" w:uiPriority="61" w:semiHidden="0" w:name="Light List"/>
+    <w:lsdException w:qFormat="1" w:unhideWhenUsed="0" w:uiPriority="62" w:semiHidden="0" w:name="Light Grid"/>
+    <w:lsdException w:qFormat="1" w:unhideWhenUsed="0" w:uiPriority="63" w:semiHidden="0" w:name="Medium Shading 1"/>
     <w:lsdException w:qFormat="1" w:unhideWhenUsed="0" w:uiPriority="64" w:semiHidden="0" w:name="Medium Shading 2"/>
-    <w:lsdException w:qFormat="1" w:unhideWhenUsed="0" w:uiPriority="65" w:semiHidden="0" w:name="Medium List 1"/>
+    <w:lsdException w:unhideWhenUsed="0" w:uiPriority="65" w:semiHidden="0" w:name="Medium List 1"/>
     <w:lsdException w:qFormat="1" w:unhideWhenUsed="0" w:uiPriority="66" w:semiHidden="0" w:name="Medium List 2"/>
     <w:lsdException w:qFormat="1" w:unhideWhenUsed="0" w:uiPriority="67" w:semiHidden="0" w:name="Medium Grid 1"/>
     <w:lsdException w:qFormat="1" w:unhideWhenUsed="0" w:uiPriority="68" w:semiHidden="0" w:name="Medium Grid 2"/>
@@ -812,8 +3172,8 @@
     <w:lsdException w:qFormat="1" w:unhideWhenUsed="0" w:uiPriority="73" w:semiHidden="0" w:name="Colorful Grid"/>
     <w:lsdException w:qFormat="1" w:unhideWhenUsed="0" w:uiPriority="60" w:semiHidden="0" w:name="Light Shading Accent 1"/>
     <w:lsdException w:qFormat="1" w:unhideWhenUsed="0" w:uiPriority="61" w:semiHidden="0" w:name="Light List Accent 1"/>
-    <w:lsdException w:unhideWhenUsed="0" w:uiPriority="62" w:semiHidden="0" w:name="Light Grid Accent 1"/>
-    <w:lsdException w:unhideWhenUsed="0" w:uiPriority="63" w:semiHidden="0" w:name="Medium Shading 1 Accent 1"/>
+    <w:lsdException w:qFormat="1" w:unhideWhenUsed="0" w:uiPriority="62" w:semiHidden="0" w:name="Light Grid Accent 1"/>
+    <w:lsdException w:qFormat="1" w:unhideWhenUsed="0" w:uiPriority="63" w:semiHidden="0" w:name="Medium Shading 1 Accent 1"/>
     <w:lsdException w:qFormat="1" w:unhideWhenUsed="0" w:uiPriority="64" w:semiHidden="0" w:name="Medium Shading 2 Accent 1"/>
     <w:lsdException w:qFormat="1" w:unhideWhenUsed="0" w:uiPriority="65" w:semiHidden="0" w:name="Medium List 1 Accent 1"/>
     <w:lsdException w:qFormat="1" w:unhideWhenUsed="0" w:uiPriority="34" w:semiHidden="0" w:name="List Paragraph"/>
@@ -828,9 +3188,9 @@
     <w:lsdException w:qFormat="1" w:unhideWhenUsed="0" w:uiPriority="72" w:semiHidden="0" w:name="Colorful List Accent 1"/>
     <w:lsdException w:qFormat="1" w:unhideWhenUsed="0" w:uiPriority="73" w:semiHidden="0" w:name="Colorful Grid Accent 1"/>
     <w:lsdException w:qFormat="1" w:unhideWhenUsed="0" w:uiPriority="60" w:semiHidden="0" w:name="Light Shading Accent 2"/>
-    <w:lsdException w:unhideWhenUsed="0" w:uiPriority="61" w:semiHidden="0" w:name="Light List Accent 2"/>
-    <w:lsdException w:unhideWhenUsed="0" w:uiPriority="62" w:semiHidden="0" w:name="Light Grid Accent 2"/>
-    <w:lsdException w:unhideWhenUsed="0" w:uiPriority="63" w:semiHidden="0" w:name="Medium Shading 1 Accent 2"/>
+    <w:lsdException w:qFormat="1" w:unhideWhenUsed="0" w:uiPriority="61" w:semiHidden="0" w:name="Light List Accent 2"/>
+    <w:lsdException w:qFormat="1" w:unhideWhenUsed="0" w:uiPriority="62" w:semiHidden="0" w:name="Light Grid Accent 2"/>
+    <w:lsdException w:qFormat="1" w:unhideWhenUsed="0" w:uiPriority="63" w:semiHidden="0" w:name="Medium Shading 1 Accent 2"/>
     <w:lsdException w:qFormat="1" w:unhideWhenUsed="0" w:uiPriority="64" w:semiHidden="0" w:name="Medium Shading 2 Accent 2"/>
     <w:lsdException w:qFormat="1" w:unhideWhenUsed="0" w:uiPriority="65" w:semiHidden="0" w:name="Medium List 1 Accent 2"/>
     <w:lsdException w:qFormat="1" w:unhideWhenUsed="0" w:uiPriority="66" w:semiHidden="0" w:name="Medium List 2 Accent 2"/>
@@ -843,9 +3203,9 @@
     <w:lsdException w:qFormat="1" w:unhideWhenUsed="0" w:uiPriority="73" w:semiHidden="0" w:name="Colorful Grid Accent 2"/>
     <w:lsdException w:qFormat="1" w:unhideWhenUsed="0" w:uiPriority="60" w:semiHidden="0" w:name="Light Shading Accent 3"/>
     <w:lsdException w:qFormat="1" w:unhideWhenUsed="0" w:uiPriority="61" w:semiHidden="0" w:name="Light List Accent 3"/>
-    <w:lsdException w:unhideWhenUsed="0" w:uiPriority="62" w:semiHidden="0" w:name="Light Grid Accent 3"/>
-    <w:lsdException w:unhideWhenUsed="0" w:uiPriority="63" w:semiHidden="0" w:name="Medium Shading 1 Accent 3"/>
-    <w:lsdException w:qFormat="1" w:unhideWhenUsed="0" w:uiPriority="64" w:semiHidden="0" w:name="Medium Shading 2 Accent 3"/>
+    <w:lsdException w:qFormat="1" w:unhideWhenUsed="0" w:uiPriority="62" w:semiHidden="0" w:name="Light Grid Accent 3"/>
+    <w:lsdException w:qFormat="1" w:unhideWhenUsed="0" w:uiPriority="63" w:semiHidden="0" w:name="Medium Shading 1 Accent 3"/>
+    <w:lsdException w:unhideWhenUsed="0" w:uiPriority="64" w:semiHidden="0" w:name="Medium Shading 2 Accent 3"/>
     <w:lsdException w:qFormat="1" w:unhideWhenUsed="0" w:uiPriority="65" w:semiHidden="0" w:name="Medium List 1 Accent 3"/>
     <w:lsdException w:qFormat="1" w:unhideWhenUsed="0" w:uiPriority="66" w:semiHidden="0" w:name="Medium List 2 Accent 3"/>
     <w:lsdException w:qFormat="1" w:unhideWhenUsed="0" w:uiPriority="67" w:semiHidden="0" w:name="Medium Grid 1 Accent 3"/>
@@ -857,7 +3217,7 @@
     <w:lsdException w:qFormat="1" w:unhideWhenUsed="0" w:uiPriority="73" w:semiHidden="0" w:name="Colorful Grid Accent 3"/>
     <w:lsdException w:qFormat="1" w:unhideWhenUsed="0" w:uiPriority="60" w:semiHidden="0" w:name="Light Shading Accent 4"/>
     <w:lsdException w:qFormat="1" w:unhideWhenUsed="0" w:uiPriority="61" w:semiHidden="0" w:name="Light List Accent 4"/>
-    <w:lsdException w:unhideWhenUsed="0" w:uiPriority="62" w:semiHidden="0" w:name="Light Grid Accent 4"/>
+    <w:lsdException w:qFormat="1" w:unhideWhenUsed="0" w:uiPriority="62" w:semiHidden="0" w:name="Light Grid Accent 4"/>
     <w:lsdException w:qFormat="1" w:unhideWhenUsed="0" w:uiPriority="63" w:semiHidden="0" w:name="Medium Shading 1 Accent 4"/>
     <w:lsdException w:qFormat="1" w:unhideWhenUsed="0" w:uiPriority="64" w:semiHidden="0" w:name="Medium Shading 2 Accent 4"/>
     <w:lsdException w:qFormat="1" w:unhideWhenUsed="0" w:uiPriority="65" w:semiHidden="0" w:name="Medium List 1 Accent 4"/>
@@ -869,23 +3229,23 @@
     <w:lsdException w:qFormat="1" w:unhideWhenUsed="0" w:uiPriority="71" w:semiHidden="0" w:name="Colorful Shading Accent 4"/>
     <w:lsdException w:qFormat="1" w:unhideWhenUsed="0" w:uiPriority="72" w:semiHidden="0" w:name="Colorful List Accent 4"/>
     <w:lsdException w:qFormat="1" w:unhideWhenUsed="0" w:uiPriority="73" w:semiHidden="0" w:name="Colorful Grid Accent 4"/>
-    <w:lsdException w:unhideWhenUsed="0" w:uiPriority="60" w:semiHidden="0" w:name="Light Shading Accent 5"/>
+    <w:lsdException w:qFormat="1" w:unhideWhenUsed="0" w:uiPriority="60" w:semiHidden="0" w:name="Light Shading Accent 5"/>
     <w:lsdException w:qFormat="1" w:unhideWhenUsed="0" w:uiPriority="61" w:semiHidden="0" w:name="Light List Accent 5"/>
     <w:lsdException w:qFormat="1" w:unhideWhenUsed="0" w:uiPriority="62" w:semiHidden="0" w:name="Light Grid Accent 5"/>
     <w:lsdException w:qFormat="1" w:unhideWhenUsed="0" w:uiPriority="63" w:semiHidden="0" w:name="Medium Shading 1 Accent 5"/>
-    <w:lsdException w:unhideWhenUsed="0" w:uiPriority="64" w:semiHidden="0" w:name="Medium Shading 2 Accent 5"/>
+    <w:lsdException w:qFormat="1" w:unhideWhenUsed="0" w:uiPriority="64" w:semiHidden="0" w:name="Medium Shading 2 Accent 5"/>
     <w:lsdException w:qFormat="1" w:unhideWhenUsed="0" w:uiPriority="65" w:semiHidden="0" w:name="Medium List 1 Accent 5"/>
     <w:lsdException w:qFormat="1" w:unhideWhenUsed="0" w:uiPriority="66" w:semiHidden="0" w:name="Medium List 2 Accent 5"/>
     <w:lsdException w:qFormat="1" w:unhideWhenUsed="0" w:uiPriority="67" w:semiHidden="0" w:name="Medium Grid 1 Accent 5"/>
-    <w:lsdException w:qFormat="1" w:unhideWhenUsed="0" w:uiPriority="68" w:semiHidden="0" w:name="Medium Grid 2 Accent 5"/>
+    <w:lsdException w:unhideWhenUsed="0" w:uiPriority="68" w:semiHidden="0" w:name="Medium Grid 2 Accent 5"/>
     <w:lsdException w:qFormat="1" w:unhideWhenUsed="0" w:uiPriority="69" w:semiHidden="0" w:name="Medium Grid 3 Accent 5"/>
     <w:lsdException w:qFormat="1" w:unhideWhenUsed="0" w:uiPriority="70" w:semiHidden="0" w:name="Dark List Accent 5"/>
     <w:lsdException w:qFormat="1" w:unhideWhenUsed="0" w:uiPriority="71" w:semiHidden="0" w:name="Colorful Shading Accent 5"/>
     <w:lsdException w:qFormat="1" w:unhideWhenUsed="0" w:uiPriority="72" w:semiHidden="0" w:name="Colorful List Accent 5"/>
-    <w:lsdException w:qFormat="1" w:unhideWhenUsed="0" w:uiPriority="73" w:semiHidden="0" w:name="Colorful Grid Accent 5"/>
+    <w:lsdException w:unhideWhenUsed="0" w:uiPriority="73" w:semiHidden="0" w:name="Colorful Grid Accent 5"/>
     <w:lsdException w:qFormat="1" w:unhideWhenUsed="0" w:uiPriority="60" w:semiHidden="0" w:name="Light Shading Accent 6"/>
-    <w:lsdException w:unhideWhenUsed="0" w:uiPriority="61" w:semiHidden="0" w:name="Light List Accent 6"/>
-    <w:lsdException w:unhideWhenUsed="0" w:uiPriority="62" w:semiHidden="0" w:name="Light Grid Accent 6"/>
+    <w:lsdException w:qFormat="1" w:unhideWhenUsed="0" w:uiPriority="61" w:semiHidden="0" w:name="Light List Accent 6"/>
+    <w:lsdException w:qFormat="1" w:unhideWhenUsed="0" w:uiPriority="62" w:semiHidden="0" w:name="Light Grid Accent 6"/>
     <w:lsdException w:qFormat="1" w:unhideWhenUsed="0" w:uiPriority="63" w:semiHidden="0" w:name="Medium Shading 1 Accent 6"/>
     <w:lsdException w:qFormat="1" w:unhideWhenUsed="0" w:uiPriority="64" w:semiHidden="0" w:name="Medium Shading 2 Accent 6"/>
     <w:lsdException w:qFormat="1" w:unhideWhenUsed="0" w:uiPriority="65" w:semiHidden="0" w:name="Medium List 1 Accent 6"/>
@@ -896,7 +3256,7 @@
     <w:lsdException w:qFormat="1" w:unhideWhenUsed="0" w:uiPriority="70" w:semiHidden="0" w:name="Dark List Accent 6"/>
     <w:lsdException w:qFormat="1" w:unhideWhenUsed="0" w:uiPriority="71" w:semiHidden="0" w:name="Colorful Shading Accent 6"/>
     <w:lsdException w:qFormat="1" w:unhideWhenUsed="0" w:uiPriority="72" w:semiHidden="0" w:name="Colorful List Accent 6"/>
-    <w:lsdException w:qFormat="1" w:unhideWhenUsed="0" w:uiPriority="73" w:semiHidden="0" w:name="Colorful Grid Accent 6"/>
+    <w:lsdException w:unhideWhenUsed="0" w:uiPriority="73" w:semiHidden="0" w:name="Colorful Grid Accent 6"/>
   </w:latentStyles>
   <w:style w:type="paragraph" w:default="1" w:styleId="1">
     <w:name w:val="Normal"/>
@@ -904,11 +3264,11 @@
     <w:qFormat/>
     <w:uiPriority w:val="0"/>
     <w:pPr>
-      <w:spacing w:after="0" w:line="360" w:lineRule="auto"/>
+      <w:spacing w:after="200" w:line="276" w:lineRule="auto"/>
     </w:pPr>
     <w:rPr>
-      <w:rFonts w:ascii="Times New Roman" w:hAnsi="Times New Roman" w:eastAsia="仿宋_GB2312" w:cstheme="minorBidi"/>
-      <w:sz w:val="24"/>
+      <w:rFonts w:asciiTheme="minorHAnsi" w:hAnsiTheme="minorHAnsi" w:eastAsiaTheme="minorEastAsia" w:cstheme="minorBidi"/>
+      <w:sz w:val="22"/>
       <w:szCs w:val="22"/>
       <w:lang w:val="en-US" w:eastAsia="en-US" w:bidi="ar-SA"/>
     </w:rPr>
@@ -923,7 +3283,7 @@
     <w:pPr>
       <w:keepNext/>
       <w:keepLines/>
-      <w:spacing w:before="160" w:after="80"/>
+      <w:spacing w:before="480" w:after="0"/>
       <w:outlineLvl w:val="0"/>
     </w:pPr>
     <w:rPr>
@@ -946,7 +3306,7 @@
     <w:pPr>
       <w:keepNext/>
       <w:keepLines/>
-      <w:spacing w:before="80" w:after="40"/>
+      <w:spacing w:before="200" w:after="0"/>
       <w:outlineLvl w:val="1"/>
     </w:pPr>
     <w:rPr>
@@ -954,7 +3314,7 @@
       <w:b/>
       <w:bCs/>
       <w:color w:val="4F81BD" w:themeColor="accent1"/>
-      <w:sz w:val="24"/>
+      <w:sz w:val="26"/>
       <w:szCs w:val="26"/>
       <w14:textFill>
         <w14:solidFill>
@@ -2014,6 +4374,7 @@
   <w:style w:type="table" w:styleId="39">
     <w:name w:val="Light Shading Accent 5"/>
     <w:basedOn w:val="32"/>
+    <w:qFormat/>
     <w:uiPriority w:val="60"/>
     <w:pPr>
       <w:spacing w:after="0" w:line="240" w:lineRule="auto"/>
@@ -2213,6 +4574,7 @@
   <w:style w:type="table" w:styleId="41">
     <w:name w:val="Light List"/>
     <w:basedOn w:val="32"/>
+    <w:qFormat/>
     <w:uiPriority w:val="61"/>
     <w:pPr>
       <w:spacing w:after="0" w:line="240" w:lineRule="auto"/>
@@ -2400,6 +4762,7 @@
   <w:style w:type="table" w:styleId="43">
     <w:name w:val="Light List Accent 2"/>
     <w:basedOn w:val="32"/>
+    <w:qFormat/>
     <w:uiPriority w:val="61"/>
     <w:pPr>
       <w:spacing w:after="0" w:line="240" w:lineRule="auto"/>
@@ -2775,6 +5138,7 @@
   <w:style w:type="table" w:styleId="47">
     <w:name w:val="Light List Accent 6"/>
     <w:basedOn w:val="32"/>
+    <w:qFormat/>
     <w:uiPriority w:val="61"/>
     <w:pPr>
       <w:spacing w:after="0" w:line="240" w:lineRule="auto"/>
@@ -2868,6 +5232,7 @@
   <w:style w:type="table" w:styleId="48">
     <w:name w:val="Light Grid"/>
     <w:basedOn w:val="32"/>
+    <w:qFormat/>
     <w:uiPriority w:val="62"/>
     <w:pPr>
       <w:spacing w:after="0" w:line="240" w:lineRule="auto"/>
@@ -2994,6 +5359,7 @@
   <w:style w:type="table" w:styleId="49">
     <w:name w:val="Light Grid Accent 1"/>
     <w:basedOn w:val="32"/>
+    <w:qFormat/>
     <w:uiPriority w:val="62"/>
     <w:pPr>
       <w:spacing w:after="0" w:line="240" w:lineRule="auto"/>
@@ -3120,6 +5486,7 @@
   <w:style w:type="table" w:styleId="50">
     <w:name w:val="Light Grid Accent 2"/>
     <w:basedOn w:val="32"/>
+    <w:qFormat/>
     <w:uiPriority w:val="62"/>
     <w:pPr>
       <w:spacing w:after="0" w:line="240" w:lineRule="auto"/>
@@ -3246,6 +5613,7 @@
   <w:style w:type="table" w:styleId="51">
     <w:name w:val="Light Grid Accent 3"/>
     <w:basedOn w:val="32"/>
+    <w:qFormat/>
     <w:uiPriority w:val="62"/>
     <w:pPr>
       <w:spacing w:after="0" w:line="240" w:lineRule="auto"/>
@@ -3372,6 +5740,7 @@
   <w:style w:type="table" w:styleId="52">
     <w:name w:val="Light Grid Accent 4"/>
     <w:basedOn w:val="32"/>
+    <w:qFormat/>
     <w:uiPriority w:val="62"/>
     <w:pPr>
       <w:spacing w:after="0" w:line="240" w:lineRule="auto"/>
@@ -3625,6 +5994,7 @@
   <w:style w:type="table" w:styleId="54">
     <w:name w:val="Light Grid Accent 6"/>
     <w:basedOn w:val="32"/>
+    <w:qFormat/>
     <w:uiPriority w:val="62"/>
     <w:pPr>
       <w:spacing w:after="0" w:line="240" w:lineRule="auto"/>
@@ -3751,6 +6121,7 @@
   <w:style w:type="table" w:styleId="55">
     <w:name w:val="Medium Shading 1"/>
     <w:basedOn w:val="32"/>
+    <w:qFormat/>
     <w:uiPriority w:val="63"/>
     <w:pPr>
       <w:spacing w:after="0" w:line="240" w:lineRule="auto"/>
@@ -3858,6 +6229,7 @@
   <w:style w:type="table" w:styleId="56">
     <w:name w:val="Medium Shading 1 Accent 1"/>
     <w:basedOn w:val="32"/>
+    <w:qFormat/>
     <w:uiPriority w:val="63"/>
     <w:pPr>
       <w:spacing w:after="0" w:line="240" w:lineRule="auto"/>
@@ -3965,6 +6337,7 @@
   <w:style w:type="table" w:styleId="57">
     <w:name w:val="Medium Shading 1 Accent 2"/>
     <w:basedOn w:val="32"/>
+    <w:qFormat/>
     <w:uiPriority w:val="63"/>
     <w:pPr>
       <w:spacing w:after="0" w:line="240" w:lineRule="auto"/>
@@ -4072,6 +6445,7 @@
   <w:style w:type="table" w:styleId="58">
     <w:name w:val="Medium Shading 1 Accent 3"/>
     <w:basedOn w:val="32"/>
+    <w:qFormat/>
     <w:uiPriority w:val="63"/>
     <w:pPr>
       <w:spacing w:after="0" w:line="240" w:lineRule="auto"/>
@@ -5001,7 +7375,6 @@
   <w:style w:type="table" w:styleId="65">
     <w:name w:val="Medium Shading 2 Accent 3"/>
     <w:basedOn w:val="32"/>
-    <w:qFormat/>
     <w:uiPriority w:val="64"/>
     <w:pPr>
       <w:spacing w:after="0" w:line="240" w:lineRule="auto"/>
@@ -5333,6 +7706,7 @@
   <w:style w:type="table" w:styleId="67">
     <w:name w:val="Medium Shading 2 Accent 5"/>
     <w:basedOn w:val="32"/>
+    <w:qFormat/>
     <w:uiPriority w:val="64"/>
     <w:pPr>
       <w:spacing w:after="0" w:line="240" w:lineRule="auto"/>
@@ -5664,7 +8038,6 @@
   <w:style w:type="table" w:styleId="69">
     <w:name w:val="Medium List 1"/>
     <w:basedOn w:val="32"/>
-    <w:qFormat/>
     <w:uiPriority w:val="65"/>
     <w:pPr>
       <w:spacing w:after="0" w:line="240" w:lineRule="auto"/>
@@ -8436,7 +10809,6 @@
   <w:style w:type="table" w:styleId="95">
     <w:name w:val="Medium Grid 2 Accent 5"/>
     <w:basedOn w:val="32"/>
-    <w:qFormat/>
     <w:uiPriority w:val="68"/>
     <w:pPr>
       <w:spacing w:after="0" w:line="240" w:lineRule="auto"/>
@@ -12807,7 +15179,6 @@
   <w:style w:type="table" w:styleId="130">
     <w:name w:val="Colorful Grid Accent 5"/>
     <w:basedOn w:val="32"/>
-    <w:qFormat/>
     <w:uiPriority w:val="73"/>
     <w:pPr>
       <w:spacing w:after="0" w:line="240" w:lineRule="auto"/>
@@ -12904,7 +15275,6 @@
   <w:style w:type="table" w:styleId="131">
     <w:name w:val="Colorful Grid Accent 6"/>
     <w:basedOn w:val="32"/>
-    <w:qFormat/>
     <w:uiPriority w:val="73"/>
     <w:pPr>
       <w:spacing w:after="0" w:line="240" w:lineRule="auto"/>
@@ -13022,7 +15392,6 @@
     <w:name w:val="Header Char"/>
     <w:basedOn w:val="132"/>
     <w:link w:val="25"/>
-    <w:qFormat/>
     <w:uiPriority w:val="99"/>
   </w:style>
   <w:style w:type="character" w:customStyle="1" w:styleId="136">
@@ -13469,6 +15838,15 @@
     <w:uiPriority w:val="39"/>
     <w:pPr>
       <w:outlineLvl w:val="9"/>
+    </w:pPr>
+  </w:style>
+  <w:style w:type="paragraph" w:customStyle="1" w:styleId="164">
+    <w:name w:val="正文文本1"/>
+    <w:basedOn w:val="1"/>
+    <w:qFormat/>
+    <w:uiPriority w:val="0"/>
+    <w:pPr>
+      <w:spacing w:after="140" w:line="276" w:lineRule="auto"/>
     </w:pPr>
   </w:style>
 </w:styles>

--- a/街道环境建设管理工作运行情况分析报告模板.docx
+++ b/街道环境建设管理工作运行情况分析报告模板.docx
@@ -289,7 +289,7 @@
     </w:p>
     <w:tbl>
       <w:tblPr>
-        <w:tblStyle w:val="32"/>
+        <w:tblStyle w:val="33"/>
         <w:tblW w:w="5000" w:type="pct"/>
         <w:tblInd w:w="0" w:type="dxa"/>
         <w:tblLayout w:type="fixed"/>
@@ -1097,7 +1097,7 @@
     </w:p>
     <w:tbl>
       <w:tblPr>
-        <w:tblStyle w:val="32"/>
+        <w:tblStyle w:val="33"/>
         <w:tblW w:w="5015" w:type="pct"/>
         <w:jc w:val="center"/>
         <w:tblBorders>
@@ -2218,6 +2218,29 @@
     </w:p>
     <w:p>
       <w:pPr>
+        <w:widowControl w:val="0"/>
+        <w:spacing w:after="0" w:line="560" w:lineRule="exact"/>
+        <w:ind w:firstLine="640" w:firstLineChars="200"/>
+        <w:jc w:val="both"/>
+        <w:rPr>
+          <w:rFonts w:hint="eastAsia" w:ascii="仿宋_GB2312" w:hAnsi="仿宋_GB2312" w:eastAsia="仿宋_GB2312" w:cs="仿宋_GB2312"/>
+          <w:sz w:val="32"/>
+          <w:szCs w:val="32"/>
+          <w:lang w:eastAsia="zh-CN"/>
+        </w:rPr>
+      </w:pPr>
+      <w:r>
+        <w:rPr>
+          <w:rFonts w:hint="eastAsia" w:ascii="仿宋_GB2312" w:hAnsi="仿宋_GB2312" w:eastAsia="仿宋_GB2312" w:cs="仿宋_GB2312"/>
+          <w:sz w:val="32"/>
+          <w:szCs w:val="32"/>
+          <w:lang w:eastAsia="zh-CN"/>
+        </w:rPr>
+        <w:t>{%p for section in report_sections %}</w:t>
+      </w:r>
+    </w:p>
+    <w:p>
+      <w:pPr>
         <w:autoSpaceDE w:val="0"/>
         <w:autoSpaceDN w:val="0"/>
         <w:spacing w:line="560" w:lineRule="exact"/>
@@ -2225,19 +2248,19 @@
         <w:outlineLvl w:val="1"/>
         <w:rPr>
           <w:rFonts w:hint="eastAsia" w:ascii="黑体" w:hAnsi="黑体" w:eastAsia="黑体" w:cs="黑体"/>
-          <w:bCs/>
           <w:sz w:val="32"/>
           <w:szCs w:val="32"/>
+          <w:lang w:eastAsia="zh-CN"/>
         </w:rPr>
       </w:pPr>
       <w:r>
         <w:rPr>
           <w:rFonts w:hint="eastAsia" w:ascii="黑体" w:hAnsi="黑体" w:eastAsia="黑体" w:cs="黑体"/>
-          <w:bCs/>
           <w:sz w:val="32"/>
           <w:szCs w:val="32"/>
+          <w:lang w:eastAsia="zh-CN"/>
         </w:rPr>
-        <w:t>三、城市家具治理</w:t>
+        <w:t>{{ section.number }}、{{ section.title }}</w:t>
       </w:r>
     </w:p>
     <w:p>
@@ -2250,6 +2273,7 @@
           <w:rFonts w:hint="eastAsia" w:ascii="仿宋_GB2312" w:hAnsi="仿宋_GB2312" w:eastAsia="仿宋_GB2312" w:cs="仿宋_GB2312"/>
           <w:sz w:val="32"/>
           <w:szCs w:val="32"/>
+          <w:lang w:eastAsia="zh-CN"/>
         </w:rPr>
       </w:pPr>
       <w:r>
@@ -2257,42 +2281,9 @@
           <w:rFonts w:hint="eastAsia" w:ascii="仿宋_GB2312" w:hAnsi="仿宋_GB2312" w:eastAsia="仿宋_GB2312" w:cs="仿宋_GB2312"/>
           <w:sz w:val="32"/>
           <w:szCs w:val="32"/>
+          <w:lang w:eastAsia="zh-CN"/>
         </w:rPr>
-        <w:t>{{ city_furniture</w:t>
-      </w:r>
-      <w:bookmarkStart w:id="5" w:name="_GoBack"/>
-      <w:bookmarkEnd w:id="5"/>
-      <w:r>
-        <w:rPr>
-          <w:rFonts w:hint="eastAsia" w:ascii="仿宋_GB2312" w:hAnsi="仿宋_GB2312" w:eastAsia="仿宋_GB2312" w:cs="仿宋_GB2312"/>
-          <w:sz w:val="32"/>
-          <w:szCs w:val="32"/>
-        </w:rPr>
-        <w:t>.text }}</w:t>
-      </w:r>
-    </w:p>
-    <w:p>
-      <w:pPr>
-        <w:autoSpaceDE w:val="0"/>
-        <w:autoSpaceDN w:val="0"/>
-        <w:spacing w:line="560" w:lineRule="exact"/>
-        <w:ind w:firstLine="640" w:firstLineChars="200"/>
-        <w:outlineLvl w:val="1"/>
-        <w:rPr>
-          <w:rFonts w:hint="eastAsia" w:ascii="黑体" w:hAnsi="黑体" w:eastAsia="黑体" w:cs="黑体"/>
-          <w:bCs/>
-          <w:sz w:val="32"/>
-          <w:szCs w:val="32"/>
-        </w:rPr>
-      </w:pPr>
-      <w:r>
-        <w:rPr>
-          <w:rFonts w:hint="eastAsia" w:ascii="黑体" w:hAnsi="黑体" w:eastAsia="黑体" w:cs="黑体"/>
-          <w:bCs/>
-          <w:sz w:val="32"/>
-          <w:szCs w:val="32"/>
-        </w:rPr>
-        <w:t>四、背街小巷治理</w:t>
+        <w:t>{%p for paragraph in section.paragraphs %}</w:t>
       </w:r>
     </w:p>
     <w:p>
@@ -2303,57 +2294,19 @@
         <w:jc w:val="both"/>
         <w:rPr>
           <w:rFonts w:hint="eastAsia" w:ascii="仿宋_GB2312" w:hAnsi="仿宋_GB2312" w:eastAsia="仿宋_GB2312" w:cs="仿宋_GB2312"/>
-          <w:color w:val="000000" w:themeColor="text1"/>
-          <w:kern w:val="0"/>
           <w:sz w:val="32"/>
           <w:szCs w:val="32"/>
           <w:lang w:eastAsia="zh-CN"/>
-          <w14:textFill>
-            <w14:solidFill>
-              <w14:schemeClr w14:val="tx1"/>
-            </w14:solidFill>
-          </w14:textFill>
         </w:rPr>
       </w:pPr>
       <w:r>
         <w:rPr>
           <w:rFonts w:hint="eastAsia" w:ascii="仿宋_GB2312" w:hAnsi="仿宋_GB2312" w:eastAsia="仿宋_GB2312" w:cs="仿宋_GB2312"/>
-          <w:color w:val="000000" w:themeColor="text1"/>
-          <w:kern w:val="0"/>
           <w:sz w:val="32"/>
           <w:szCs w:val="32"/>
           <w:lang w:eastAsia="zh-CN"/>
-          <w14:textFill>
-            <w14:solidFill>
-              <w14:schemeClr w14:val="tx1"/>
-            </w14:solidFill>
-          </w14:textFill>
         </w:rPr>
-        <w:t>{{ backstreets.text }}</w:t>
-      </w:r>
-    </w:p>
-    <w:p>
-      <w:pPr>
-        <w:autoSpaceDE w:val="0"/>
-        <w:autoSpaceDN w:val="0"/>
-        <w:spacing w:line="560" w:lineRule="exact"/>
-        <w:ind w:firstLine="640" w:firstLineChars="200"/>
-        <w:outlineLvl w:val="1"/>
-        <w:rPr>
-          <w:rFonts w:hint="eastAsia" w:ascii="黑体" w:hAnsi="黑体" w:eastAsia="黑体" w:cs="黑体"/>
-          <w:bCs/>
-          <w:sz w:val="32"/>
-          <w:szCs w:val="32"/>
-        </w:rPr>
-      </w:pPr>
-      <w:r>
-        <w:rPr>
-          <w:rFonts w:hint="eastAsia" w:ascii="黑体" w:hAnsi="黑体" w:eastAsia="黑体" w:cs="黑体"/>
-          <w:bCs/>
-          <w:sz w:val="32"/>
-          <w:szCs w:val="32"/>
-        </w:rPr>
-        <w:t>五、网格治理</w:t>
+        <w:t>{{ paragraph }}</w:t>
       </w:r>
     </w:p>
     <w:p>
@@ -2364,71 +2317,22 @@
         <w:jc w:val="both"/>
         <w:rPr>
           <w:rFonts w:hint="eastAsia" w:ascii="仿宋_GB2312" w:hAnsi="仿宋_GB2312" w:eastAsia="仿宋_GB2312" w:cs="仿宋_GB2312"/>
-          <w:bCs/>
-          <w:sz w:val="32"/>
-          <w:szCs w:val="32"/>
-        </w:rPr>
-      </w:pPr>
-      <w:bookmarkStart w:id="4" w:name="_Toc135121249"/>
-      <w:bookmarkEnd w:id="4"/>
-      <w:r>
-        <w:rPr>
-          <w:rFonts w:hint="eastAsia" w:ascii="仿宋_GB2312" w:hAnsi="仿宋_GB2312" w:eastAsia="仿宋_GB2312" w:cs="仿宋_GB2312"/>
-          <w:bCs/>
-          <w:sz w:val="32"/>
-          <w:szCs w:val="32"/>
-        </w:rPr>
-        <w:t>{{ grid_</w:t>
-      </w:r>
-      <w:r>
-        <w:rPr>
-          <w:rFonts w:hint="eastAsia" w:ascii="仿宋_GB2312" w:hAnsi="仿宋_GB2312" w:eastAsia="仿宋_GB2312" w:cs="仿宋_GB2312"/>
-          <w:color w:val="000000" w:themeColor="text1"/>
-          <w:kern w:val="0"/>
           <w:sz w:val="32"/>
           <w:szCs w:val="32"/>
           <w:lang w:eastAsia="zh-CN"/>
-          <w14:textFill>
-            <w14:solidFill>
-              <w14:schemeClr w14:val="tx1"/>
-            </w14:solidFill>
-          </w14:textFill>
-        </w:rPr>
-        <w:t>management</w:t>
-      </w:r>
-      <w:r>
-        <w:rPr>
-          <w:rFonts w:hint="eastAsia" w:ascii="仿宋_GB2312" w:hAnsi="仿宋_GB2312" w:eastAsia="仿宋_GB2312" w:cs="仿宋_GB2312"/>
-          <w:bCs/>
-          <w:sz w:val="32"/>
-          <w:szCs w:val="32"/>
-        </w:rPr>
-        <w:t>.text }}</w:t>
-      </w:r>
-    </w:p>
-    <w:p>
-      <w:pPr>
-        <w:spacing w:line="560" w:lineRule="exact"/>
-        <w:ind w:firstLine="640" w:firstLineChars="200"/>
-        <w:outlineLvl w:val="1"/>
-        <w:rPr>
-          <w:rFonts w:hint="eastAsia" w:ascii="黑体" w:hAnsi="黑体" w:eastAsia="黑体" w:cs="黑体"/>
-          <w:bCs/>
-          <w:sz w:val="32"/>
-          <w:szCs w:val="32"/>
-          <w:lang w:bidi="zh-CN"/>
         </w:rPr>
       </w:pPr>
       <w:r>
         <w:rPr>
-          <w:rFonts w:hint="eastAsia" w:ascii="黑体" w:hAnsi="黑体" w:eastAsia="黑体" w:cs="黑体"/>
-          <w:bCs/>
+          <w:rFonts w:hint="eastAsia" w:ascii="仿宋_GB2312" w:hAnsi="仿宋_GB2312" w:eastAsia="仿宋_GB2312" w:cs="仿宋_GB2312"/>
           <w:sz w:val="32"/>
           <w:szCs w:val="32"/>
-          <w:lang w:bidi="zh-CN"/>
+          <w:lang w:eastAsia="zh-CN"/>
         </w:rPr>
-        <w:t>六、综合执法</w:t>
+        <w:t>{%p endfor %}</w:t>
       </w:r>
+      <w:bookmarkStart w:id="4" w:name="_GoBack"/>
+      <w:bookmarkEnd w:id="4"/>
     </w:p>
     <w:p>
       <w:pPr>
@@ -2438,234 +2342,20 @@
         <w:jc w:val="both"/>
         <w:rPr>
           <w:rFonts w:hint="eastAsia" w:ascii="仿宋_GB2312" w:hAnsi="仿宋_GB2312" w:eastAsia="仿宋_GB2312" w:cs="仿宋_GB2312"/>
-          <w:bCs/>
           <w:sz w:val="32"/>
           <w:szCs w:val="32"/>
+          <w:lang w:eastAsia="zh-CN"/>
         </w:rPr>
       </w:pPr>
       <w:r>
         <w:rPr>
           <w:rFonts w:hint="eastAsia" w:ascii="仿宋_GB2312" w:hAnsi="仿宋_GB2312" w:eastAsia="仿宋_GB2312" w:cs="仿宋_GB2312"/>
-          <w:bCs/>
-          <w:sz w:val="32"/>
-          <w:szCs w:val="32"/>
-        </w:rPr>
-        <w:t>{{ law_</w:t>
-      </w:r>
-      <w:r>
-        <w:rPr>
-          <w:rFonts w:hint="eastAsia" w:ascii="仿宋_GB2312" w:hAnsi="仿宋_GB2312" w:eastAsia="仿宋_GB2312" w:cs="仿宋_GB2312"/>
-          <w:color w:val="000000" w:themeColor="text1"/>
-          <w:kern w:val="0"/>
           <w:sz w:val="32"/>
           <w:szCs w:val="32"/>
           <w:lang w:eastAsia="zh-CN"/>
-          <w14:textFill>
-            <w14:solidFill>
-              <w14:schemeClr w14:val="tx1"/>
-            </w14:solidFill>
-          </w14:textFill>
-        </w:rPr>
-        <w:t>enforcement</w:t>
-      </w:r>
-      <w:r>
-        <w:rPr>
-          <w:rFonts w:hint="eastAsia" w:ascii="仿宋_GB2312" w:hAnsi="仿宋_GB2312" w:eastAsia="仿宋_GB2312" w:cs="仿宋_GB2312"/>
-          <w:bCs/>
-          <w:sz w:val="32"/>
-          <w:szCs w:val="32"/>
-        </w:rPr>
-        <w:t>.appeal_text }}</w:t>
-      </w:r>
-    </w:p>
-    <w:p>
-      <w:pPr>
-        <w:widowControl w:val="0"/>
-        <w:spacing w:after="0" w:line="560" w:lineRule="exact"/>
-        <w:ind w:firstLine="640" w:firstLineChars="200"/>
-        <w:jc w:val="both"/>
-        <w:rPr>
-          <w:rFonts w:hint="eastAsia" w:ascii="黑体" w:hAnsi="黑体" w:eastAsia="黑体" w:cs="黑体"/>
-          <w:bCs/>
-          <w:sz w:val="32"/>
-          <w:szCs w:val="32"/>
-        </w:rPr>
-      </w:pPr>
-      <w:r>
-        <w:rPr>
-          <w:rFonts w:ascii="仿宋_GB2312" w:hAnsi="仿宋_GB2312" w:eastAsia="仿宋_GB2312" w:cs="仿宋_GB2312"/>
-          <w:bCs/>
-          <w:sz w:val="32"/>
-          <w:szCs w:val="32"/>
-        </w:rPr>
-        <w:t>{{ law_</w:t>
-      </w:r>
-      <w:r>
-        <w:rPr>
-          <w:rFonts w:hint="eastAsia" w:ascii="仿宋_GB2312" w:hAnsi="仿宋_GB2312" w:eastAsia="仿宋_GB2312" w:cs="仿宋_GB2312"/>
-          <w:color w:val="000000" w:themeColor="text1"/>
-          <w:kern w:val="0"/>
-          <w:sz w:val="32"/>
-          <w:szCs w:val="32"/>
-          <w:lang w:eastAsia="zh-CN"/>
-          <w14:textFill>
-            <w14:solidFill>
-              <w14:schemeClr w14:val="tx1"/>
-            </w14:solidFill>
-          </w14:textFill>
-        </w:rPr>
-        <w:t>enforcement</w:t>
-      </w:r>
-      <w:r>
-        <w:rPr>
-          <w:rFonts w:ascii="仿宋_GB2312" w:hAnsi="仿宋_GB2312" w:eastAsia="仿宋_GB2312" w:cs="仿宋_GB2312"/>
-          <w:bCs/>
-          <w:sz w:val="32"/>
-          <w:szCs w:val="32"/>
-        </w:rPr>
-        <w:t>.key_assignment_text }}</w:t>
-      </w:r>
-    </w:p>
-    <w:p>
-      <w:pPr>
-        <w:spacing w:line="560" w:lineRule="exact"/>
-        <w:ind w:firstLine="640" w:firstLineChars="200"/>
-        <w:outlineLvl w:val="1"/>
-        <w:rPr>
-          <w:rFonts w:eastAsia="黑体" w:cs="黑体"/>
-          <w:kern w:val="44"/>
-          <w:sz w:val="32"/>
-          <w:szCs w:val="32"/>
-        </w:rPr>
-      </w:pPr>
-      <w:r>
-        <w:rPr>
-          <w:rFonts w:hint="eastAsia" w:ascii="黑体" w:hAnsi="黑体" w:eastAsia="黑体"/>
-          <w:kern w:val="44"/>
-          <w:sz w:val="32"/>
-          <w:szCs w:val="32"/>
-        </w:rPr>
-        <w:t>七、工作建议</w:t>
-      </w:r>
-    </w:p>
-    <w:p>
-      <w:pPr>
-        <w:widowControl w:val="0"/>
-        <w:spacing w:after="0" w:line="560" w:lineRule="exact"/>
-        <w:ind w:firstLine="640" w:firstLineChars="200"/>
-        <w:jc w:val="both"/>
-        <w:rPr>
-          <w:rFonts w:hint="eastAsia" w:ascii="仿宋_GB2312" w:hAnsi="仿宋_GB2312" w:eastAsia="仿宋_GB2312" w:cs="仿宋_GB2312"/>
-          <w:color w:val="000000" w:themeColor="text1"/>
-          <w:kern w:val="0"/>
-          <w:sz w:val="32"/>
-          <w:szCs w:val="32"/>
-          <w:lang w:eastAsia="zh-CN"/>
-          <w14:textFill>
-            <w14:solidFill>
-              <w14:schemeClr w14:val="tx1"/>
-            </w14:solidFill>
-          </w14:textFill>
-        </w:rPr>
-      </w:pPr>
-      <w:r>
-        <w:rPr>
-          <w:rFonts w:hint="eastAsia" w:ascii="仿宋_GB2312" w:hAnsi="仿宋_GB2312" w:eastAsia="仿宋_GB2312" w:cs="仿宋_GB2312"/>
-          <w:color w:val="000000" w:themeColor="text1"/>
-          <w:kern w:val="0"/>
-          <w:sz w:val="32"/>
-          <w:szCs w:val="32"/>
-          <w:lang w:eastAsia="zh-CN"/>
-          <w14:textFill>
-            <w14:solidFill>
-              <w14:schemeClr w14:val="tx1"/>
-            </w14:solidFill>
-          </w14:textFill>
-        </w:rPr>
-        <w:t>{%p for suggestion in suggestions %}</w:t>
-      </w:r>
-    </w:p>
-    <w:p>
-      <w:pPr>
-        <w:widowControl w:val="0"/>
-        <w:spacing w:after="0" w:line="560" w:lineRule="exact"/>
-        <w:ind w:firstLine="640" w:firstLineChars="200"/>
-        <w:jc w:val="both"/>
-        <w:rPr>
-          <w:rFonts w:hint="eastAsia" w:ascii="仿宋_GB2312" w:hAnsi="仿宋_GB2312" w:eastAsia="仿宋_GB2312" w:cs="仿宋_GB2312"/>
-          <w:color w:val="000000" w:themeColor="text1"/>
-          <w:kern w:val="0"/>
-          <w:sz w:val="32"/>
-          <w:szCs w:val="32"/>
-          <w:lang w:eastAsia="zh-CN"/>
-          <w14:textFill>
-            <w14:solidFill>
-              <w14:schemeClr w14:val="tx1"/>
-            </w14:solidFill>
-          </w14:textFill>
-        </w:rPr>
-      </w:pPr>
-      <w:r>
-        <w:rPr>
-          <w:rFonts w:hint="eastAsia" w:ascii="仿宋_GB2312" w:hAnsi="仿宋_GB2312" w:eastAsia="仿宋_GB2312" w:cs="仿宋_GB2312"/>
-          <w:color w:val="000000" w:themeColor="text1"/>
-          <w:kern w:val="0"/>
-          <w:sz w:val="32"/>
-          <w:szCs w:val="32"/>
-          <w:lang w:eastAsia="zh-CN"/>
-          <w14:textFill>
-            <w14:solidFill>
-              <w14:schemeClr w14:val="tx1"/>
-            </w14:solidFill>
-          </w14:textFill>
-        </w:rPr>
-        <w:t>{{ suggestion.number }}{{ suggestion.body }}</w:t>
-      </w:r>
-    </w:p>
-    <w:p>
-      <w:pPr>
-        <w:widowControl w:val="0"/>
-        <w:spacing w:after="0" w:line="560" w:lineRule="exact"/>
-        <w:ind w:firstLine="640" w:firstLineChars="200"/>
-        <w:jc w:val="both"/>
-        <w:rPr>
-          <w:rFonts w:hint="eastAsia" w:ascii="仿宋_GB2312" w:hAnsi="仿宋_GB2312" w:eastAsia="仿宋_GB2312" w:cs="仿宋_GB2312"/>
-          <w:color w:val="000000" w:themeColor="text1"/>
-          <w:kern w:val="0"/>
-          <w:sz w:val="32"/>
-          <w:szCs w:val="32"/>
-          <w:lang w:eastAsia="zh-CN"/>
-          <w14:textFill>
-            <w14:solidFill>
-              <w14:schemeClr w14:val="tx1"/>
-            </w14:solidFill>
-          </w14:textFill>
-        </w:rPr>
-      </w:pPr>
-      <w:r>
-        <w:rPr>
-          <w:rFonts w:hint="eastAsia" w:ascii="仿宋_GB2312" w:hAnsi="仿宋_GB2312" w:eastAsia="仿宋_GB2312" w:cs="仿宋_GB2312"/>
-          <w:color w:val="000000" w:themeColor="text1"/>
-          <w:kern w:val="0"/>
-          <w:sz w:val="32"/>
-          <w:szCs w:val="32"/>
-          <w:lang w:eastAsia="zh-CN"/>
-          <w14:textFill>
-            <w14:solidFill>
-              <w14:schemeClr w14:val="tx1"/>
-            </w14:solidFill>
-          </w14:textFill>
         </w:rPr>
         <w:t>{%p endfor %}</w:t>
       </w:r>
-    </w:p>
-    <w:p>
-      <w:pPr>
-        <w:rPr>
-          <w:rFonts w:hint="eastAsia"/>
-          <w:lang w:eastAsia="zh-CN"/>
-        </w:rPr>
-      </w:pPr>
     </w:p>
     <w:sectPr>
       <w:footerReference r:id="rId7" w:type="first"/>
@@ -2999,7 +2689,7 @@
   <w:docDefaults>
     <w:rPrDefault>
       <w:rPr>
-        <w:rFonts w:asciiTheme="minorHAnsi" w:hAnsiTheme="minorHAnsi" w:eastAsiaTheme="minorEastAsia" w:cstheme="minorBidi"/>
+        <w:rFonts w:ascii="Times New Roman" w:hAnsi="Times New Roman" w:eastAsia="宋体" w:cs="Times New Roman"/>
       </w:rPr>
     </w:rPrDefault>
     <w:pPrDefault/>
@@ -3161,7 +2851,7 @@
     <w:lsdException w:qFormat="1" w:unhideWhenUsed="0" w:uiPriority="62" w:semiHidden="0" w:name="Light Grid"/>
     <w:lsdException w:qFormat="1" w:unhideWhenUsed="0" w:uiPriority="63" w:semiHidden="0" w:name="Medium Shading 1"/>
     <w:lsdException w:qFormat="1" w:unhideWhenUsed="0" w:uiPriority="64" w:semiHidden="0" w:name="Medium Shading 2"/>
-    <w:lsdException w:unhideWhenUsed="0" w:uiPriority="65" w:semiHidden="0" w:name="Medium List 1"/>
+    <w:lsdException w:qFormat="1" w:unhideWhenUsed="0" w:uiPriority="65" w:semiHidden="0" w:name="Medium List 1"/>
     <w:lsdException w:qFormat="1" w:unhideWhenUsed="0" w:uiPriority="66" w:semiHidden="0" w:name="Medium List 2"/>
     <w:lsdException w:qFormat="1" w:unhideWhenUsed="0" w:uiPriority="67" w:semiHidden="0" w:name="Medium Grid 1"/>
     <w:lsdException w:qFormat="1" w:unhideWhenUsed="0" w:uiPriority="68" w:semiHidden="0" w:name="Medium Grid 2"/>
@@ -3205,7 +2895,7 @@
     <w:lsdException w:qFormat="1" w:unhideWhenUsed="0" w:uiPriority="61" w:semiHidden="0" w:name="Light List Accent 3"/>
     <w:lsdException w:qFormat="1" w:unhideWhenUsed="0" w:uiPriority="62" w:semiHidden="0" w:name="Light Grid Accent 3"/>
     <w:lsdException w:qFormat="1" w:unhideWhenUsed="0" w:uiPriority="63" w:semiHidden="0" w:name="Medium Shading 1 Accent 3"/>
-    <w:lsdException w:unhideWhenUsed="0" w:uiPriority="64" w:semiHidden="0" w:name="Medium Shading 2 Accent 3"/>
+    <w:lsdException w:qFormat="1" w:unhideWhenUsed="0" w:uiPriority="64" w:semiHidden="0" w:name="Medium Shading 2 Accent 3"/>
     <w:lsdException w:qFormat="1" w:unhideWhenUsed="0" w:uiPriority="65" w:semiHidden="0" w:name="Medium List 1 Accent 3"/>
     <w:lsdException w:qFormat="1" w:unhideWhenUsed="0" w:uiPriority="66" w:semiHidden="0" w:name="Medium List 2 Accent 3"/>
     <w:lsdException w:qFormat="1" w:unhideWhenUsed="0" w:uiPriority="67" w:semiHidden="0" w:name="Medium Grid 1 Accent 3"/>
@@ -3237,12 +2927,12 @@
     <w:lsdException w:qFormat="1" w:unhideWhenUsed="0" w:uiPriority="65" w:semiHidden="0" w:name="Medium List 1 Accent 5"/>
     <w:lsdException w:qFormat="1" w:unhideWhenUsed="0" w:uiPriority="66" w:semiHidden="0" w:name="Medium List 2 Accent 5"/>
     <w:lsdException w:qFormat="1" w:unhideWhenUsed="0" w:uiPriority="67" w:semiHidden="0" w:name="Medium Grid 1 Accent 5"/>
-    <w:lsdException w:unhideWhenUsed="0" w:uiPriority="68" w:semiHidden="0" w:name="Medium Grid 2 Accent 5"/>
+    <w:lsdException w:qFormat="1" w:unhideWhenUsed="0" w:uiPriority="68" w:semiHidden="0" w:name="Medium Grid 2 Accent 5"/>
     <w:lsdException w:qFormat="1" w:unhideWhenUsed="0" w:uiPriority="69" w:semiHidden="0" w:name="Medium Grid 3 Accent 5"/>
     <w:lsdException w:qFormat="1" w:unhideWhenUsed="0" w:uiPriority="70" w:semiHidden="0" w:name="Dark List Accent 5"/>
     <w:lsdException w:qFormat="1" w:unhideWhenUsed="0" w:uiPriority="71" w:semiHidden="0" w:name="Colorful Shading Accent 5"/>
     <w:lsdException w:qFormat="1" w:unhideWhenUsed="0" w:uiPriority="72" w:semiHidden="0" w:name="Colorful List Accent 5"/>
-    <w:lsdException w:unhideWhenUsed="0" w:uiPriority="73" w:semiHidden="0" w:name="Colorful Grid Accent 5"/>
+    <w:lsdException w:qFormat="1" w:unhideWhenUsed="0" w:uiPriority="73" w:semiHidden="0" w:name="Colorful Grid Accent 5"/>
     <w:lsdException w:qFormat="1" w:unhideWhenUsed="0" w:uiPriority="60" w:semiHidden="0" w:name="Light Shading Accent 6"/>
     <w:lsdException w:qFormat="1" w:unhideWhenUsed="0" w:uiPriority="61" w:semiHidden="0" w:name="Light List Accent 6"/>
     <w:lsdException w:qFormat="1" w:unhideWhenUsed="0" w:uiPriority="62" w:semiHidden="0" w:name="Light Grid Accent 6"/>
@@ -3256,7 +2946,7 @@
     <w:lsdException w:qFormat="1" w:unhideWhenUsed="0" w:uiPriority="70" w:semiHidden="0" w:name="Dark List Accent 6"/>
     <w:lsdException w:qFormat="1" w:unhideWhenUsed="0" w:uiPriority="71" w:semiHidden="0" w:name="Colorful Shading Accent 6"/>
     <w:lsdException w:qFormat="1" w:unhideWhenUsed="0" w:uiPriority="72" w:semiHidden="0" w:name="Colorful List Accent 6"/>
-    <w:lsdException w:unhideWhenUsed="0" w:uiPriority="73" w:semiHidden="0" w:name="Colorful Grid Accent 6"/>
+    <w:lsdException w:qFormat="1" w:unhideWhenUsed="0" w:uiPriority="73" w:semiHidden="0" w:name="Colorful Grid Accent 6"/>
   </w:latentStyles>
   <w:style w:type="paragraph" w:default="1" w:styleId="1">
     <w:name w:val="Normal"/>
@@ -3277,7 +2967,7 @@
     <w:name w:val="heading 1"/>
     <w:basedOn w:val="1"/>
     <w:next w:val="1"/>
-    <w:link w:val="138"/>
+    <w:link w:val="140"/>
     <w:qFormat/>
     <w:uiPriority w:val="9"/>
     <w:pPr>
@@ -3299,7 +2989,7 @@
     <w:name w:val="heading 2"/>
     <w:basedOn w:val="1"/>
     <w:next w:val="1"/>
-    <w:link w:val="139"/>
+    <w:link w:val="141"/>
     <w:unhideWhenUsed/>
     <w:qFormat/>
     <w:uiPriority w:val="9"/>
@@ -3327,7 +3017,7 @@
     <w:name w:val="heading 3"/>
     <w:basedOn w:val="1"/>
     <w:next w:val="1"/>
-    <w:link w:val="140"/>
+    <w:link w:val="142"/>
     <w:unhideWhenUsed/>
     <w:qFormat/>
     <w:uiPriority w:val="9"/>
@@ -3353,7 +3043,7 @@
     <w:name w:val="heading 4"/>
     <w:basedOn w:val="1"/>
     <w:next w:val="1"/>
-    <w:link w:val="150"/>
+    <w:link w:val="152"/>
     <w:semiHidden/>
     <w:unhideWhenUsed/>
     <w:qFormat/>
@@ -3382,7 +3072,7 @@
     <w:name w:val="heading 5"/>
     <w:basedOn w:val="1"/>
     <w:next w:val="1"/>
-    <w:link w:val="151"/>
+    <w:link w:val="153"/>
     <w:semiHidden/>
     <w:unhideWhenUsed/>
     <w:qFormat/>
@@ -3402,7 +3092,7 @@
     <w:name w:val="heading 6"/>
     <w:basedOn w:val="1"/>
     <w:next w:val="1"/>
-    <w:link w:val="152"/>
+    <w:link w:val="154"/>
     <w:semiHidden/>
     <w:unhideWhenUsed/>
     <w:qFormat/>
@@ -3424,7 +3114,7 @@
     <w:name w:val="heading 7"/>
     <w:basedOn w:val="1"/>
     <w:next w:val="1"/>
-    <w:link w:val="153"/>
+    <w:link w:val="155"/>
     <w:semiHidden/>
     <w:unhideWhenUsed/>
     <w:qFormat/>
@@ -3454,7 +3144,7 @@
     <w:name w:val="heading 8"/>
     <w:basedOn w:val="1"/>
     <w:next w:val="1"/>
-    <w:link w:val="154"/>
+    <w:link w:val="156"/>
     <w:semiHidden/>
     <w:unhideWhenUsed/>
     <w:qFormat/>
@@ -3481,7 +3171,7 @@
     <w:name w:val="heading 9"/>
     <w:basedOn w:val="1"/>
     <w:next w:val="1"/>
-    <w:link w:val="155"/>
+    <w:link w:val="157"/>
     <w:semiHidden/>
     <w:unhideWhenUsed/>
     <w:qFormat/>
@@ -3509,14 +3199,14 @@
       </w14:textFill>
     </w:rPr>
   </w:style>
-  <w:style w:type="character" w:default="1" w:styleId="132">
+  <w:style w:type="character" w:default="1" w:styleId="133">
     <w:name w:val="Default Paragraph Font"/>
     <w:semiHidden/>
     <w:unhideWhenUsed/>
     <w:qFormat/>
     <w:uiPriority w:val="1"/>
   </w:style>
-  <w:style w:type="table" w:default="1" w:styleId="32">
+  <w:style w:type="table" w:default="1" w:styleId="33">
     <w:name w:val="Normal Table"/>
     <w:semiHidden/>
     <w:unhideWhenUsed/>
@@ -3534,7 +3224,7 @@
   <w:style w:type="paragraph" w:styleId="2">
     <w:name w:val="footer"/>
     <w:basedOn w:val="1"/>
-    <w:link w:val="136"/>
+    <w:link w:val="138"/>
     <w:unhideWhenUsed/>
     <w:qFormat/>
     <w:uiPriority w:val="99"/>
@@ -3548,7 +3238,7 @@
   </w:style>
   <w:style w:type="paragraph" w:styleId="3">
     <w:name w:val="macro"/>
-    <w:link w:val="147"/>
+    <w:link w:val="149"/>
     <w:unhideWhenUsed/>
     <w:qFormat/>
     <w:uiPriority w:val="99"/>
@@ -3651,7 +3341,7 @@
   <w:style w:type="paragraph" w:styleId="18">
     <w:name w:val="Body Text 3"/>
     <w:basedOn w:val="1"/>
-    <w:link w:val="146"/>
+    <w:link w:val="148"/>
     <w:unhideWhenUsed/>
     <w:qFormat/>
     <w:uiPriority w:val="99"/>
@@ -3681,7 +3371,7 @@
     <w:name w:val="Body Text"/>
     <w:basedOn w:val="1"/>
     <w:next w:val="1"/>
-    <w:link w:val="144"/>
+    <w:link w:val="146"/>
     <w:unhideWhenUsed/>
     <w:qFormat/>
     <w:uiPriority w:val="99"/>
@@ -3743,7 +3433,7 @@
   <w:style w:type="paragraph" w:styleId="25">
     <w:name w:val="header"/>
     <w:basedOn w:val="1"/>
-    <w:link w:val="135"/>
+    <w:link w:val="137"/>
     <w:unhideWhenUsed/>
     <w:qFormat/>
     <w:uiPriority w:val="99"/>
@@ -3759,7 +3449,7 @@
     <w:name w:val="Subtitle"/>
     <w:basedOn w:val="1"/>
     <w:next w:val="1"/>
-    <w:link w:val="142"/>
+    <w:link w:val="144"/>
     <w:qFormat/>
     <w:uiPriority w:val="11"/>
     <w:rPr>
@@ -3791,7 +3481,7 @@
   <w:style w:type="paragraph" w:styleId="28">
     <w:name w:val="Body Text 2"/>
     <w:basedOn w:val="1"/>
-    <w:link w:val="145"/>
+    <w:link w:val="147"/>
     <w:unhideWhenUsed/>
     <w:qFormat/>
     <w:uiPriority w:val="99"/>
@@ -3812,6 +3502,41 @@
     </w:pPr>
   </w:style>
   <w:style w:type="paragraph" w:styleId="30">
+    <w:name w:val="HTML Preformatted"/>
+    <w:basedOn w:val="1"/>
+    <w:semiHidden/>
+    <w:unhideWhenUsed/>
+    <w:uiPriority w:val="99"/>
+    <w:pPr>
+      <w:tabs>
+        <w:tab w:val="left" w:pos="916"/>
+        <w:tab w:val="left" w:pos="1832"/>
+        <w:tab w:val="left" w:pos="2748"/>
+        <w:tab w:val="left" w:pos="3664"/>
+        <w:tab w:val="left" w:pos="4580"/>
+        <w:tab w:val="left" w:pos="5496"/>
+        <w:tab w:val="left" w:pos="6412"/>
+        <w:tab w:val="left" w:pos="7328"/>
+        <w:tab w:val="left" w:pos="8244"/>
+        <w:tab w:val="left" w:pos="9160"/>
+        <w:tab w:val="left" w:pos="10076"/>
+        <w:tab w:val="left" w:pos="10992"/>
+        <w:tab w:val="left" w:pos="11908"/>
+        <w:tab w:val="left" w:pos="12824"/>
+        <w:tab w:val="left" w:pos="13740"/>
+        <w:tab w:val="left" w:pos="14656"/>
+      </w:tabs>
+      <w:jc w:val="left"/>
+    </w:pPr>
+    <w:rPr>
+      <w:rFonts w:hint="eastAsia" w:ascii="宋体" w:hAnsi="宋体" w:eastAsia="宋体" w:cs="宋体"/>
+      <w:kern w:val="0"/>
+      <w:sz w:val="24"/>
+      <w:szCs w:val="24"/>
+      <w:lang w:val="en-US" w:eastAsia="zh-CN" w:bidi="ar"/>
+    </w:rPr>
+  </w:style>
+  <w:style w:type="paragraph" w:styleId="31">
     <w:name w:val="List Continue 3"/>
     <w:basedOn w:val="1"/>
     <w:unhideWhenUsed/>
@@ -3823,11 +3548,11 @@
       <w:contextualSpacing/>
     </w:pPr>
   </w:style>
-  <w:style w:type="paragraph" w:styleId="31">
+  <w:style w:type="paragraph" w:styleId="32">
     <w:name w:val="Title"/>
     <w:basedOn w:val="1"/>
     <w:next w:val="1"/>
-    <w:link w:val="141"/>
+    <w:link w:val="143"/>
     <w:qFormat/>
     <w:uiPriority w:val="10"/>
     <w:pPr>
@@ -3846,9 +3571,9 @@
       <w:szCs w:val="52"/>
     </w:rPr>
   </w:style>
-  <w:style w:type="table" w:styleId="33">
+  <w:style w:type="table" w:styleId="34">
     <w:name w:val="Table Grid"/>
-    <w:basedOn w:val="32"/>
+    <w:basedOn w:val="33"/>
     <w:qFormat/>
     <w:uiPriority w:val="59"/>
     <w:pPr>
@@ -3871,9 +3596,9 @@
       </w:tblCellMar>
     </w:tblPr>
   </w:style>
-  <w:style w:type="table" w:styleId="34">
+  <w:style w:type="table" w:styleId="35">
     <w:name w:val="Light Shading"/>
-    <w:basedOn w:val="32"/>
+    <w:basedOn w:val="33"/>
     <w:qFormat/>
     <w:uiPriority w:val="60"/>
     <w:pPr>
@@ -3971,9 +3696,9 @@
       </w:tcPr>
     </w:tblStylePr>
   </w:style>
-  <w:style w:type="table" w:styleId="35">
+  <w:style w:type="table" w:styleId="36">
     <w:name w:val="Light Shading Accent 1"/>
-    <w:basedOn w:val="32"/>
+    <w:basedOn w:val="33"/>
     <w:qFormat/>
     <w:uiPriority w:val="60"/>
     <w:pPr>
@@ -4071,9 +3796,9 @@
       </w:tcPr>
     </w:tblStylePr>
   </w:style>
-  <w:style w:type="table" w:styleId="36">
+  <w:style w:type="table" w:styleId="37">
     <w:name w:val="Light Shading Accent 2"/>
-    <w:basedOn w:val="32"/>
+    <w:basedOn w:val="33"/>
     <w:qFormat/>
     <w:uiPriority w:val="60"/>
     <w:pPr>
@@ -4171,9 +3896,9 @@
       </w:tcPr>
     </w:tblStylePr>
   </w:style>
-  <w:style w:type="table" w:styleId="37">
+  <w:style w:type="table" w:styleId="38">
     <w:name w:val="Light Shading Accent 3"/>
-    <w:basedOn w:val="32"/>
+    <w:basedOn w:val="33"/>
     <w:qFormat/>
     <w:uiPriority w:val="60"/>
     <w:pPr>
@@ -4271,9 +3996,9 @@
       </w:tcPr>
     </w:tblStylePr>
   </w:style>
-  <w:style w:type="table" w:styleId="38">
+  <w:style w:type="table" w:styleId="39">
     <w:name w:val="Light Shading Accent 4"/>
-    <w:basedOn w:val="32"/>
+    <w:basedOn w:val="33"/>
     <w:qFormat/>
     <w:uiPriority w:val="60"/>
     <w:pPr>
@@ -4371,9 +4096,9 @@
       </w:tcPr>
     </w:tblStylePr>
   </w:style>
-  <w:style w:type="table" w:styleId="39">
+  <w:style w:type="table" w:styleId="40">
     <w:name w:val="Light Shading Accent 5"/>
-    <w:basedOn w:val="32"/>
+    <w:basedOn w:val="33"/>
     <w:qFormat/>
     <w:uiPriority w:val="60"/>
     <w:pPr>
@@ -4471,9 +4196,9 @@
       </w:tcPr>
     </w:tblStylePr>
   </w:style>
-  <w:style w:type="table" w:styleId="40">
+  <w:style w:type="table" w:styleId="41">
     <w:name w:val="Light Shading Accent 6"/>
-    <w:basedOn w:val="32"/>
+    <w:basedOn w:val="33"/>
     <w:qFormat/>
     <w:uiPriority w:val="60"/>
     <w:pPr>
@@ -4571,9 +4296,9 @@
       </w:tcPr>
     </w:tblStylePr>
   </w:style>
-  <w:style w:type="table" w:styleId="41">
+  <w:style w:type="table" w:styleId="42">
     <w:name w:val="Light List"/>
-    <w:basedOn w:val="32"/>
+    <w:basedOn w:val="33"/>
     <w:qFormat/>
     <w:uiPriority w:val="61"/>
     <w:pPr>
@@ -4665,9 +4390,9 @@
       </w:tcPr>
     </w:tblStylePr>
   </w:style>
-  <w:style w:type="table" w:styleId="42">
+  <w:style w:type="table" w:styleId="43">
     <w:name w:val="Light List Accent 1"/>
-    <w:basedOn w:val="32"/>
+    <w:basedOn w:val="33"/>
     <w:qFormat/>
     <w:uiPriority w:val="61"/>
     <w:pPr>
@@ -4759,9 +4484,9 @@
       </w:tcPr>
     </w:tblStylePr>
   </w:style>
-  <w:style w:type="table" w:styleId="43">
+  <w:style w:type="table" w:styleId="44">
     <w:name w:val="Light List Accent 2"/>
-    <w:basedOn w:val="32"/>
+    <w:basedOn w:val="33"/>
     <w:qFormat/>
     <w:uiPriority w:val="61"/>
     <w:pPr>
@@ -4853,9 +4578,9 @@
       </w:tcPr>
     </w:tblStylePr>
   </w:style>
-  <w:style w:type="table" w:styleId="44">
+  <w:style w:type="table" w:styleId="45">
     <w:name w:val="Light List Accent 3"/>
-    <w:basedOn w:val="32"/>
+    <w:basedOn w:val="33"/>
     <w:qFormat/>
     <w:uiPriority w:val="61"/>
     <w:pPr>
@@ -4947,9 +4672,9 @@
       </w:tcPr>
     </w:tblStylePr>
   </w:style>
-  <w:style w:type="table" w:styleId="45">
+  <w:style w:type="table" w:styleId="46">
     <w:name w:val="Light List Accent 4"/>
-    <w:basedOn w:val="32"/>
+    <w:basedOn w:val="33"/>
     <w:qFormat/>
     <w:uiPriority w:val="61"/>
     <w:pPr>
@@ -5041,9 +4766,9 @@
       </w:tcPr>
     </w:tblStylePr>
   </w:style>
-  <w:style w:type="table" w:styleId="46">
+  <w:style w:type="table" w:styleId="47">
     <w:name w:val="Light List Accent 5"/>
-    <w:basedOn w:val="32"/>
+    <w:basedOn w:val="33"/>
     <w:qFormat/>
     <w:uiPriority w:val="61"/>
     <w:pPr>
@@ -5135,9 +4860,9 @@
       </w:tcPr>
     </w:tblStylePr>
   </w:style>
-  <w:style w:type="table" w:styleId="47">
+  <w:style w:type="table" w:styleId="48">
     <w:name w:val="Light List Accent 6"/>
-    <w:basedOn w:val="32"/>
+    <w:basedOn w:val="33"/>
     <w:qFormat/>
     <w:uiPriority w:val="61"/>
     <w:pPr>
@@ -5229,9 +4954,9 @@
       </w:tcPr>
     </w:tblStylePr>
   </w:style>
-  <w:style w:type="table" w:styleId="48">
+  <w:style w:type="table" w:styleId="49">
     <w:name w:val="Light Grid"/>
-    <w:basedOn w:val="32"/>
+    <w:basedOn w:val="33"/>
     <w:qFormat/>
     <w:uiPriority w:val="62"/>
     <w:pPr>
@@ -5356,9 +5081,9 @@
       </w:tcPr>
     </w:tblStylePr>
   </w:style>
-  <w:style w:type="table" w:styleId="49">
+  <w:style w:type="table" w:styleId="50">
     <w:name w:val="Light Grid Accent 1"/>
-    <w:basedOn w:val="32"/>
+    <w:basedOn w:val="33"/>
     <w:qFormat/>
     <w:uiPriority w:val="62"/>
     <w:pPr>
@@ -5483,9 +5208,9 @@
       </w:tcPr>
     </w:tblStylePr>
   </w:style>
-  <w:style w:type="table" w:styleId="50">
+  <w:style w:type="table" w:styleId="51">
     <w:name w:val="Light Grid Accent 2"/>
-    <w:basedOn w:val="32"/>
+    <w:basedOn w:val="33"/>
     <w:qFormat/>
     <w:uiPriority w:val="62"/>
     <w:pPr>
@@ -5610,9 +5335,9 @@
       </w:tcPr>
     </w:tblStylePr>
   </w:style>
-  <w:style w:type="table" w:styleId="51">
+  <w:style w:type="table" w:styleId="52">
     <w:name w:val="Light Grid Accent 3"/>
-    <w:basedOn w:val="32"/>
+    <w:basedOn w:val="33"/>
     <w:qFormat/>
     <w:uiPriority w:val="62"/>
     <w:pPr>
@@ -5737,9 +5462,9 @@
       </w:tcPr>
     </w:tblStylePr>
   </w:style>
-  <w:style w:type="table" w:styleId="52">
+  <w:style w:type="table" w:styleId="53">
     <w:name w:val="Light Grid Accent 4"/>
-    <w:basedOn w:val="32"/>
+    <w:basedOn w:val="33"/>
     <w:qFormat/>
     <w:uiPriority w:val="62"/>
     <w:pPr>
@@ -5864,9 +5589,9 @@
       </w:tcPr>
     </w:tblStylePr>
   </w:style>
-  <w:style w:type="table" w:styleId="53">
+  <w:style w:type="table" w:styleId="54">
     <w:name w:val="Light Grid Accent 5"/>
-    <w:basedOn w:val="32"/>
+    <w:basedOn w:val="33"/>
     <w:qFormat/>
     <w:uiPriority w:val="62"/>
     <w:pPr>
@@ -5991,9 +5716,9 @@
       </w:tcPr>
     </w:tblStylePr>
   </w:style>
-  <w:style w:type="table" w:styleId="54">
+  <w:style w:type="table" w:styleId="55">
     <w:name w:val="Light Grid Accent 6"/>
-    <w:basedOn w:val="32"/>
+    <w:basedOn w:val="33"/>
     <w:qFormat/>
     <w:uiPriority w:val="62"/>
     <w:pPr>
@@ -6118,9 +5843,9 @@
       </w:tcPr>
     </w:tblStylePr>
   </w:style>
-  <w:style w:type="table" w:styleId="55">
+  <w:style w:type="table" w:styleId="56">
     <w:name w:val="Medium Shading 1"/>
-    <w:basedOn w:val="32"/>
+    <w:basedOn w:val="33"/>
     <w:qFormat/>
     <w:uiPriority w:val="63"/>
     <w:pPr>
@@ -6226,9 +5951,9 @@
       </w:tcPr>
     </w:tblStylePr>
   </w:style>
-  <w:style w:type="table" w:styleId="56">
+  <w:style w:type="table" w:styleId="57">
     <w:name w:val="Medium Shading 1 Accent 1"/>
-    <w:basedOn w:val="32"/>
+    <w:basedOn w:val="33"/>
     <w:qFormat/>
     <w:uiPriority w:val="63"/>
     <w:pPr>
@@ -6334,9 +6059,9 @@
       </w:tcPr>
     </w:tblStylePr>
   </w:style>
-  <w:style w:type="table" w:styleId="57">
+  <w:style w:type="table" w:styleId="58">
     <w:name w:val="Medium Shading 1 Accent 2"/>
-    <w:basedOn w:val="32"/>
+    <w:basedOn w:val="33"/>
     <w:qFormat/>
     <w:uiPriority w:val="63"/>
     <w:pPr>
@@ -6442,9 +6167,9 @@
       </w:tcPr>
     </w:tblStylePr>
   </w:style>
-  <w:style w:type="table" w:styleId="58">
+  <w:style w:type="table" w:styleId="59">
     <w:name w:val="Medium Shading 1 Accent 3"/>
-    <w:basedOn w:val="32"/>
+    <w:basedOn w:val="33"/>
     <w:qFormat/>
     <w:uiPriority w:val="63"/>
     <w:pPr>
@@ -6550,9 +6275,9 @@
       </w:tcPr>
     </w:tblStylePr>
   </w:style>
-  <w:style w:type="table" w:styleId="59">
+  <w:style w:type="table" w:styleId="60">
     <w:name w:val="Medium Shading 1 Accent 4"/>
-    <w:basedOn w:val="32"/>
+    <w:basedOn w:val="33"/>
     <w:qFormat/>
     <w:uiPriority w:val="63"/>
     <w:pPr>
@@ -6658,9 +6383,9 @@
       </w:tcPr>
     </w:tblStylePr>
   </w:style>
-  <w:style w:type="table" w:styleId="60">
+  <w:style w:type="table" w:styleId="61">
     <w:name w:val="Medium Shading 1 Accent 5"/>
-    <w:basedOn w:val="32"/>
+    <w:basedOn w:val="33"/>
     <w:qFormat/>
     <w:uiPriority w:val="63"/>
     <w:pPr>
@@ -6766,9 +6491,9 @@
       </w:tcPr>
     </w:tblStylePr>
   </w:style>
-  <w:style w:type="table" w:styleId="61">
+  <w:style w:type="table" w:styleId="62">
     <w:name w:val="Medium Shading 1 Accent 6"/>
-    <w:basedOn w:val="32"/>
+    <w:basedOn w:val="33"/>
     <w:qFormat/>
     <w:uiPriority w:val="63"/>
     <w:pPr>
@@ -6874,9 +6599,9 @@
       </w:tcPr>
     </w:tblStylePr>
   </w:style>
-  <w:style w:type="table" w:styleId="62">
+  <w:style w:type="table" w:styleId="63">
     <w:name w:val="Medium Shading 2"/>
-    <w:basedOn w:val="32"/>
+    <w:basedOn w:val="33"/>
     <w:qFormat/>
     <w:uiPriority w:val="64"/>
     <w:pPr>
@@ -7040,9 +6765,9 @@
       </w:tcPr>
     </w:tblStylePr>
   </w:style>
-  <w:style w:type="table" w:styleId="63">
+  <w:style w:type="table" w:styleId="64">
     <w:name w:val="Medium Shading 2 Accent 1"/>
-    <w:basedOn w:val="32"/>
+    <w:basedOn w:val="33"/>
     <w:qFormat/>
     <w:uiPriority w:val="64"/>
     <w:pPr>
@@ -7206,9 +6931,9 @@
       </w:tcPr>
     </w:tblStylePr>
   </w:style>
-  <w:style w:type="table" w:styleId="64">
+  <w:style w:type="table" w:styleId="65">
     <w:name w:val="Medium Shading 2 Accent 2"/>
-    <w:basedOn w:val="32"/>
+    <w:basedOn w:val="33"/>
     <w:qFormat/>
     <w:uiPriority w:val="64"/>
     <w:pPr>
@@ -7372,9 +7097,10 @@
       </w:tcPr>
     </w:tblStylePr>
   </w:style>
-  <w:style w:type="table" w:styleId="65">
+  <w:style w:type="table" w:styleId="66">
     <w:name w:val="Medium Shading 2 Accent 3"/>
-    <w:basedOn w:val="32"/>
+    <w:basedOn w:val="33"/>
+    <w:qFormat/>
     <w:uiPriority w:val="64"/>
     <w:pPr>
       <w:spacing w:after="0" w:line="240" w:lineRule="auto"/>
@@ -7537,9 +7263,9 @@
       </w:tcPr>
     </w:tblStylePr>
   </w:style>
-  <w:style w:type="table" w:styleId="66">
+  <w:style w:type="table" w:styleId="67">
     <w:name w:val="Medium Shading 2 Accent 4"/>
-    <w:basedOn w:val="32"/>
+    <w:basedOn w:val="33"/>
     <w:qFormat/>
     <w:uiPriority w:val="64"/>
     <w:pPr>
@@ -7703,9 +7429,9 @@
       </w:tcPr>
     </w:tblStylePr>
   </w:style>
-  <w:style w:type="table" w:styleId="67">
+  <w:style w:type="table" w:styleId="68">
     <w:name w:val="Medium Shading 2 Accent 5"/>
-    <w:basedOn w:val="32"/>
+    <w:basedOn w:val="33"/>
     <w:qFormat/>
     <w:uiPriority w:val="64"/>
     <w:pPr>
@@ -7869,9 +7595,9 @@
       </w:tcPr>
     </w:tblStylePr>
   </w:style>
-  <w:style w:type="table" w:styleId="68">
+  <w:style w:type="table" w:styleId="69">
     <w:name w:val="Medium Shading 2 Accent 6"/>
-    <w:basedOn w:val="32"/>
+    <w:basedOn w:val="33"/>
     <w:qFormat/>
     <w:uiPriority w:val="64"/>
     <w:pPr>
@@ -8035,9 +7761,10 @@
       </w:tcPr>
     </w:tblStylePr>
   </w:style>
-  <w:style w:type="table" w:styleId="69">
+  <w:style w:type="table" w:styleId="70">
     <w:name w:val="Medium List 1"/>
-    <w:basedOn w:val="32"/>
+    <w:basedOn w:val="33"/>
+    <w:qFormat/>
     <w:uiPriority w:val="65"/>
     <w:pPr>
       <w:spacing w:after="0" w:line="240" w:lineRule="auto"/>
@@ -8125,9 +7852,9 @@
       </w:tcPr>
     </w:tblStylePr>
   </w:style>
-  <w:style w:type="table" w:styleId="70">
+  <w:style w:type="table" w:styleId="71">
     <w:name w:val="Medium List 1 Accent 1"/>
-    <w:basedOn w:val="32"/>
+    <w:basedOn w:val="33"/>
     <w:qFormat/>
     <w:uiPriority w:val="65"/>
     <w:pPr>
@@ -8216,9 +7943,9 @@
       </w:tcPr>
     </w:tblStylePr>
   </w:style>
-  <w:style w:type="table" w:styleId="71">
+  <w:style w:type="table" w:styleId="72">
     <w:name w:val="Medium List 1 Accent 2"/>
-    <w:basedOn w:val="32"/>
+    <w:basedOn w:val="33"/>
     <w:qFormat/>
     <w:uiPriority w:val="65"/>
     <w:pPr>
@@ -8307,9 +8034,9 @@
       </w:tcPr>
     </w:tblStylePr>
   </w:style>
-  <w:style w:type="table" w:styleId="72">
+  <w:style w:type="table" w:styleId="73">
     <w:name w:val="Medium List 1 Accent 3"/>
-    <w:basedOn w:val="32"/>
+    <w:basedOn w:val="33"/>
     <w:qFormat/>
     <w:uiPriority w:val="65"/>
     <w:pPr>
@@ -8398,9 +8125,9 @@
       </w:tcPr>
     </w:tblStylePr>
   </w:style>
-  <w:style w:type="table" w:styleId="73">
+  <w:style w:type="table" w:styleId="74">
     <w:name w:val="Medium List 1 Accent 4"/>
-    <w:basedOn w:val="32"/>
+    <w:basedOn w:val="33"/>
     <w:qFormat/>
     <w:uiPriority w:val="65"/>
     <w:pPr>
@@ -8489,9 +8216,9 @@
       </w:tcPr>
     </w:tblStylePr>
   </w:style>
-  <w:style w:type="table" w:styleId="74">
+  <w:style w:type="table" w:styleId="75">
     <w:name w:val="Medium List 1 Accent 5"/>
-    <w:basedOn w:val="32"/>
+    <w:basedOn w:val="33"/>
     <w:qFormat/>
     <w:uiPriority w:val="65"/>
     <w:pPr>
@@ -8580,9 +8307,9 @@
       </w:tcPr>
     </w:tblStylePr>
   </w:style>
-  <w:style w:type="table" w:styleId="75">
+  <w:style w:type="table" w:styleId="76">
     <w:name w:val="Medium List 1 Accent 6"/>
-    <w:basedOn w:val="32"/>
+    <w:basedOn w:val="33"/>
     <w:qFormat/>
     <w:uiPriority w:val="65"/>
     <w:pPr>
@@ -8671,9 +8398,9 @@
       </w:tcPr>
     </w:tblStylePr>
   </w:style>
-  <w:style w:type="table" w:styleId="76">
+  <w:style w:type="table" w:styleId="77">
     <w:name w:val="Medium List 2"/>
-    <w:basedOn w:val="32"/>
+    <w:basedOn w:val="33"/>
     <w:qFormat/>
     <w:uiPriority w:val="66"/>
     <w:pPr>
@@ -8801,9 +8528,9 @@
       </w:tcPr>
     </w:tblStylePr>
   </w:style>
-  <w:style w:type="table" w:styleId="77">
+  <w:style w:type="table" w:styleId="78">
     <w:name w:val="Medium List 2 Accent 1"/>
-    <w:basedOn w:val="32"/>
+    <w:basedOn w:val="33"/>
     <w:qFormat/>
     <w:uiPriority w:val="66"/>
     <w:pPr>
@@ -8931,9 +8658,9 @@
       </w:tcPr>
     </w:tblStylePr>
   </w:style>
-  <w:style w:type="table" w:styleId="78">
+  <w:style w:type="table" w:styleId="79">
     <w:name w:val="Medium List 2 Accent 2"/>
-    <w:basedOn w:val="32"/>
+    <w:basedOn w:val="33"/>
     <w:qFormat/>
     <w:uiPriority w:val="66"/>
     <w:pPr>
@@ -9061,9 +8788,9 @@
       </w:tcPr>
     </w:tblStylePr>
   </w:style>
-  <w:style w:type="table" w:styleId="79">
+  <w:style w:type="table" w:styleId="80">
     <w:name w:val="Medium List 2 Accent 3"/>
-    <w:basedOn w:val="32"/>
+    <w:basedOn w:val="33"/>
     <w:qFormat/>
     <w:uiPriority w:val="66"/>
     <w:pPr>
@@ -9191,9 +8918,9 @@
       </w:tcPr>
     </w:tblStylePr>
   </w:style>
-  <w:style w:type="table" w:styleId="80">
+  <w:style w:type="table" w:styleId="81">
     <w:name w:val="Medium List 2 Accent 4"/>
-    <w:basedOn w:val="32"/>
+    <w:basedOn w:val="33"/>
     <w:qFormat/>
     <w:uiPriority w:val="66"/>
     <w:pPr>
@@ -9321,9 +9048,9 @@
       </w:tcPr>
     </w:tblStylePr>
   </w:style>
-  <w:style w:type="table" w:styleId="81">
+  <w:style w:type="table" w:styleId="82">
     <w:name w:val="Medium List 2 Accent 5"/>
-    <w:basedOn w:val="32"/>
+    <w:basedOn w:val="33"/>
     <w:qFormat/>
     <w:uiPriority w:val="66"/>
     <w:pPr>
@@ -9451,9 +9178,9 @@
       </w:tcPr>
     </w:tblStylePr>
   </w:style>
-  <w:style w:type="table" w:styleId="82">
+  <w:style w:type="table" w:styleId="83">
     <w:name w:val="Medium List 2 Accent 6"/>
-    <w:basedOn w:val="32"/>
+    <w:basedOn w:val="33"/>
     <w:qFormat/>
     <w:uiPriority w:val="66"/>
     <w:pPr>
@@ -9581,9 +9308,9 @@
       </w:tcPr>
     </w:tblStylePr>
   </w:style>
-  <w:style w:type="table" w:styleId="83">
+  <w:style w:type="table" w:styleId="84">
     <w:name w:val="Medium Grid 1"/>
-    <w:basedOn w:val="32"/>
+    <w:basedOn w:val="33"/>
     <w:qFormat/>
     <w:uiPriority w:val="67"/>
     <w:pPr>
@@ -9651,9 +9378,9 @@
       </w:tcPr>
     </w:tblStylePr>
   </w:style>
-  <w:style w:type="table" w:styleId="84">
+  <w:style w:type="table" w:styleId="85">
     <w:name w:val="Medium Grid 1 Accent 1"/>
-    <w:basedOn w:val="32"/>
+    <w:basedOn w:val="33"/>
     <w:qFormat/>
     <w:uiPriority w:val="67"/>
     <w:pPr>
@@ -9721,9 +9448,9 @@
       </w:tcPr>
     </w:tblStylePr>
   </w:style>
-  <w:style w:type="table" w:styleId="85">
+  <w:style w:type="table" w:styleId="86">
     <w:name w:val="Medium Grid 1 Accent 2"/>
-    <w:basedOn w:val="32"/>
+    <w:basedOn w:val="33"/>
     <w:qFormat/>
     <w:uiPriority w:val="67"/>
     <w:pPr>
@@ -9791,9 +9518,9 @@
       </w:tcPr>
     </w:tblStylePr>
   </w:style>
-  <w:style w:type="table" w:styleId="86">
+  <w:style w:type="table" w:styleId="87">
     <w:name w:val="Medium Grid 1 Accent 3"/>
-    <w:basedOn w:val="32"/>
+    <w:basedOn w:val="33"/>
     <w:qFormat/>
     <w:uiPriority w:val="67"/>
     <w:pPr>
@@ -9861,9 +9588,9 @@
       </w:tcPr>
     </w:tblStylePr>
   </w:style>
-  <w:style w:type="table" w:styleId="87">
+  <w:style w:type="table" w:styleId="88">
     <w:name w:val="Medium Grid 1 Accent 4"/>
-    <w:basedOn w:val="32"/>
+    <w:basedOn w:val="33"/>
     <w:qFormat/>
     <w:uiPriority w:val="67"/>
     <w:pPr>
@@ -9931,9 +9658,9 @@
       </w:tcPr>
     </w:tblStylePr>
   </w:style>
-  <w:style w:type="table" w:styleId="88">
+  <w:style w:type="table" w:styleId="89">
     <w:name w:val="Medium Grid 1 Accent 5"/>
-    <w:basedOn w:val="32"/>
+    <w:basedOn w:val="33"/>
     <w:qFormat/>
     <w:uiPriority w:val="67"/>
     <w:pPr>
@@ -10001,9 +9728,9 @@
       </w:tcPr>
     </w:tblStylePr>
   </w:style>
-  <w:style w:type="table" w:styleId="89">
+  <w:style w:type="table" w:styleId="90">
     <w:name w:val="Medium Grid 1 Accent 6"/>
-    <w:basedOn w:val="32"/>
+    <w:basedOn w:val="33"/>
     <w:qFormat/>
     <w:uiPriority w:val="67"/>
     <w:pPr>
@@ -10071,9 +9798,9 @@
       </w:tcPr>
     </w:tblStylePr>
   </w:style>
-  <w:style w:type="table" w:styleId="90">
+  <w:style w:type="table" w:styleId="91">
     <w:name w:val="Medium Grid 2"/>
-    <w:basedOn w:val="32"/>
+    <w:basedOn w:val="33"/>
     <w:qFormat/>
     <w:uiPriority w:val="68"/>
     <w:pPr>
@@ -10218,9 +9945,9 @@
       </w:tcPr>
     </w:tblStylePr>
   </w:style>
-  <w:style w:type="table" w:styleId="91">
+  <w:style w:type="table" w:styleId="92">
     <w:name w:val="Medium Grid 2 Accent 1"/>
-    <w:basedOn w:val="32"/>
+    <w:basedOn w:val="33"/>
     <w:qFormat/>
     <w:uiPriority w:val="68"/>
     <w:pPr>
@@ -10365,9 +10092,9 @@
       </w:tcPr>
     </w:tblStylePr>
   </w:style>
-  <w:style w:type="table" w:styleId="92">
+  <w:style w:type="table" w:styleId="93">
     <w:name w:val="Medium Grid 2 Accent 2"/>
-    <w:basedOn w:val="32"/>
+    <w:basedOn w:val="33"/>
     <w:qFormat/>
     <w:uiPriority w:val="68"/>
     <w:pPr>
@@ -10512,9 +10239,9 @@
       </w:tcPr>
     </w:tblStylePr>
   </w:style>
-  <w:style w:type="table" w:styleId="93">
+  <w:style w:type="table" w:styleId="94">
     <w:name w:val="Medium Grid 2 Accent 3"/>
-    <w:basedOn w:val="32"/>
+    <w:basedOn w:val="33"/>
     <w:qFormat/>
     <w:uiPriority w:val="68"/>
     <w:pPr>
@@ -10659,9 +10386,9 @@
       </w:tcPr>
     </w:tblStylePr>
   </w:style>
-  <w:style w:type="table" w:styleId="94">
+  <w:style w:type="table" w:styleId="95">
     <w:name w:val="Medium Grid 2 Accent 4"/>
-    <w:basedOn w:val="32"/>
+    <w:basedOn w:val="33"/>
     <w:qFormat/>
     <w:uiPriority w:val="68"/>
     <w:pPr>
@@ -10806,9 +10533,10 @@
       </w:tcPr>
     </w:tblStylePr>
   </w:style>
-  <w:style w:type="table" w:styleId="95">
+  <w:style w:type="table" w:styleId="96">
     <w:name w:val="Medium Grid 2 Accent 5"/>
-    <w:basedOn w:val="32"/>
+    <w:basedOn w:val="33"/>
+    <w:qFormat/>
     <w:uiPriority w:val="68"/>
     <w:pPr>
       <w:spacing w:after="0" w:line="240" w:lineRule="auto"/>
@@ -10952,9 +10680,9 @@
       </w:tcPr>
     </w:tblStylePr>
   </w:style>
-  <w:style w:type="table" w:styleId="96">
+  <w:style w:type="table" w:styleId="97">
     <w:name w:val="Medium Grid 2 Accent 6"/>
-    <w:basedOn w:val="32"/>
+    <w:basedOn w:val="33"/>
     <w:qFormat/>
     <w:uiPriority w:val="68"/>
     <w:pPr>
@@ -11099,9 +10827,9 @@
       </w:tcPr>
     </w:tblStylePr>
   </w:style>
-  <w:style w:type="table" w:styleId="97">
+  <w:style w:type="table" w:styleId="98">
     <w:name w:val="Medium Grid 3"/>
-    <w:basedOn w:val="32"/>
+    <w:basedOn w:val="33"/>
     <w:qFormat/>
     <w:uiPriority w:val="69"/>
     <w:pPr>
@@ -11257,9 +10985,9 @@
       </w:tcPr>
     </w:tblStylePr>
   </w:style>
-  <w:style w:type="table" w:styleId="98">
+  <w:style w:type="table" w:styleId="99">
     <w:name w:val="Medium Grid 3 Accent 1"/>
-    <w:basedOn w:val="32"/>
+    <w:basedOn w:val="33"/>
     <w:qFormat/>
     <w:uiPriority w:val="69"/>
     <w:pPr>
@@ -11415,9 +11143,9 @@
       </w:tcPr>
     </w:tblStylePr>
   </w:style>
-  <w:style w:type="table" w:styleId="99">
+  <w:style w:type="table" w:styleId="100">
     <w:name w:val="Medium Grid 3 Accent 2"/>
-    <w:basedOn w:val="32"/>
+    <w:basedOn w:val="33"/>
     <w:qFormat/>
     <w:uiPriority w:val="69"/>
     <w:pPr>
@@ -11573,9 +11301,9 @@
       </w:tcPr>
     </w:tblStylePr>
   </w:style>
-  <w:style w:type="table" w:styleId="100">
+  <w:style w:type="table" w:styleId="101">
     <w:name w:val="Medium Grid 3 Accent 3"/>
-    <w:basedOn w:val="32"/>
+    <w:basedOn w:val="33"/>
     <w:qFormat/>
     <w:uiPriority w:val="69"/>
     <w:pPr>
@@ -11731,9 +11459,9 @@
       </w:tcPr>
     </w:tblStylePr>
   </w:style>
-  <w:style w:type="table" w:styleId="101">
+  <w:style w:type="table" w:styleId="102">
     <w:name w:val="Medium Grid 3 Accent 4"/>
-    <w:basedOn w:val="32"/>
+    <w:basedOn w:val="33"/>
     <w:qFormat/>
     <w:uiPriority w:val="69"/>
     <w:pPr>
@@ -11889,9 +11617,9 @@
       </w:tcPr>
     </w:tblStylePr>
   </w:style>
-  <w:style w:type="table" w:styleId="102">
+  <w:style w:type="table" w:styleId="103">
     <w:name w:val="Medium Grid 3 Accent 5"/>
-    <w:basedOn w:val="32"/>
+    <w:basedOn w:val="33"/>
     <w:qFormat/>
     <w:uiPriority w:val="69"/>
     <w:pPr>
@@ -12047,9 +11775,9 @@
       </w:tcPr>
     </w:tblStylePr>
   </w:style>
-  <w:style w:type="table" w:styleId="103">
+  <w:style w:type="table" w:styleId="104">
     <w:name w:val="Medium Grid 3 Accent 6"/>
-    <w:basedOn w:val="32"/>
+    <w:basedOn w:val="33"/>
     <w:qFormat/>
     <w:uiPriority w:val="69"/>
     <w:pPr>
@@ -12205,9 +11933,9 @@
       </w:tcPr>
     </w:tblStylePr>
   </w:style>
-  <w:style w:type="table" w:styleId="104">
+  <w:style w:type="table" w:styleId="105">
     <w:name w:val="Dark List"/>
-    <w:basedOn w:val="32"/>
+    <w:basedOn w:val="33"/>
     <w:qFormat/>
     <w:uiPriority w:val="70"/>
     <w:pPr>
@@ -12321,9 +12049,9 @@
       </w:tcPr>
     </w:tblStylePr>
   </w:style>
-  <w:style w:type="table" w:styleId="105">
+  <w:style w:type="table" w:styleId="106">
     <w:name w:val="Dark List Accent 1"/>
-    <w:basedOn w:val="32"/>
+    <w:basedOn w:val="33"/>
     <w:qFormat/>
     <w:uiPriority w:val="70"/>
     <w:pPr>
@@ -12437,9 +12165,9 @@
       </w:tcPr>
     </w:tblStylePr>
   </w:style>
-  <w:style w:type="table" w:styleId="106">
+  <w:style w:type="table" w:styleId="107">
     <w:name w:val="Dark List Accent 2"/>
-    <w:basedOn w:val="32"/>
+    <w:basedOn w:val="33"/>
     <w:qFormat/>
     <w:uiPriority w:val="70"/>
     <w:pPr>
@@ -12553,9 +12281,9 @@
       </w:tcPr>
     </w:tblStylePr>
   </w:style>
-  <w:style w:type="table" w:styleId="107">
+  <w:style w:type="table" w:styleId="108">
     <w:name w:val="Dark List Accent 3"/>
-    <w:basedOn w:val="32"/>
+    <w:basedOn w:val="33"/>
     <w:qFormat/>
     <w:uiPriority w:val="70"/>
     <w:pPr>
@@ -12669,9 +12397,9 @@
       </w:tcPr>
     </w:tblStylePr>
   </w:style>
-  <w:style w:type="table" w:styleId="108">
+  <w:style w:type="table" w:styleId="109">
     <w:name w:val="Dark List Accent 4"/>
-    <w:basedOn w:val="32"/>
+    <w:basedOn w:val="33"/>
     <w:qFormat/>
     <w:uiPriority w:val="70"/>
     <w:pPr>
@@ -12785,9 +12513,9 @@
       </w:tcPr>
     </w:tblStylePr>
   </w:style>
-  <w:style w:type="table" w:styleId="109">
+  <w:style w:type="table" w:styleId="110">
     <w:name w:val="Dark List Accent 5"/>
-    <w:basedOn w:val="32"/>
+    <w:basedOn w:val="33"/>
     <w:qFormat/>
     <w:uiPriority w:val="70"/>
     <w:pPr>
@@ -12901,9 +12629,9 @@
       </w:tcPr>
     </w:tblStylePr>
   </w:style>
-  <w:style w:type="table" w:styleId="110">
+  <w:style w:type="table" w:styleId="111">
     <w:name w:val="Dark List Accent 6"/>
-    <w:basedOn w:val="32"/>
+    <w:basedOn w:val="33"/>
     <w:qFormat/>
     <w:uiPriority w:val="70"/>
     <w:pPr>
@@ -13017,9 +12745,9 @@
       </w:tcPr>
     </w:tblStylePr>
   </w:style>
-  <w:style w:type="table" w:styleId="111">
+  <w:style w:type="table" w:styleId="112">
     <w:name w:val="Colorful Shading"/>
-    <w:basedOn w:val="32"/>
+    <w:basedOn w:val="33"/>
     <w:qFormat/>
     <w:uiPriority w:val="71"/>
     <w:pPr>
@@ -13166,9 +12894,9 @@
       </w:rPr>
     </w:tblStylePr>
   </w:style>
-  <w:style w:type="table" w:styleId="112">
+  <w:style w:type="table" w:styleId="113">
     <w:name w:val="Colorful Shading Accent 1"/>
-    <w:basedOn w:val="32"/>
+    <w:basedOn w:val="33"/>
     <w:qFormat/>
     <w:uiPriority w:val="71"/>
     <w:pPr>
@@ -13315,9 +13043,9 @@
       </w:rPr>
     </w:tblStylePr>
   </w:style>
-  <w:style w:type="table" w:styleId="113">
+  <w:style w:type="table" w:styleId="114">
     <w:name w:val="Colorful Shading Accent 2"/>
-    <w:basedOn w:val="32"/>
+    <w:basedOn w:val="33"/>
     <w:qFormat/>
     <w:uiPriority w:val="71"/>
     <w:pPr>
@@ -13464,9 +13192,9 @@
       </w:rPr>
     </w:tblStylePr>
   </w:style>
-  <w:style w:type="table" w:styleId="114">
+  <w:style w:type="table" w:styleId="115">
     <w:name w:val="Colorful Shading Accent 3"/>
-    <w:basedOn w:val="32"/>
+    <w:basedOn w:val="33"/>
     <w:qFormat/>
     <w:uiPriority w:val="71"/>
     <w:pPr>
@@ -13593,9 +13321,9 @@
       </w:tcPr>
     </w:tblStylePr>
   </w:style>
-  <w:style w:type="table" w:styleId="115">
+  <w:style w:type="table" w:styleId="116">
     <w:name w:val="Colorful Shading Accent 4"/>
-    <w:basedOn w:val="32"/>
+    <w:basedOn w:val="33"/>
     <w:qFormat/>
     <w:uiPriority w:val="71"/>
     <w:pPr>
@@ -13742,9 +13470,9 @@
       </w:rPr>
     </w:tblStylePr>
   </w:style>
-  <w:style w:type="table" w:styleId="116">
+  <w:style w:type="table" w:styleId="117">
     <w:name w:val="Colorful Shading Accent 5"/>
-    <w:basedOn w:val="32"/>
+    <w:basedOn w:val="33"/>
     <w:qFormat/>
     <w:uiPriority w:val="71"/>
     <w:pPr>
@@ -13891,9 +13619,9 @@
       </w:rPr>
     </w:tblStylePr>
   </w:style>
-  <w:style w:type="table" w:styleId="117">
+  <w:style w:type="table" w:styleId="118">
     <w:name w:val="Colorful Shading Accent 6"/>
-    <w:basedOn w:val="32"/>
+    <w:basedOn w:val="33"/>
     <w:qFormat/>
     <w:uiPriority w:val="71"/>
     <w:pPr>
@@ -14040,9 +13768,9 @@
       </w:rPr>
     </w:tblStylePr>
   </w:style>
-  <w:style w:type="table" w:styleId="118">
+  <w:style w:type="table" w:styleId="119">
     <w:name w:val="Colorful List"/>
-    <w:basedOn w:val="32"/>
+    <w:basedOn w:val="33"/>
     <w:qFormat/>
     <w:uiPriority w:val="72"/>
     <w:pPr>
@@ -14133,9 +13861,9 @@
       </w:tcPr>
     </w:tblStylePr>
   </w:style>
-  <w:style w:type="table" w:styleId="119">
+  <w:style w:type="table" w:styleId="120">
     <w:name w:val="Colorful List Accent 1"/>
-    <w:basedOn w:val="32"/>
+    <w:basedOn w:val="33"/>
     <w:qFormat/>
     <w:uiPriority w:val="72"/>
     <w:pPr>
@@ -14226,9 +13954,9 @@
       </w:tcPr>
     </w:tblStylePr>
   </w:style>
-  <w:style w:type="table" w:styleId="120">
+  <w:style w:type="table" w:styleId="121">
     <w:name w:val="Colorful List Accent 2"/>
-    <w:basedOn w:val="32"/>
+    <w:basedOn w:val="33"/>
     <w:qFormat/>
     <w:uiPriority w:val="72"/>
     <w:pPr>
@@ -14319,9 +14047,9 @@
       </w:tcPr>
     </w:tblStylePr>
   </w:style>
-  <w:style w:type="table" w:styleId="121">
+  <w:style w:type="table" w:styleId="122">
     <w:name w:val="Colorful List Accent 3"/>
-    <w:basedOn w:val="32"/>
+    <w:basedOn w:val="33"/>
     <w:qFormat/>
     <w:uiPriority w:val="72"/>
     <w:pPr>
@@ -14412,9 +14140,9 @@
       </w:tcPr>
     </w:tblStylePr>
   </w:style>
-  <w:style w:type="table" w:styleId="122">
+  <w:style w:type="table" w:styleId="123">
     <w:name w:val="Colorful List Accent 4"/>
-    <w:basedOn w:val="32"/>
+    <w:basedOn w:val="33"/>
     <w:qFormat/>
     <w:uiPriority w:val="72"/>
     <w:pPr>
@@ -14505,9 +14233,9 @@
       </w:tcPr>
     </w:tblStylePr>
   </w:style>
-  <w:style w:type="table" w:styleId="123">
+  <w:style w:type="table" w:styleId="124">
     <w:name w:val="Colorful List Accent 5"/>
-    <w:basedOn w:val="32"/>
+    <w:basedOn w:val="33"/>
     <w:qFormat/>
     <w:uiPriority w:val="72"/>
     <w:pPr>
@@ -14598,9 +14326,9 @@
       </w:tcPr>
     </w:tblStylePr>
   </w:style>
-  <w:style w:type="table" w:styleId="124">
+  <w:style w:type="table" w:styleId="125">
     <w:name w:val="Colorful List Accent 6"/>
-    <w:basedOn w:val="32"/>
+    <w:basedOn w:val="33"/>
     <w:qFormat/>
     <w:uiPriority w:val="72"/>
     <w:pPr>
@@ -14691,9 +14419,9 @@
       </w:tcPr>
     </w:tblStylePr>
   </w:style>
-  <w:style w:type="table" w:styleId="125">
+  <w:style w:type="table" w:styleId="126">
     <w:name w:val="Colorful Grid"/>
-    <w:basedOn w:val="32"/>
+    <w:basedOn w:val="33"/>
     <w:qFormat/>
     <w:uiPriority w:val="73"/>
     <w:pPr>
@@ -14788,9 +14516,9 @@
       </w:tcPr>
     </w:tblStylePr>
   </w:style>
-  <w:style w:type="table" w:styleId="126">
+  <w:style w:type="table" w:styleId="127">
     <w:name w:val="Colorful Grid Accent 1"/>
-    <w:basedOn w:val="32"/>
+    <w:basedOn w:val="33"/>
     <w:qFormat/>
     <w:uiPriority w:val="73"/>
     <w:pPr>
@@ -14885,9 +14613,9 @@
       </w:tcPr>
     </w:tblStylePr>
   </w:style>
-  <w:style w:type="table" w:styleId="127">
+  <w:style w:type="table" w:styleId="128">
     <w:name w:val="Colorful Grid Accent 2"/>
-    <w:basedOn w:val="32"/>
+    <w:basedOn w:val="33"/>
     <w:qFormat/>
     <w:uiPriority w:val="73"/>
     <w:pPr>
@@ -14982,9 +14710,9 @@
       </w:tcPr>
     </w:tblStylePr>
   </w:style>
-  <w:style w:type="table" w:styleId="128">
+  <w:style w:type="table" w:styleId="129">
     <w:name w:val="Colorful Grid Accent 3"/>
-    <w:basedOn w:val="32"/>
+    <w:basedOn w:val="33"/>
     <w:qFormat/>
     <w:uiPriority w:val="73"/>
     <w:pPr>
@@ -15079,9 +14807,9 @@
       </w:tcPr>
     </w:tblStylePr>
   </w:style>
-  <w:style w:type="table" w:styleId="129">
+  <w:style w:type="table" w:styleId="130">
     <w:name w:val="Colorful Grid Accent 4"/>
-    <w:basedOn w:val="32"/>
+    <w:basedOn w:val="33"/>
     <w:qFormat/>
     <w:uiPriority w:val="73"/>
     <w:pPr>
@@ -15176,9 +14904,10 @@
       </w:tcPr>
     </w:tblStylePr>
   </w:style>
-  <w:style w:type="table" w:styleId="130">
+  <w:style w:type="table" w:styleId="131">
     <w:name w:val="Colorful Grid Accent 5"/>
-    <w:basedOn w:val="32"/>
+    <w:basedOn w:val="33"/>
+    <w:qFormat/>
     <w:uiPriority w:val="73"/>
     <w:pPr>
       <w:spacing w:after="0" w:line="240" w:lineRule="auto"/>
@@ -15272,9 +15001,10 @@
       </w:tcPr>
     </w:tblStylePr>
   </w:style>
-  <w:style w:type="table" w:styleId="131">
+  <w:style w:type="table" w:styleId="132">
     <w:name w:val="Colorful Grid Accent 6"/>
-    <w:basedOn w:val="32"/>
+    <w:basedOn w:val="33"/>
+    <w:qFormat/>
     <w:uiPriority w:val="73"/>
     <w:pPr>
       <w:spacing w:after="0" w:line="240" w:lineRule="auto"/>
@@ -15368,9 +15098,9 @@
       </w:tcPr>
     </w:tblStylePr>
   </w:style>
-  <w:style w:type="character" w:styleId="133">
+  <w:style w:type="character" w:styleId="134">
     <w:name w:val="Strong"/>
-    <w:basedOn w:val="132"/>
+    <w:basedOn w:val="133"/>
     <w:qFormat/>
     <w:uiPriority w:val="22"/>
     <w:rPr>
@@ -15378,9 +15108,9 @@
       <w:bCs/>
     </w:rPr>
   </w:style>
-  <w:style w:type="character" w:styleId="134">
+  <w:style w:type="character" w:styleId="135">
     <w:name w:val="Emphasis"/>
-    <w:basedOn w:val="132"/>
+    <w:basedOn w:val="133"/>
     <w:qFormat/>
     <w:uiPriority w:val="20"/>
     <w:rPr>
@@ -15388,20 +15118,32 @@
       <w:iCs/>
     </w:rPr>
   </w:style>
-  <w:style w:type="character" w:customStyle="1" w:styleId="135">
+  <w:style w:type="character" w:styleId="136">
+    <w:name w:val="HTML Code"/>
+    <w:basedOn w:val="133"/>
+    <w:semiHidden/>
+    <w:unhideWhenUsed/>
+    <w:uiPriority w:val="99"/>
+    <w:rPr>
+      <w:rFonts w:ascii="Courier New" w:hAnsi="Courier New"/>
+      <w:sz w:val="20"/>
+    </w:rPr>
+  </w:style>
+  <w:style w:type="character" w:customStyle="1" w:styleId="137">
     <w:name w:val="Header Char"/>
-    <w:basedOn w:val="132"/>
+    <w:basedOn w:val="133"/>
     <w:link w:val="25"/>
+    <w:qFormat/>
     <w:uiPriority w:val="99"/>
   </w:style>
-  <w:style w:type="character" w:customStyle="1" w:styleId="136">
+  <w:style w:type="character" w:customStyle="1" w:styleId="138">
     <w:name w:val="Footer Char"/>
-    <w:basedOn w:val="132"/>
+    <w:basedOn w:val="133"/>
     <w:link w:val="2"/>
     <w:qFormat/>
     <w:uiPriority w:val="99"/>
   </w:style>
-  <w:style w:type="paragraph" w:styleId="137">
+  <w:style w:type="paragraph" w:styleId="139">
     <w:name w:val="No Spacing"/>
     <w:qFormat/>
     <w:uiPriority w:val="1"/>
@@ -15415,9 +15157,9 @@
       <w:lang w:val="en-US" w:eastAsia="en-US" w:bidi="ar-SA"/>
     </w:rPr>
   </w:style>
-  <w:style w:type="character" w:customStyle="1" w:styleId="138">
+  <w:style w:type="character" w:customStyle="1" w:styleId="140">
     <w:name w:val="Heading 1 Char"/>
-    <w:basedOn w:val="132"/>
+    <w:basedOn w:val="133"/>
     <w:link w:val="4"/>
     <w:qFormat/>
     <w:uiPriority w:val="9"/>
@@ -15430,9 +15172,9 @@
       <w:szCs w:val="28"/>
     </w:rPr>
   </w:style>
-  <w:style w:type="character" w:customStyle="1" w:styleId="139">
+  <w:style w:type="character" w:customStyle="1" w:styleId="141">
     <w:name w:val="Heading 2 Char"/>
-    <w:basedOn w:val="132"/>
+    <w:basedOn w:val="133"/>
     <w:link w:val="5"/>
     <w:qFormat/>
     <w:uiPriority w:val="9"/>
@@ -15450,9 +15192,9 @@
       </w14:textFill>
     </w:rPr>
   </w:style>
-  <w:style w:type="character" w:customStyle="1" w:styleId="140">
+  <w:style w:type="character" w:customStyle="1" w:styleId="142">
     <w:name w:val="Heading 3 Char"/>
-    <w:basedOn w:val="132"/>
+    <w:basedOn w:val="133"/>
     <w:link w:val="6"/>
     <w:qFormat/>
     <w:uiPriority w:val="9"/>
@@ -15468,10 +15210,10 @@
       </w14:textFill>
     </w:rPr>
   </w:style>
-  <w:style w:type="character" w:customStyle="1" w:styleId="141">
+  <w:style w:type="character" w:customStyle="1" w:styleId="143">
     <w:name w:val="Title Char"/>
-    <w:basedOn w:val="132"/>
-    <w:link w:val="31"/>
+    <w:basedOn w:val="133"/>
+    <w:link w:val="32"/>
     <w:qFormat/>
     <w:uiPriority w:val="10"/>
     <w:rPr>
@@ -15483,9 +15225,9 @@
       <w:szCs w:val="52"/>
     </w:rPr>
   </w:style>
-  <w:style w:type="character" w:customStyle="1" w:styleId="142">
+  <w:style w:type="character" w:customStyle="1" w:styleId="144">
     <w:name w:val="Subtitle Char"/>
-    <w:basedOn w:val="132"/>
+    <w:basedOn w:val="133"/>
     <w:link w:val="26"/>
     <w:qFormat/>
     <w:uiPriority w:val="11"/>
@@ -15504,7 +15246,7 @@
       </w14:textFill>
     </w:rPr>
   </w:style>
-  <w:style w:type="paragraph" w:styleId="143">
+  <w:style w:type="paragraph" w:styleId="145">
     <w:name w:val="List Paragraph"/>
     <w:basedOn w:val="1"/>
     <w:qFormat/>
@@ -15514,23 +15256,23 @@
       <w:contextualSpacing/>
     </w:pPr>
   </w:style>
-  <w:style w:type="character" w:customStyle="1" w:styleId="144">
+  <w:style w:type="character" w:customStyle="1" w:styleId="146">
     <w:name w:val="Body Text Char"/>
-    <w:basedOn w:val="132"/>
+    <w:basedOn w:val="133"/>
     <w:link w:val="20"/>
     <w:qFormat/>
     <w:uiPriority w:val="99"/>
   </w:style>
-  <w:style w:type="character" w:customStyle="1" w:styleId="145">
+  <w:style w:type="character" w:customStyle="1" w:styleId="147">
     <w:name w:val="Body Text 2 Char"/>
-    <w:basedOn w:val="132"/>
+    <w:basedOn w:val="133"/>
     <w:link w:val="28"/>
     <w:qFormat/>
     <w:uiPriority w:val="99"/>
   </w:style>
-  <w:style w:type="character" w:customStyle="1" w:styleId="146">
+  <w:style w:type="character" w:customStyle="1" w:styleId="148">
     <w:name w:val="Body Text 3 Char"/>
-    <w:basedOn w:val="132"/>
+    <w:basedOn w:val="133"/>
     <w:link w:val="18"/>
     <w:qFormat/>
     <w:uiPriority w:val="99"/>
@@ -15539,9 +15281,9 @@
       <w:szCs w:val="16"/>
     </w:rPr>
   </w:style>
-  <w:style w:type="character" w:customStyle="1" w:styleId="147">
+  <w:style w:type="character" w:customStyle="1" w:styleId="149">
     <w:name w:val="Macro Text Char"/>
-    <w:basedOn w:val="132"/>
+    <w:basedOn w:val="133"/>
     <w:link w:val="3"/>
     <w:qFormat/>
     <w:uiPriority w:val="99"/>
@@ -15551,11 +15293,11 @@
       <w:szCs w:val="20"/>
     </w:rPr>
   </w:style>
-  <w:style w:type="paragraph" w:styleId="148">
+  <w:style w:type="paragraph" w:styleId="150">
     <w:name w:val="Quote"/>
     <w:basedOn w:val="1"/>
     <w:next w:val="1"/>
-    <w:link w:val="149"/>
+    <w:link w:val="151"/>
     <w:qFormat/>
     <w:uiPriority w:val="29"/>
     <w:rPr>
@@ -15569,10 +15311,10 @@
       </w14:textFill>
     </w:rPr>
   </w:style>
-  <w:style w:type="character" w:customStyle="1" w:styleId="149">
+  <w:style w:type="character" w:customStyle="1" w:styleId="151">
     <w:name w:val="Quote Char"/>
-    <w:basedOn w:val="132"/>
-    <w:link w:val="148"/>
+    <w:basedOn w:val="133"/>
+    <w:link w:val="150"/>
     <w:qFormat/>
     <w:uiPriority w:val="29"/>
     <w:rPr>
@@ -15586,9 +15328,9 @@
       </w14:textFill>
     </w:rPr>
   </w:style>
-  <w:style w:type="character" w:customStyle="1" w:styleId="150">
+  <w:style w:type="character" w:customStyle="1" w:styleId="152">
     <w:name w:val="Heading 4 Char"/>
-    <w:basedOn w:val="132"/>
+    <w:basedOn w:val="133"/>
     <w:link w:val="7"/>
     <w:semiHidden/>
     <w:qFormat/>
@@ -15607,9 +15349,9 @@
       </w14:textFill>
     </w:rPr>
   </w:style>
-  <w:style w:type="character" w:customStyle="1" w:styleId="151">
+  <w:style w:type="character" w:customStyle="1" w:styleId="153">
     <w:name w:val="Heading 5 Char"/>
-    <w:basedOn w:val="132"/>
+    <w:basedOn w:val="133"/>
     <w:link w:val="8"/>
     <w:semiHidden/>
     <w:qFormat/>
@@ -15619,9 +15361,9 @@
       <w:color w:val="254061" w:themeColor="accent1" w:themeShade="80"/>
     </w:rPr>
   </w:style>
-  <w:style w:type="character" w:customStyle="1" w:styleId="152">
+  <w:style w:type="character" w:customStyle="1" w:styleId="154">
     <w:name w:val="Heading 6 Char"/>
-    <w:basedOn w:val="132"/>
+    <w:basedOn w:val="133"/>
     <w:link w:val="9"/>
     <w:semiHidden/>
     <w:qFormat/>
@@ -15633,9 +15375,9 @@
       <w:color w:val="254061" w:themeColor="accent1" w:themeShade="80"/>
     </w:rPr>
   </w:style>
-  <w:style w:type="character" w:customStyle="1" w:styleId="153">
+  <w:style w:type="character" w:customStyle="1" w:styleId="155">
     <w:name w:val="Heading 7 Char"/>
-    <w:basedOn w:val="132"/>
+    <w:basedOn w:val="133"/>
     <w:link w:val="10"/>
     <w:semiHidden/>
     <w:qFormat/>
@@ -15655,9 +15397,9 @@
       </w14:textFill>
     </w:rPr>
   </w:style>
-  <w:style w:type="character" w:customStyle="1" w:styleId="154">
+  <w:style w:type="character" w:customStyle="1" w:styleId="156">
     <w:name w:val="Heading 8 Char"/>
-    <w:basedOn w:val="132"/>
+    <w:basedOn w:val="133"/>
     <w:link w:val="11"/>
     <w:semiHidden/>
     <w:qFormat/>
@@ -15674,9 +15416,9 @@
       </w14:textFill>
     </w:rPr>
   </w:style>
-  <w:style w:type="character" w:customStyle="1" w:styleId="155">
+  <w:style w:type="character" w:customStyle="1" w:styleId="157">
     <w:name w:val="Heading 9 Char"/>
-    <w:basedOn w:val="132"/>
+    <w:basedOn w:val="133"/>
     <w:link w:val="12"/>
     <w:semiHidden/>
     <w:qFormat/>
@@ -15698,11 +15440,11 @@
       </w14:textFill>
     </w:rPr>
   </w:style>
-  <w:style w:type="paragraph" w:styleId="156">
+  <w:style w:type="paragraph" w:styleId="158">
     <w:name w:val="Intense Quote"/>
     <w:basedOn w:val="1"/>
     <w:next w:val="1"/>
-    <w:link w:val="157"/>
+    <w:link w:val="159"/>
     <w:qFormat/>
     <w:uiPriority w:val="30"/>
     <w:pPr>
@@ -15725,10 +15467,10 @@
       </w14:textFill>
     </w:rPr>
   </w:style>
-  <w:style w:type="character" w:customStyle="1" w:styleId="157">
+  <w:style w:type="character" w:customStyle="1" w:styleId="159">
     <w:name w:val="Intense Quote Char"/>
-    <w:basedOn w:val="132"/>
-    <w:link w:val="156"/>
+    <w:basedOn w:val="133"/>
+    <w:link w:val="158"/>
     <w:qFormat/>
     <w:uiPriority w:val="30"/>
     <w:rPr>
@@ -15744,9 +15486,9 @@
       </w14:textFill>
     </w:rPr>
   </w:style>
-  <w:style w:type="character" w:customStyle="1" w:styleId="158">
+  <w:style w:type="character" w:customStyle="1" w:styleId="160">
     <w:name w:val="Subtle Emphasis"/>
-    <w:basedOn w:val="132"/>
+    <w:basedOn w:val="133"/>
     <w:qFormat/>
     <w:uiPriority w:val="19"/>
     <w:rPr>
@@ -15763,9 +15505,9 @@
       </w14:textFill>
     </w:rPr>
   </w:style>
-  <w:style w:type="character" w:customStyle="1" w:styleId="159">
+  <w:style w:type="character" w:customStyle="1" w:styleId="161">
     <w:name w:val="Intense Emphasis"/>
-    <w:basedOn w:val="132"/>
+    <w:basedOn w:val="133"/>
     <w:qFormat/>
     <w:uiPriority w:val="21"/>
     <w:rPr>
@@ -15781,9 +15523,9 @@
       </w14:textFill>
     </w:rPr>
   </w:style>
-  <w:style w:type="character" w:customStyle="1" w:styleId="160">
+  <w:style w:type="character" w:customStyle="1" w:styleId="162">
     <w:name w:val="Subtle Reference"/>
-    <w:basedOn w:val="132"/>
+    <w:basedOn w:val="133"/>
     <w:qFormat/>
     <w:uiPriority w:val="31"/>
     <w:rPr>
@@ -15797,9 +15539,9 @@
       </w14:textFill>
     </w:rPr>
   </w:style>
-  <w:style w:type="character" w:customStyle="1" w:styleId="161">
+  <w:style w:type="character" w:customStyle="1" w:styleId="163">
     <w:name w:val="Intense Reference"/>
-    <w:basedOn w:val="132"/>
+    <w:basedOn w:val="133"/>
     <w:qFormat/>
     <w:uiPriority w:val="32"/>
     <w:rPr>
@@ -15816,9 +15558,9 @@
       </w14:textFill>
     </w:rPr>
   </w:style>
-  <w:style w:type="character" w:customStyle="1" w:styleId="162">
+  <w:style w:type="character" w:customStyle="1" w:styleId="164">
     <w:name w:val="Book Title"/>
-    <w:basedOn w:val="132"/>
+    <w:basedOn w:val="133"/>
     <w:qFormat/>
     <w:uiPriority w:val="33"/>
     <w:rPr>
@@ -15828,7 +15570,7 @@
       <w:spacing w:val="5"/>
     </w:rPr>
   </w:style>
-  <w:style w:type="paragraph" w:customStyle="1" w:styleId="163">
+  <w:style w:type="paragraph" w:customStyle="1" w:styleId="165">
     <w:name w:val="TOC Heading"/>
     <w:basedOn w:val="4"/>
     <w:next w:val="1"/>
@@ -15840,7 +15582,7 @@
       <w:outlineLvl w:val="9"/>
     </w:pPr>
   </w:style>
-  <w:style w:type="paragraph" w:customStyle="1" w:styleId="164">
+  <w:style w:type="paragraph" w:customStyle="1" w:styleId="166">
     <w:name w:val="正文文本1"/>
     <w:basedOn w:val="1"/>
     <w:qFormat/>

--- a/街道环境建设管理工作运行情况分析报告模板.docx
+++ b/街道环境建设管理工作运行情况分析报告模板.docx
@@ -94,10 +94,12 @@
     </w:p>
     <w:p>
       <w:pPr>
+        <w:widowControl w:val="0"/>
         <w:adjustRightInd w:val="0"/>
         <w:snapToGrid w:val="0"/>
-        <w:spacing w:line="560" w:lineRule="exact"/>
+        <w:spacing w:after="0" w:line="560" w:lineRule="exact"/>
         <w:ind w:firstLine="440" w:firstLineChars="200"/>
+        <w:jc w:val="both"/>
         <w:rPr>
           <w:rFonts w:hint="eastAsia" w:ascii="宋体" w:hAnsi="宋体" w:eastAsia="黑体" w:cs="黑体"/>
         </w:rPr>
@@ -105,8 +107,22 @@
     </w:p>
     <w:p>
       <w:pPr>
-        <w:spacing w:line="560" w:lineRule="exact"/>
+        <w:keepNext w:val="0"/>
+        <w:keepLines w:val="0"/>
+        <w:pageBreakBefore w:val="0"/>
+        <w:widowControl/>
+        <w:kinsoku/>
+        <w:wordWrap/>
+        <w:overflowPunct/>
+        <w:topLinePunct w:val="0"/>
+        <w:autoSpaceDE/>
+        <w:autoSpaceDN/>
+        <w:bidi w:val="0"/>
+        <w:adjustRightInd/>
+        <w:snapToGrid/>
+        <w:spacing w:after="0" w:line="560" w:lineRule="exact"/>
         <w:ind w:firstLine="640" w:firstLineChars="200"/>
+        <w:textAlignment w:val="auto"/>
         <w:outlineLvl w:val="1"/>
         <w:rPr>
           <w:rFonts w:eastAsia="黑体" w:cs="黑体"/>
@@ -115,9 +131,9 @@
           <w:szCs w:val="32"/>
         </w:rPr>
       </w:pPr>
-      <w:bookmarkStart w:id="0" w:name="_Toc8085"/>
+      <w:bookmarkStart w:id="0" w:name="_Toc22797"/>
       <w:bookmarkEnd w:id="0"/>
-      <w:bookmarkStart w:id="1" w:name="_Toc22797"/>
+      <w:bookmarkStart w:id="1" w:name="_Toc8085"/>
       <w:bookmarkEnd w:id="1"/>
       <w:bookmarkStart w:id="2" w:name="_Toc135121247"/>
       <w:r>
@@ -133,11 +149,25 @@
     </w:p>
     <w:p>
       <w:pPr>
+        <w:keepNext w:val="0"/>
+        <w:keepLines w:val="0"/>
+        <w:pageBreakBefore w:val="0"/>
+        <w:widowControl/>
         <w:tabs>
           <w:tab w:val="center" w:pos="4422"/>
         </w:tabs>
-        <w:spacing w:line="560" w:lineRule="exact"/>
+        <w:kinsoku/>
+        <w:wordWrap/>
+        <w:overflowPunct/>
+        <w:topLinePunct w:val="0"/>
+        <w:autoSpaceDE/>
+        <w:autoSpaceDN/>
+        <w:bidi w:val="0"/>
+        <w:adjustRightInd/>
+        <w:snapToGrid/>
+        <w:spacing w:after="0" w:line="560" w:lineRule="exact"/>
         <w:ind w:firstLine="640" w:firstLineChars="200"/>
+        <w:textAlignment w:val="auto"/>
         <w:outlineLvl w:val="2"/>
         <w:rPr>
           <w:rFonts w:hint="eastAsia" w:ascii="楷体_GB2312" w:hAnsi="楷体_GB2312" w:eastAsia="楷体_GB2312" w:cs="楷体_GB2312"/>
@@ -231,7 +261,24 @@
             </w14:solidFill>
           </w14:textFill>
         </w:rPr>
-        <w:t>_management.problem_discovery.period_text }}</w:t>
+        <w:t>_management.problem_discovery.pe</w:t>
+      </w:r>
+      <w:bookmarkStart w:id="4" w:name="_GoBack"/>
+      <w:bookmarkEnd w:id="4"/>
+      <w:r>
+        <w:rPr>
+          <w:rFonts w:hint="eastAsia" w:ascii="仿宋_GB2312" w:hAnsi="仿宋_GB2312" w:eastAsia="仿宋_GB2312" w:cs="仿宋_GB2312"/>
+          <w:color w:val="000000" w:themeColor="text1"/>
+          <w:kern w:val="0"/>
+          <w:sz w:val="32"/>
+          <w:szCs w:val="32"/>
+          <w14:textFill>
+            <w14:solidFill>
+              <w14:schemeClr w14:val="tx1"/>
+            </w14:solidFill>
+          </w14:textFill>
+        </w:rPr>
+        <w:t>riod_text }}</w:t>
       </w:r>
     </w:p>
     <w:p>
@@ -265,6 +312,8 @@
     <w:p>
       <w:pPr>
         <w:pStyle w:val="20"/>
+        <w:widowControl w:val="0"/>
+        <w:spacing w:after="0" w:line="240" w:lineRule="auto"/>
         <w:jc w:val="center"/>
         <w:rPr>
           <w:rFonts w:ascii="仿宋_GB2312" w:hAnsi="Arial" w:eastAsia="仿宋_GB2312" w:cs="Arial"/>
@@ -301,13 +350,13 @@
         </w:tblCellMar>
       </w:tblPr>
       <w:tblGrid>
-        <w:gridCol w:w="1294"/>
-        <w:gridCol w:w="1294"/>
-        <w:gridCol w:w="1294"/>
-        <w:gridCol w:w="1294"/>
-        <w:gridCol w:w="1295"/>
-        <w:gridCol w:w="1295"/>
-        <w:gridCol w:w="1295"/>
+        <w:gridCol w:w="1185"/>
+        <w:gridCol w:w="1333"/>
+        <w:gridCol w:w="1364"/>
+        <w:gridCol w:w="1166"/>
+        <w:gridCol w:w="1423"/>
+        <w:gridCol w:w="1427"/>
+        <w:gridCol w:w="1163"/>
       </w:tblGrid>
       <w:tr>
         <w:tblPrEx>
@@ -324,7 +373,7 @@
         </w:trPr>
         <w:tc>
           <w:tcPr>
-            <w:tcW w:w="1134" w:type="dxa"/>
+            <w:tcW w:w="1185" w:type="dxa"/>
             <w:tcBorders>
               <w:top w:val="single" w:color="000000" w:sz="4" w:space="0"/>
               <w:left w:val="single" w:color="000000" w:sz="4" w:space="0"/>
@@ -368,7 +417,7 @@
         </w:tc>
         <w:tc>
           <w:tcPr>
-            <w:tcW w:w="1134" w:type="dxa"/>
+            <w:tcW w:w="1333" w:type="dxa"/>
             <w:tcBorders>
               <w:top w:val="single" w:color="000000" w:sz="4" w:space="0"/>
               <w:left w:val="single" w:color="000000" w:sz="4" w:space="0"/>
@@ -411,7 +460,7 @@
         </w:tc>
         <w:tc>
           <w:tcPr>
-            <w:tcW w:w="1134" w:type="dxa"/>
+            <w:tcW w:w="1364" w:type="dxa"/>
             <w:tcBorders>
               <w:top w:val="single" w:color="000000" w:sz="4" w:space="0"/>
               <w:left w:val="single" w:color="000000" w:sz="4" w:space="0"/>
@@ -454,7 +503,7 @@
         </w:tc>
         <w:tc>
           <w:tcPr>
-            <w:tcW w:w="1134" w:type="dxa"/>
+            <w:tcW w:w="1166" w:type="dxa"/>
             <w:tcBorders>
               <w:top w:val="single" w:color="000000" w:sz="4" w:space="0"/>
               <w:left w:val="single" w:color="000000" w:sz="4" w:space="0"/>
@@ -497,7 +546,7 @@
         </w:tc>
         <w:tc>
           <w:tcPr>
-            <w:tcW w:w="1134" w:type="dxa"/>
+            <w:tcW w:w="1423" w:type="dxa"/>
             <w:tcBorders>
               <w:top w:val="single" w:color="000000" w:sz="4" w:space="0"/>
               <w:left w:val="single" w:color="000000" w:sz="4" w:space="0"/>
@@ -540,7 +589,7 @@
         </w:tc>
         <w:tc>
           <w:tcPr>
-            <w:tcW w:w="1134" w:type="dxa"/>
+            <w:tcW w:w="1427" w:type="dxa"/>
             <w:tcBorders>
               <w:top w:val="single" w:color="000000" w:sz="4" w:space="0"/>
               <w:left w:val="single" w:color="000000" w:sz="4" w:space="0"/>
@@ -583,7 +632,7 @@
         </w:tc>
         <w:tc>
           <w:tcPr>
-            <w:tcW w:w="1134" w:type="dxa"/>
+            <w:tcW w:w="1163" w:type="dxa"/>
             <w:tcBorders>
               <w:top w:val="single" w:color="000000" w:sz="4" w:space="0"/>
               <w:left w:val="single" w:color="000000" w:sz="4" w:space="0"/>
@@ -639,7 +688,7 @@
         </w:trPr>
         <w:tc>
           <w:tcPr>
-            <w:tcW w:w="1134" w:type="dxa"/>
+            <w:tcW w:w="1185" w:type="dxa"/>
             <w:tcBorders>
               <w:top w:val="single" w:color="000000" w:sz="4" w:space="0"/>
               <w:left w:val="single" w:color="000000" w:sz="4" w:space="0"/>
@@ -683,7 +732,7 @@
         </w:tc>
         <w:tc>
           <w:tcPr>
-            <w:tcW w:w="1134" w:type="dxa"/>
+            <w:tcW w:w="1333" w:type="dxa"/>
             <w:tcBorders>
               <w:top w:val="single" w:color="000000" w:sz="4" w:space="0"/>
               <w:left w:val="single" w:color="000000" w:sz="4" w:space="0"/>
@@ -727,7 +776,7 @@
         </w:tc>
         <w:tc>
           <w:tcPr>
-            <w:tcW w:w="1134" w:type="dxa"/>
+            <w:tcW w:w="1364" w:type="dxa"/>
             <w:tcBorders>
               <w:top w:val="single" w:color="000000" w:sz="4" w:space="0"/>
               <w:left w:val="single" w:color="000000" w:sz="4" w:space="0"/>
@@ -771,7 +820,7 @@
         </w:tc>
         <w:tc>
           <w:tcPr>
-            <w:tcW w:w="1134" w:type="dxa"/>
+            <w:tcW w:w="1166" w:type="dxa"/>
             <w:tcBorders>
               <w:top w:val="single" w:color="000000" w:sz="4" w:space="0"/>
               <w:left w:val="single" w:color="000000" w:sz="4" w:space="0"/>
@@ -815,7 +864,7 @@
         </w:tc>
         <w:tc>
           <w:tcPr>
-            <w:tcW w:w="1134" w:type="dxa"/>
+            <w:tcW w:w="1423" w:type="dxa"/>
             <w:tcBorders>
               <w:top w:val="single" w:color="000000" w:sz="4" w:space="0"/>
               <w:left w:val="single" w:color="000000" w:sz="4" w:space="0"/>
@@ -859,7 +908,7 @@
         </w:tc>
         <w:tc>
           <w:tcPr>
-            <w:tcW w:w="1134" w:type="dxa"/>
+            <w:tcW w:w="1427" w:type="dxa"/>
             <w:tcBorders>
               <w:top w:val="single" w:color="000000" w:sz="4" w:space="0"/>
               <w:left w:val="single" w:color="000000" w:sz="4" w:space="0"/>
@@ -903,7 +952,7 @@
         </w:tc>
         <w:tc>
           <w:tcPr>
-            <w:tcW w:w="1134" w:type="dxa"/>
+            <w:tcW w:w="1163" w:type="dxa"/>
             <w:tcBorders>
               <w:top w:val="single" w:color="000000" w:sz="4" w:space="0"/>
               <w:left w:val="single" w:color="000000" w:sz="4" w:space="0"/>
@@ -1014,11 +1063,25 @@
     </w:p>
     <w:p>
       <w:pPr>
+        <w:keepNext w:val="0"/>
+        <w:keepLines w:val="0"/>
+        <w:pageBreakBefore w:val="0"/>
+        <w:widowControl/>
         <w:tabs>
           <w:tab w:val="center" w:pos="4422"/>
         </w:tabs>
-        <w:spacing w:line="560" w:lineRule="exact"/>
+        <w:kinsoku/>
+        <w:wordWrap/>
+        <w:overflowPunct/>
+        <w:topLinePunct w:val="0"/>
+        <w:autoSpaceDE/>
+        <w:autoSpaceDN/>
+        <w:bidi w:val="0"/>
+        <w:adjustRightInd/>
+        <w:snapToGrid/>
+        <w:spacing w:after="0" w:line="560" w:lineRule="exact"/>
         <w:ind w:firstLine="640" w:firstLineChars="200"/>
+        <w:textAlignment w:val="auto"/>
         <w:outlineLvl w:val="2"/>
         <w:rPr>
           <w:rFonts w:hint="eastAsia" w:ascii="楷体_GB2312" w:hAnsi="楷体_GB2312" w:eastAsia="楷体_GB2312" w:cs="楷体_GB2312"/>
@@ -1074,7 +1137,9 @@
     </w:p>
     <w:p>
       <w:pPr>
-        <w:spacing w:line="460" w:lineRule="exact"/>
+        <w:pStyle w:val="20"/>
+        <w:widowControl w:val="0"/>
+        <w:spacing w:after="0" w:line="240" w:lineRule="auto"/>
         <w:jc w:val="center"/>
         <w:rPr>
           <w:rFonts w:ascii="仿宋_GB2312" w:hAnsi="Arial" w:eastAsia="仿宋_GB2312" w:cs="Arial"/>
@@ -1092,7 +1157,28 @@
           <w:sz w:val="28"/>
           <w:szCs w:val="28"/>
         </w:rPr>
-        <w:t>{{ normal_management.resolution.table2_title }}</w:t>
+        <w:t>{{ normal_</w:t>
+      </w:r>
+      <w:r>
+        <w:rPr>
+          <w:rFonts w:hint="eastAsia" w:ascii="仿宋_GB2312" w:hAnsi="Arial" w:eastAsia="仿宋_GB2312" w:cs="Arial"/>
+          <w:b/>
+          <w:color w:val="000000"/>
+          <w:kern w:val="2"/>
+          <w:sz w:val="28"/>
+          <w:szCs w:val="28"/>
+        </w:rPr>
+        <w:t>management</w:t>
+      </w:r>
+      <w:r>
+        <w:rPr>
+          <w:rFonts w:hint="eastAsia" w:ascii="仿宋_GB2312" w:hAnsi="Arial" w:eastAsia="仿宋_GB2312" w:cs="Arial"/>
+          <w:b/>
+          <w:color w:val="000000"/>
+          <w:sz w:val="28"/>
+          <w:szCs w:val="28"/>
+        </w:rPr>
+        <w:t>.resolution.table2_title }}</w:t>
       </w:r>
     </w:p>
     <w:tbl>
@@ -1850,10 +1936,25 @@
     </w:tbl>
     <w:p>
       <w:pPr>
-        <w:autoSpaceDE w:val="0"/>
-        <w:autoSpaceDN w:val="0"/>
-        <w:spacing w:line="560" w:lineRule="exact"/>
+        <w:keepNext w:val="0"/>
+        <w:keepLines w:val="0"/>
+        <w:pageBreakBefore w:val="0"/>
+        <w:widowControl/>
+        <w:tabs>
+          <w:tab w:val="center" w:pos="4422"/>
+        </w:tabs>
+        <w:kinsoku/>
+        <w:wordWrap/>
+        <w:overflowPunct/>
+        <w:topLinePunct w:val="0"/>
+        <w:autoSpaceDE/>
+        <w:autoSpaceDN/>
+        <w:bidi w:val="0"/>
+        <w:adjustRightInd/>
+        <w:snapToGrid/>
+        <w:spacing w:after="0" w:line="560" w:lineRule="exact"/>
         <w:ind w:firstLine="640" w:firstLineChars="200"/>
+        <w:textAlignment w:val="auto"/>
         <w:outlineLvl w:val="2"/>
         <w:rPr>
           <w:rFonts w:hint="eastAsia" w:ascii="楷体_GB2312" w:hAnsi="楷体_GB2312" w:eastAsia="楷体_GB2312" w:cs="楷体_GB2312"/>
@@ -1870,7 +1971,33 @@
           <w:szCs w:val="32"/>
           <w:lang w:val="zh-CN"/>
         </w:rPr>
-        <w:t>（三）道路清扫保洁作业</w:t>
+        <w:t>（三）</w:t>
+      </w:r>
+      <w:r>
+        <w:rPr>
+          <w:rFonts w:hint="eastAsia" w:ascii="楷体_GB2312" w:hAnsi="楷体_GB2312" w:eastAsia="楷体_GB2312" w:cs="楷体_GB2312"/>
+          <w:color w:val="000000" w:themeColor="text1"/>
+          <w:kern w:val="0"/>
+          <w:sz w:val="32"/>
+          <w:szCs w:val="32"/>
+          <w:lang w:val="zh-CN"/>
+          <w14:textFill>
+            <w14:solidFill>
+              <w14:schemeClr w14:val="tx1"/>
+            </w14:solidFill>
+          </w14:textFill>
+        </w:rPr>
+        <w:t>道路</w:t>
+      </w:r>
+      <w:r>
+        <w:rPr>
+          <w:rFonts w:hint="eastAsia" w:ascii="楷体_GB2312" w:hAnsi="楷体_GB2312" w:eastAsia="楷体_GB2312" w:cs="楷体_GB2312"/>
+          <w:bCs/>
+          <w:sz w:val="32"/>
+          <w:szCs w:val="32"/>
+          <w:lang w:val="zh-CN"/>
+        </w:rPr>
+        <w:t>清扫保洁作业</w:t>
       </w:r>
     </w:p>
     <w:p>
@@ -1913,10 +2040,22 @@
     </w:p>
     <w:p>
       <w:pPr>
-        <w:autoSpaceDE w:val="0"/>
-        <w:autoSpaceDN w:val="0"/>
-        <w:spacing w:line="560" w:lineRule="exact"/>
+        <w:keepNext w:val="0"/>
+        <w:keepLines w:val="0"/>
+        <w:pageBreakBefore w:val="0"/>
+        <w:widowControl/>
+        <w:kinsoku/>
+        <w:wordWrap/>
+        <w:overflowPunct/>
+        <w:topLinePunct w:val="0"/>
+        <w:autoSpaceDE/>
+        <w:autoSpaceDN/>
+        <w:bidi w:val="0"/>
+        <w:adjustRightInd/>
+        <w:snapToGrid/>
+        <w:spacing w:after="0" w:line="560" w:lineRule="exact"/>
         <w:ind w:firstLine="640" w:firstLineChars="200"/>
+        <w:textAlignment w:val="auto"/>
         <w:outlineLvl w:val="1"/>
         <w:rPr>
           <w:rFonts w:hint="eastAsia" w:ascii="黑体" w:hAnsi="黑体" w:eastAsia="黑体" w:cs="黑体"/>
@@ -1930,13 +2069,39 @@
           <w:sz w:val="32"/>
           <w:szCs w:val="32"/>
         </w:rPr>
-        <w:t>二、垃圾管理</w:t>
+        <w:t>二、垃圾</w:t>
+      </w:r>
+      <w:r>
+        <w:rPr>
+          <w:rFonts w:hint="eastAsia" w:ascii="黑体" w:hAnsi="黑体" w:eastAsia="黑体"/>
+          <w:kern w:val="44"/>
+          <w:sz w:val="32"/>
+          <w:szCs w:val="32"/>
+        </w:rPr>
+        <w:t>管理</w:t>
       </w:r>
     </w:p>
     <w:p>
       <w:pPr>
-        <w:spacing w:line="560" w:lineRule="exact"/>
+        <w:keepNext w:val="0"/>
+        <w:keepLines w:val="0"/>
+        <w:pageBreakBefore w:val="0"/>
+        <w:widowControl/>
+        <w:tabs>
+          <w:tab w:val="center" w:pos="4422"/>
+        </w:tabs>
+        <w:kinsoku/>
+        <w:wordWrap/>
+        <w:overflowPunct/>
+        <w:topLinePunct w:val="0"/>
+        <w:autoSpaceDE/>
+        <w:autoSpaceDN/>
+        <w:bidi w:val="0"/>
+        <w:adjustRightInd/>
+        <w:snapToGrid/>
+        <w:spacing w:after="0" w:line="560" w:lineRule="exact"/>
         <w:ind w:firstLine="640" w:firstLineChars="200"/>
+        <w:textAlignment w:val="auto"/>
         <w:outlineLvl w:val="2"/>
         <w:rPr>
           <w:rFonts w:hint="eastAsia" w:ascii="楷体_GB2312" w:hAnsi="楷体_GB2312" w:eastAsia="楷体_GB2312" w:cs="楷体_GB2312"/>
@@ -1954,7 +2119,32 @@
           <w:szCs w:val="32"/>
           <w:lang w:bidi="zh-CN"/>
         </w:rPr>
-        <w:t>（一）问题发现和解决情况</w:t>
+        <w:t>（一）问题</w:t>
+      </w:r>
+      <w:r>
+        <w:rPr>
+          <w:rFonts w:hint="eastAsia" w:ascii="楷体_GB2312" w:hAnsi="楷体_GB2312" w:eastAsia="楷体_GB2312" w:cs="楷体_GB2312"/>
+          <w:color w:val="000000" w:themeColor="text1"/>
+          <w:kern w:val="0"/>
+          <w:sz w:val="32"/>
+          <w:szCs w:val="32"/>
+          <w14:textFill>
+            <w14:solidFill>
+              <w14:schemeClr w14:val="tx1"/>
+            </w14:solidFill>
+          </w14:textFill>
+        </w:rPr>
+        <w:t>发现</w:t>
+      </w:r>
+      <w:r>
+        <w:rPr>
+          <w:rFonts w:hint="eastAsia" w:ascii="楷体_GB2312" w:hAnsi="楷体_GB2312" w:eastAsia="楷体_GB2312" w:cs="楷体_GB2312"/>
+          <w:bCs/>
+          <w:sz w:val="32"/>
+          <w:szCs w:val="32"/>
+          <w:lang w:bidi="zh-CN"/>
+        </w:rPr>
+        <w:t>和解决情况</w:t>
       </w:r>
     </w:p>
     <w:p>
@@ -2059,8 +2249,25 @@
     </w:p>
     <w:p>
       <w:pPr>
-        <w:spacing w:line="560" w:lineRule="exact"/>
+        <w:keepNext w:val="0"/>
+        <w:keepLines w:val="0"/>
+        <w:pageBreakBefore w:val="0"/>
+        <w:widowControl/>
+        <w:tabs>
+          <w:tab w:val="center" w:pos="4422"/>
+        </w:tabs>
+        <w:kinsoku/>
+        <w:wordWrap/>
+        <w:overflowPunct/>
+        <w:topLinePunct w:val="0"/>
+        <w:autoSpaceDE/>
+        <w:autoSpaceDN/>
+        <w:bidi w:val="0"/>
+        <w:adjustRightInd/>
+        <w:snapToGrid/>
+        <w:spacing w:after="0" w:line="560" w:lineRule="exact"/>
         <w:ind w:firstLine="640" w:firstLineChars="200"/>
+        <w:textAlignment w:val="auto"/>
         <w:outlineLvl w:val="2"/>
         <w:rPr>
           <w:rFonts w:hint="eastAsia" w:ascii="楷体_GB2312" w:hAnsi="楷体_GB2312" w:eastAsia="楷体_GB2312" w:cs="楷体_GB2312"/>
@@ -2127,14 +2334,25 @@
     </w:p>
     <w:p>
       <w:pPr>
-        <w:numPr>
-          <w:ilvl w:val="255"/>
-          <w:numId w:val="0"/>
-        </w:numPr>
-        <w:autoSpaceDE w:val="0"/>
-        <w:autoSpaceDN w:val="0"/>
-        <w:spacing w:line="560" w:lineRule="exact"/>
+        <w:keepNext w:val="0"/>
+        <w:keepLines w:val="0"/>
+        <w:pageBreakBefore w:val="0"/>
+        <w:widowControl/>
+        <w:tabs>
+          <w:tab w:val="center" w:pos="4422"/>
+        </w:tabs>
+        <w:kinsoku/>
+        <w:wordWrap/>
+        <w:overflowPunct/>
+        <w:topLinePunct w:val="0"/>
+        <w:autoSpaceDE/>
+        <w:autoSpaceDN/>
+        <w:bidi w:val="0"/>
+        <w:adjustRightInd/>
+        <w:snapToGrid/>
+        <w:spacing w:after="0" w:line="560" w:lineRule="exact"/>
         <w:ind w:firstLine="640" w:firstLineChars="200"/>
+        <w:textAlignment w:val="auto"/>
         <w:outlineLvl w:val="2"/>
         <w:rPr>
           <w:rFonts w:hint="eastAsia" w:ascii="楷体_GB2312" w:hAnsi="楷体_GB2312" w:eastAsia="楷体_GB2312" w:cs="楷体_GB2312"/>
@@ -2151,7 +2369,33 @@
           <w:szCs w:val="32"/>
           <w:lang w:val="zh-CN"/>
         </w:rPr>
-        <w:t>（三）建筑垃圾综合治理</w:t>
+        <w:t>（三）建筑</w:t>
+      </w:r>
+      <w:r>
+        <w:rPr>
+          <w:rFonts w:hint="eastAsia" w:ascii="楷体_GB2312" w:hAnsi="楷体_GB2312" w:eastAsia="楷体_GB2312" w:cs="楷体_GB2312"/>
+          <w:color w:val="000000" w:themeColor="text1"/>
+          <w:kern w:val="0"/>
+          <w:sz w:val="32"/>
+          <w:szCs w:val="32"/>
+          <w:lang w:val="zh-CN"/>
+          <w14:textFill>
+            <w14:solidFill>
+              <w14:schemeClr w14:val="tx1"/>
+            </w14:solidFill>
+          </w14:textFill>
+        </w:rPr>
+        <w:t>垃圾</w:t>
+      </w:r>
+      <w:r>
+        <w:rPr>
+          <w:rFonts w:hint="eastAsia" w:ascii="楷体_GB2312" w:hAnsi="楷体_GB2312" w:eastAsia="楷体_GB2312" w:cs="楷体_GB2312"/>
+          <w:bCs/>
+          <w:sz w:val="32"/>
+          <w:szCs w:val="32"/>
+          <w:lang w:val="zh-CN"/>
+        </w:rPr>
+        <w:t>综合治理</w:t>
       </w:r>
     </w:p>
     <w:p>
@@ -2241,10 +2485,22 @@
     </w:p>
     <w:p>
       <w:pPr>
-        <w:autoSpaceDE w:val="0"/>
-        <w:autoSpaceDN w:val="0"/>
-        <w:spacing w:line="560" w:lineRule="exact"/>
+        <w:keepNext w:val="0"/>
+        <w:keepLines w:val="0"/>
+        <w:pageBreakBefore w:val="0"/>
+        <w:widowControl/>
+        <w:kinsoku/>
+        <w:wordWrap/>
+        <w:overflowPunct/>
+        <w:topLinePunct w:val="0"/>
+        <w:autoSpaceDE/>
+        <w:autoSpaceDN/>
+        <w:bidi w:val="0"/>
+        <w:adjustRightInd/>
+        <w:snapToGrid/>
+        <w:spacing w:after="0" w:line="560" w:lineRule="exact"/>
         <w:ind w:firstLine="640" w:firstLineChars="200"/>
+        <w:textAlignment w:val="auto"/>
         <w:outlineLvl w:val="1"/>
         <w:rPr>
           <w:rFonts w:hint="eastAsia" w:ascii="黑体" w:hAnsi="黑体" w:eastAsia="黑体" w:cs="黑体"/>
@@ -2331,8 +2587,6 @@
         </w:rPr>
         <w:t>{%p endfor %}</w:t>
       </w:r>
-      <w:bookmarkStart w:id="4" w:name="_GoBack"/>
-      <w:bookmarkEnd w:id="4"/>
     </w:p>
     <w:p>
       <w:pPr>
@@ -2794,7 +3048,7 @@
     <w:lsdException w:uiPriority="99" w:name="HTML Code"/>
     <w:lsdException w:uiPriority="99" w:name="HTML Definition"/>
     <w:lsdException w:uiPriority="99" w:name="HTML Keyboard"/>
-    <w:lsdException w:uiPriority="99" w:name="HTML Preformatted"/>
+    <w:lsdException w:qFormat="1" w:uiPriority="99" w:name="HTML Preformatted"/>
     <w:lsdException w:uiPriority="99" w:name="HTML Sample"/>
     <w:lsdException w:uiPriority="99" w:name="HTML Typewriter"/>
     <w:lsdException w:uiPriority="99" w:name="HTML Variable"/>
@@ -3506,6 +3760,7 @@
     <w:basedOn w:val="1"/>
     <w:semiHidden/>
     <w:unhideWhenUsed/>
+    <w:qFormat/>
     <w:uiPriority w:val="99"/>
     <w:pPr>
       <w:tabs>
